--- a/docs/studyguides/applicationsgaussel.docx
+++ b/docs/studyguides/applicationsgaussel.docx
@@ -52,7 +52,7 @@
         </w:rPr>
         <w:t xml:space="preserve"> </w:t>
       </w:r>
-      <w:hyperlink r:id="rId20">
+      <w:hyperlink r:id="rId9">
         <w:r>
           <w:rPr>
             <w:rStyle w:val="Hyperlink"/>
@@ -65,7 +65,7 @@
       <w:r>
         <w:t xml:space="preserve"> </w:t>
       </w:r>
-      <w:hyperlink r:id="rId21">
+      <w:hyperlink r:id="rId10">
         <w:r>
           <w:rPr>
             <w:rStyle w:val="Hyperlink"/>
@@ -92,7 +92,7 @@
         </w:rPr>
         <w:t xml:space="preserve"> </w:t>
       </w:r>
-      <w:hyperlink r:id="rId22">
+      <w:hyperlink r:id="rId11">
         <w:r>
           <w:rPr>
             <w:rStyle w:val="Hyperlink"/>
@@ -123,7 +123,7 @@
         <w:t xml:space="preserve">. In this guide, you will learn how e.r.o.s on the augmented matrix can help you find the inverse of a matrix and solve systems of linear equations.</w:t>
       </w:r>
     </w:p>
-    <w:bookmarkStart w:id="36" w:name="X475ec3cf2bb16b1a90a5c4807fe21e33005b970"/>
+    <w:bookmarkStart w:id="25" w:name="X475ec3cf2bb16b1a90a5c4807fe21e33005b970"/>
     <w:p>
       <w:pPr>
         <w:pStyle w:val="Heading1"/>
@@ -173,18 +173,18 @@
                 <wp:inline>
                   <wp:extent cx="152400" cy="152400"/>
                   <wp:effectExtent b="0" l="0" r="0" t="0"/>
-                  <wp:docPr descr="" title="" id="24" name="Picture"/>
+                  <wp:docPr descr="" title="" id="13" name="Picture"/>
                   <a:graphic>
                     <a:graphicData uri="http://schemas.openxmlformats.org/drawingml/2006/picture">
                       <pic:pic>
                         <pic:nvPicPr>
-                          <pic:cNvPr descr="/Applications/quarto/share/formats/docx/note.png" id="25" name="Picture"/>
+                          <pic:cNvPr descr="/Applications/quarto/share/formats/docx/note.png" id="14" name="Picture"/>
                           <pic:cNvPicPr>
                             <a:picLocks noChangeArrowheads="1" noChangeAspect="1"/>
                           </pic:cNvPicPr>
                         </pic:nvPicPr>
                         <pic:blipFill>
-                          <a:blip r:embed="rId23"/>
+                          <a:blip r:embed="rId12"/>
                           <a:stretch>
                             <a:fillRect/>
                           </a:stretch>
@@ -419,18 +419,18 @@
                 <wp:inline>
                   <wp:extent cx="152400" cy="152400"/>
                   <wp:effectExtent b="0" l="0" r="0" t="0"/>
-                  <wp:docPr descr="" title="" id="26" name="Picture"/>
+                  <wp:docPr descr="" title="" id="15" name="Picture"/>
                   <a:graphic>
                     <a:graphicData uri="http://schemas.openxmlformats.org/drawingml/2006/picture">
                       <pic:pic>
                         <pic:nvPicPr>
-                          <pic:cNvPr descr="/Applications/quarto/share/formats/docx/note.png" id="27" name="Picture"/>
+                          <pic:cNvPr descr="/Applications/quarto/share/formats/docx/note.png" id="16" name="Picture"/>
                           <pic:cNvPicPr>
                             <a:picLocks noChangeArrowheads="1" noChangeAspect="1"/>
                           </pic:cNvPicPr>
                         </pic:nvPicPr>
                         <pic:blipFill>
-                          <a:blip r:embed="rId23"/>
+                          <a:blip r:embed="rId12"/>
                           <a:stretch>
                             <a:fillRect/>
                           </a:stretch>
@@ -656,15 +656,21 @@
                   </m:mPr>
                   <m:mr>
                     <m:e>
-                      <m:r>
-                        <m:t>M</m:t>
-                      </m:r>
-                      <m:r>
-                        <m:rPr>
-                          <m:sty m:val="p"/>
-                        </m:rPr>
-                        <m:t>′</m:t>
-                      </m:r>
+                      <m:sSup>
+                        <m:e>
+                          <m:r>
+                            <m:t>M</m:t>
+                          </m:r>
+                        </m:e>
+                        <m:sup>
+                          <m:r>
+                            <m:rPr>
+                              <m:sty m:val="p"/>
+                            </m:rPr>
+                            <m:t>′</m:t>
+                          </m:r>
+                        </m:sup>
+                      </m:sSup>
                       <m:r>
                         <m:rPr>
                           <m:sty m:val="p"/>
@@ -815,18 +821,18 @@
                 <wp:inline>
                   <wp:extent cx="152400" cy="152400"/>
                   <wp:effectExtent b="0" l="0" r="0" t="0"/>
-                  <wp:docPr descr="" title="" id="28" name="Picture"/>
+                  <wp:docPr descr="" title="" id="17" name="Picture"/>
                   <a:graphic>
                     <a:graphicData uri="http://schemas.openxmlformats.org/drawingml/2006/picture">
                       <pic:pic>
                         <pic:nvPicPr>
-                          <pic:cNvPr descr="/Applications/quarto/share/formats/docx/note.png" id="29" name="Picture"/>
+                          <pic:cNvPr descr="/Applications/quarto/share/formats/docx/note.png" id="18" name="Picture"/>
                           <pic:cNvPicPr>
                             <a:picLocks noChangeArrowheads="1" noChangeAspect="1"/>
                           </pic:cNvPicPr>
                         </pic:nvPicPr>
                         <pic:blipFill>
-                          <a:blip r:embed="rId23"/>
+                          <a:blip r:embed="rId12"/>
                           <a:stretch>
                             <a:fillRect/>
                           </a:stretch>
@@ -939,18 +945,18 @@
                 <wp:inline>
                   <wp:extent cx="152400" cy="152400"/>
                   <wp:effectExtent b="0" l="0" r="0" t="0"/>
-                  <wp:docPr descr="" title="" id="30" name="Picture"/>
+                  <wp:docPr descr="" title="" id="19" name="Picture"/>
                   <a:graphic>
                     <a:graphicData uri="http://schemas.openxmlformats.org/drawingml/2006/picture">
                       <pic:pic>
                         <pic:nvPicPr>
-                          <pic:cNvPr descr="/Applications/quarto/share/formats/docx/note.png" id="31" name="Picture"/>
+                          <pic:cNvPr descr="/Applications/quarto/share/formats/docx/note.png" id="20" name="Picture"/>
                           <pic:cNvPicPr>
                             <a:picLocks noChangeArrowheads="1" noChangeAspect="1"/>
                           </pic:cNvPicPr>
                         </pic:nvPicPr>
                         <pic:blipFill>
-                          <a:blip r:embed="rId23"/>
+                          <a:blip r:embed="rId12"/>
                           <a:stretch>
                             <a:fillRect/>
                           </a:stretch>
@@ -1088,18 +1094,18 @@
                 <wp:inline>
                   <wp:extent cx="152400" cy="152400"/>
                   <wp:effectExtent b="0" l="0" r="0" t="0"/>
-                  <wp:docPr descr="" title="" id="32" name="Picture"/>
+                  <wp:docPr descr="" title="" id="21" name="Picture"/>
                   <a:graphic>
                     <a:graphicData uri="http://schemas.openxmlformats.org/drawingml/2006/picture">
                       <pic:pic>
                         <pic:nvPicPr>
-                          <pic:cNvPr descr="/Applications/quarto/share/formats/docx/note.png" id="33" name="Picture"/>
+                          <pic:cNvPr descr="/Applications/quarto/share/formats/docx/note.png" id="22" name="Picture"/>
                           <pic:cNvPicPr>
                             <a:picLocks noChangeArrowheads="1" noChangeAspect="1"/>
                           </pic:cNvPicPr>
                         </pic:nvPicPr>
                         <pic:blipFill>
-                          <a:blip r:embed="rId23"/>
+                          <a:blip r:embed="rId12"/>
                           <a:stretch>
                             <a:fillRect/>
                           </a:stretch>
@@ -1279,15 +1285,21 @@
                   </m:mPr>
                   <m:mr>
                     <m:e>
-                      <m:r>
-                        <m:t>B</m:t>
-                      </m:r>
-                      <m:r>
-                        <m:rPr>
-                          <m:sty m:val="p"/>
-                        </m:rPr>
-                        <m:t>′</m:t>
-                      </m:r>
+                      <m:sSup>
+                        <m:e>
+                          <m:r>
+                            <m:t>B</m:t>
+                          </m:r>
+                        </m:e>
+                        <m:sup>
+                          <m:r>
+                            <m:rPr>
+                              <m:sty m:val="p"/>
+                            </m:rPr>
+                            <m:t>′</m:t>
+                          </m:r>
+                        </m:sup>
+                      </m:sSup>
                       <m:r>
                         <m:rPr>
                           <m:sty m:val="p"/>
@@ -1429,291 +1441,272 @@
                 <m:jc m:val="center"/>
               </m:oMathParaPr>
               <m:oMath>
-                <m:m>
-                  <m:mPr>
-                    <m:baseJc m:val="center"/>
-                    <m:plcHide m:val="on"/>
-                    <m:mcs>
-                      <m:mc>
-                        <m:mcPr>
-                          <m:mcJc m:val="right"/>
-                          <m:count m:val="1"/>
-                        </m:mcPr>
-                      </m:mc>
-                      <m:mc>
-                        <m:mcPr>
-                          <m:mcJc m:val="left"/>
-                          <m:count m:val="1"/>
-                        </m:mcPr>
-                      </m:mc>
-                    </m:mcs>
-                  </m:mPr>
-                  <m:mr>
-                    <m:e>
-                      <m:d>
-                        <m:dPr>
-                          <m:begChr m:val="["/>
-                          <m:sepChr m:val=""/>
-                          <m:endChr m:val="]"/>
-                          <m:grow/>
-                        </m:dPr>
+                <m:eqArr>
+                  <m:e>
+                    <m:d>
+                      <m:dPr>
+                        <m:begChr m:val="["/>
+                        <m:sepChr m:val=""/>
+                        <m:endChr m:val="]"/>
+                        <m:grow/>
+                      </m:dPr>
+                      <m:e>
+                        <m:m>
+                          <m:mPr>
+                            <m:baseJc m:val="center"/>
+                            <m:plcHide m:val="on"/>
+                            <m:mcs>
+                              <m:mc>
+                                <m:mcPr>
+                                  <m:mcJc m:val="center"/>
+                                  <m:count m:val="1"/>
+                                </m:mcPr>
+                              </m:mc>
+                              <m:mc>
+                                <m:mcPr>
+                                  <m:mcJc m:val="center"/>
+                                  <m:count m:val="1"/>
+                                </m:mcPr>
+                              </m:mc>
+                              <m:mc>
+                                <m:mcPr>
+                                  <m:mcJc m:val="center"/>
+                                  <m:count m:val="1"/>
+                                </m:mcPr>
+                              </m:mc>
+                              <m:mc>
+                                <m:mcPr>
+                                  <m:mcJc m:val="center"/>
+                                  <m:count m:val="1"/>
+                                </m:mcPr>
+                              </m:mc>
+                            </m:mcs>
+                          </m:mPr>
+                          <m:mr>
+                            <m:e>
+                              <m:r>
+                                <m:t>4</m:t>
+                              </m:r>
+                            </m:e>
+                            <m:e>
+                              <m:r>
+                                <m:t>7</m:t>
+                              </m:r>
+                            </m:e>
+                            <m:e>
+                              <m:r>
+                                <m:t>1</m:t>
+                              </m:r>
+                            </m:e>
+                            <m:e>
+                              <m:r>
+                                <m:t>0</m:t>
+                              </m:r>
+                            </m:e>
+                          </m:mr>
+                          <m:mr>
+                            <m:e>
+                              <m:r>
+                                <m:t>2</m:t>
+                              </m:r>
+                            </m:e>
+                            <m:e>
+                              <m:r>
+                                <m:t>6</m:t>
+                              </m:r>
+                            </m:e>
+                            <m:e>
+                              <m:r>
+                                <m:t>0</m:t>
+                              </m:r>
+                            </m:e>
+                            <m:e>
+                              <m:r>
+                                <m:t>1</m:t>
+                              </m:r>
+                            </m:e>
+                          </m:mr>
+                        </m:m>
+                      </m:e>
+                    </m:d>
+                    <m:m>
+                      <m:mPr>
+                        <m:baseJc m:val="center"/>
+                        <m:plcHide m:val="on"/>
+                        <m:mcs>
+                          <m:mc>
+                            <m:mcPr>
+                              <m:mcJc m:val="center"/>
+                              <m:count m:val="1"/>
+                            </m:mcPr>
+                          </m:mc>
+                        </m:mcs>
+                      </m:mPr>
+                      <m:mr>
                         <m:e>
-                          <m:m>
-                            <m:mPr>
-                              <m:baseJc m:val="center"/>
-                              <m:plcHide m:val="on"/>
-                              <m:mcs>
-                                <m:mc>
-                                  <m:mcPr>
-                                    <m:mcJc m:val="center"/>
-                                    <m:count m:val="1"/>
-                                  </m:mcPr>
-                                </m:mc>
-                                <m:mc>
-                                  <m:mcPr>
-                                    <m:mcJc m:val="center"/>
-                                    <m:count m:val="1"/>
-                                  </m:mcPr>
-                                </m:mc>
-                                <m:mc>
-                                  <m:mcPr>
-                                    <m:mcJc m:val="center"/>
-                                    <m:count m:val="1"/>
-                                  </m:mcPr>
-                                </m:mc>
-                                <m:mc>
-                                  <m:mcPr>
-                                    <m:mcJc m:val="center"/>
-                                    <m:count m:val="1"/>
-                                  </m:mcPr>
-                                </m:mc>
-                              </m:mcs>
-                            </m:mPr>
-                            <m:mr>
-                              <m:e>
-                                <m:r>
-                                  <m:t>4</m:t>
-                                </m:r>
-                              </m:e>
-                              <m:e>
-                                <m:r>
-                                  <m:t>7</m:t>
-                                </m:r>
-                              </m:e>
-                              <m:e>
-                                <m:r>
-                                  <m:t>1</m:t>
-                                </m:r>
-                              </m:e>
-                              <m:e>
-                                <m:r>
-                                  <m:t>0</m:t>
-                                </m:r>
-                              </m:e>
-                            </m:mr>
-                            <m:mr>
-                              <m:e>
-                                <m:r>
-                                  <m:t>2</m:t>
-                                </m:r>
-                              </m:e>
-                              <m:e>
-                                <m:r>
-                                  <m:t>6</m:t>
-                                </m:r>
-                              </m:e>
-                              <m:e>
-                                <m:r>
-                                  <m:t>0</m:t>
-                                </m:r>
-                              </m:e>
-                              <m:e>
-                                <m:r>
-                                  <m:t>1</m:t>
-                                </m:r>
-                              </m:e>
-                            </m:mr>
-                          </m:m>
+                          <m:sSub>
+                            <m:e>
+                              <m:r>
+                                <m:t>r</m:t>
+                              </m:r>
+                            </m:e>
+                            <m:sub>
+                              <m:r>
+                                <m:t>1</m:t>
+                              </m:r>
+                            </m:sub>
+                          </m:sSub>
+                          <m:r>
+                            <m:rPr>
+                              <m:sty m:val="p"/>
+                            </m:rPr>
+                            <m:t>→</m:t>
+                          </m:r>
+                          <m:sSub>
+                            <m:e>
+                              <m:r>
+                                <m:t>r</m:t>
+                              </m:r>
+                            </m:e>
+                            <m:sub>
+                              <m:r>
+                                <m:t>1</m:t>
+                              </m:r>
+                            </m:sub>
+                          </m:sSub>
+                          <m:r>
+                            <m:rPr>
+                              <m:sty m:val="p"/>
+                            </m:rPr>
+                            <m:t>−</m:t>
+                          </m:r>
+                          <m:r>
+                            <m:t>2</m:t>
+                          </m:r>
+                          <m:sSub>
+                            <m:e>
+                              <m:r>
+                                <m:t>r</m:t>
+                              </m:r>
+                            </m:e>
+                            <m:sub>
+                              <m:r>
+                                <m:t>2</m:t>
+                              </m:r>
+                            </m:sub>
+                          </m:sSub>
                         </m:e>
-                      </m:d>
-                      <m:m>
-                        <m:mPr>
-                          <m:baseJc m:val="center"/>
-                          <m:plcHide m:val="on"/>
-                          <m:mcs>
-                            <m:mc>
-                              <m:mcPr>
-                                <m:mcJc m:val="center"/>
-                                <m:count m:val="1"/>
-                              </m:mcPr>
-                            </m:mc>
-                          </m:mcs>
-                        </m:mPr>
-                        <m:mr>
-                          <m:e>
-                            <m:sSub>
-                              <m:e>
-                                <m:r>
-                                  <m:t>r</m:t>
-                                </m:r>
-                              </m:e>
-                              <m:sub>
-                                <m:r>
-                                  <m:t>1</m:t>
-                                </m:r>
-                              </m:sub>
-                            </m:sSub>
-                            <m:r>
-                              <m:rPr>
-                                <m:sty m:val="p"/>
-                              </m:rPr>
-                              <m:t>→</m:t>
-                            </m:r>
-                            <m:sSub>
-                              <m:e>
-                                <m:r>
-                                  <m:t>r</m:t>
-                                </m:r>
-                              </m:e>
-                              <m:sub>
-                                <m:r>
-                                  <m:t>1</m:t>
-                                </m:r>
-                              </m:sub>
-                            </m:sSub>
-                            <m:r>
-                              <m:rPr>
-                                <m:sty m:val="p"/>
-                              </m:rPr>
-                              <m:t>−</m:t>
-                            </m:r>
-                            <m:r>
-                              <m:t>2</m:t>
-                            </m:r>
-                            <m:sSub>
-                              <m:e>
-                                <m:r>
-                                  <m:t>r</m:t>
-                                </m:r>
-                              </m:e>
-                              <m:sub>
-                                <m:r>
-                                  <m:t>2</m:t>
-                                </m:r>
-                              </m:sub>
-                            </m:sSub>
-                          </m:e>
-                        </m:mr>
-                      </m:m>
-                    </m:e>
-                    <m:e>
-                      <m:d>
-                        <m:dPr>
-                          <m:begChr m:val="["/>
-                          <m:sepChr m:val=""/>
-                          <m:endChr m:val="]"/>
-                          <m:grow/>
-                        </m:dPr>
-                        <m:e>
-                          <m:m>
-                            <m:mPr>
-                              <m:baseJc m:val="center"/>
-                              <m:plcHide m:val="on"/>
-                              <m:mcs>
-                                <m:mc>
-                                  <m:mcPr>
-                                    <m:mcJc m:val="center"/>
-                                    <m:count m:val="1"/>
-                                  </m:mcPr>
-                                </m:mc>
-                                <m:mc>
-                                  <m:mcPr>
-                                    <m:mcJc m:val="center"/>
-                                    <m:count m:val="1"/>
-                                  </m:mcPr>
-                                </m:mc>
-                                <m:mc>
-                                  <m:mcPr>
-                                    <m:mcJc m:val="center"/>
-                                    <m:count m:val="1"/>
-                                  </m:mcPr>
-                                </m:mc>
-                                <m:mc>
-                                  <m:mcPr>
-                                    <m:mcJc m:val="center"/>
-                                    <m:count m:val="1"/>
-                                  </m:mcPr>
-                                </m:mc>
-                              </m:mcs>
-                            </m:mPr>
-                            <m:mr>
-                              <m:e>
-                                <m:r>
-                                  <m:t>0</m:t>
-                                </m:r>
-                              </m:e>
-                              <m:e>
-                                <m:r>
-                                  <m:rPr>
-                                    <m:sty m:val="p"/>
-                                  </m:rPr>
-                                  <m:t>−</m:t>
-                                </m:r>
-                                <m:r>
-                                  <m:t>5</m:t>
-                                </m:r>
-                              </m:e>
-                              <m:e>
-                                <m:r>
-                                  <m:t>1</m:t>
-                                </m:r>
-                              </m:e>
-                              <m:e>
-                                <m:r>
-                                  <m:rPr>
-                                    <m:sty m:val="p"/>
-                                  </m:rPr>
-                                  <m:t>−</m:t>
-                                </m:r>
-                                <m:r>
-                                  <m:t>2</m:t>
-                                </m:r>
-                              </m:e>
-                            </m:mr>
-                            <m:mr>
-                              <m:e>
-                                <m:r>
-                                  <m:t>2</m:t>
-                                </m:r>
-                              </m:e>
-                              <m:e>
-                                <m:r>
-                                  <m:t>6</m:t>
-                                </m:r>
-                              </m:e>
-                              <m:e>
-                                <m:r>
-                                  <m:t>0</m:t>
-                                </m:r>
-                              </m:e>
-                              <m:e>
-                                <m:r>
-                                  <m:t>1</m:t>
-                                </m:r>
-                              </m:e>
-                            </m:mr>
-                          </m:m>
-                        </m:e>
-                      </m:d>
-                      <m:r>
-                        <m:rPr>
-                          <m:sty m:val="p"/>
-                        </m:rPr>
-                        <m:t>.</m:t>
-                      </m:r>
-                    </m:e>
-                  </m:mr>
-                </m:m>
+                      </m:mr>
+                    </m:m>
+                    <m:r>
+                      <m:t>&amp;</m:t>
+                    </m:r>
+                    <m:d>
+                      <m:dPr>
+                        <m:begChr m:val="["/>
+                        <m:sepChr m:val=""/>
+                        <m:endChr m:val="]"/>
+                        <m:grow/>
+                      </m:dPr>
+                      <m:e>
+                        <m:m>
+                          <m:mPr>
+                            <m:baseJc m:val="center"/>
+                            <m:plcHide m:val="on"/>
+                            <m:mcs>
+                              <m:mc>
+                                <m:mcPr>
+                                  <m:mcJc m:val="center"/>
+                                  <m:count m:val="1"/>
+                                </m:mcPr>
+                              </m:mc>
+                              <m:mc>
+                                <m:mcPr>
+                                  <m:mcJc m:val="center"/>
+                                  <m:count m:val="1"/>
+                                </m:mcPr>
+                              </m:mc>
+                              <m:mc>
+                                <m:mcPr>
+                                  <m:mcJc m:val="center"/>
+                                  <m:count m:val="1"/>
+                                </m:mcPr>
+                              </m:mc>
+                              <m:mc>
+                                <m:mcPr>
+                                  <m:mcJc m:val="center"/>
+                                  <m:count m:val="1"/>
+                                </m:mcPr>
+                              </m:mc>
+                            </m:mcs>
+                          </m:mPr>
+                          <m:mr>
+                            <m:e>
+                              <m:r>
+                                <m:t>0</m:t>
+                              </m:r>
+                            </m:e>
+                            <m:e>
+                              <m:r>
+                                <m:rPr>
+                                  <m:sty m:val="p"/>
+                                </m:rPr>
+                                <m:t>−</m:t>
+                              </m:r>
+                              <m:r>
+                                <m:t>5</m:t>
+                              </m:r>
+                            </m:e>
+                            <m:e>
+                              <m:r>
+                                <m:t>1</m:t>
+                              </m:r>
+                            </m:e>
+                            <m:e>
+                              <m:r>
+                                <m:rPr>
+                                  <m:sty m:val="p"/>
+                                </m:rPr>
+                                <m:t>−</m:t>
+                              </m:r>
+                              <m:r>
+                                <m:t>2</m:t>
+                              </m:r>
+                            </m:e>
+                          </m:mr>
+                          <m:mr>
+                            <m:e>
+                              <m:r>
+                                <m:t>2</m:t>
+                              </m:r>
+                            </m:e>
+                            <m:e>
+                              <m:r>
+                                <m:t>6</m:t>
+                              </m:r>
+                            </m:e>
+                            <m:e>
+                              <m:r>
+                                <m:t>0</m:t>
+                              </m:r>
+                            </m:e>
+                            <m:e>
+                              <m:r>
+                                <m:t>1</m:t>
+                              </m:r>
+                            </m:e>
+                          </m:mr>
+                        </m:m>
+                      </m:e>
+                    </m:d>
+                    <m:r>
+                      <m:rPr>
+                        <m:sty m:val="p"/>
+                      </m:rPr>
+                      <m:t>.</m:t>
+                    </m:r>
+                  </m:e>
+                </m:eqArr>
               </m:oMath>
             </m:oMathPara>
           </w:p>
@@ -1766,315 +1759,296 @@
                 <m:jc m:val="center"/>
               </m:oMathParaPr>
               <m:oMath>
-                <m:m>
-                  <m:mPr>
-                    <m:baseJc m:val="center"/>
-                    <m:plcHide m:val="on"/>
-                    <m:mcs>
-                      <m:mc>
-                        <m:mcPr>
-                          <m:mcJc m:val="right"/>
-                          <m:count m:val="1"/>
-                        </m:mcPr>
-                      </m:mc>
-                      <m:mc>
-                        <m:mcPr>
-                          <m:mcJc m:val="left"/>
-                          <m:count m:val="1"/>
-                        </m:mcPr>
-                      </m:mc>
-                    </m:mcs>
-                  </m:mPr>
-                  <m:mr>
-                    <m:e>
-                      <m:d>
-                        <m:dPr>
-                          <m:begChr m:val="["/>
-                          <m:sepChr m:val=""/>
-                          <m:endChr m:val="]"/>
-                          <m:grow/>
-                        </m:dPr>
+                <m:eqArr>
+                  <m:e>
+                    <m:d>
+                      <m:dPr>
+                        <m:begChr m:val="["/>
+                        <m:sepChr m:val=""/>
+                        <m:endChr m:val="]"/>
+                        <m:grow/>
+                      </m:dPr>
+                      <m:e>
+                        <m:m>
+                          <m:mPr>
+                            <m:baseJc m:val="center"/>
+                            <m:plcHide m:val="on"/>
+                            <m:mcs>
+                              <m:mc>
+                                <m:mcPr>
+                                  <m:mcJc m:val="center"/>
+                                  <m:count m:val="1"/>
+                                </m:mcPr>
+                              </m:mc>
+                              <m:mc>
+                                <m:mcPr>
+                                  <m:mcJc m:val="center"/>
+                                  <m:count m:val="1"/>
+                                </m:mcPr>
+                              </m:mc>
+                              <m:mc>
+                                <m:mcPr>
+                                  <m:mcJc m:val="center"/>
+                                  <m:count m:val="1"/>
+                                </m:mcPr>
+                              </m:mc>
+                              <m:mc>
+                                <m:mcPr>
+                                  <m:mcJc m:val="center"/>
+                                  <m:count m:val="1"/>
+                                </m:mcPr>
+                              </m:mc>
+                            </m:mcs>
+                          </m:mPr>
+                          <m:mr>
+                            <m:e>
+                              <m:r>
+                                <m:t>0</m:t>
+                              </m:r>
+                            </m:e>
+                            <m:e>
+                              <m:r>
+                                <m:rPr>
+                                  <m:sty m:val="p"/>
+                                </m:rPr>
+                                <m:t>−</m:t>
+                              </m:r>
+                              <m:r>
+                                <m:t>5</m:t>
+                              </m:r>
+                            </m:e>
+                            <m:e>
+                              <m:r>
+                                <m:t>1</m:t>
+                              </m:r>
+                            </m:e>
+                            <m:e>
+                              <m:r>
+                                <m:rPr>
+                                  <m:sty m:val="p"/>
+                                </m:rPr>
+                                <m:t>−</m:t>
+                              </m:r>
+                              <m:r>
+                                <m:t>2</m:t>
+                              </m:r>
+                            </m:e>
+                          </m:mr>
+                          <m:mr>
+                            <m:e>
+                              <m:r>
+                                <m:t>2</m:t>
+                              </m:r>
+                            </m:e>
+                            <m:e>
+                              <m:r>
+                                <m:t>6</m:t>
+                              </m:r>
+                            </m:e>
+                            <m:e>
+                              <m:r>
+                                <m:t>0</m:t>
+                              </m:r>
+                            </m:e>
+                            <m:e>
+                              <m:r>
+                                <m:t>1</m:t>
+                              </m:r>
+                            </m:e>
+                          </m:mr>
+                        </m:m>
+                      </m:e>
+                    </m:d>
+                    <m:m>
+                      <m:mPr>
+                        <m:baseJc m:val="center"/>
+                        <m:plcHide m:val="on"/>
+                        <m:mcs>
+                          <m:mc>
+                            <m:mcPr>
+                              <m:mcJc m:val="center"/>
+                              <m:count m:val="1"/>
+                            </m:mcPr>
+                          </m:mc>
+                        </m:mcs>
+                      </m:mPr>
+                      <m:mr>
                         <m:e>
-                          <m:m>
-                            <m:mPr>
-                              <m:baseJc m:val="center"/>
-                              <m:plcHide m:val="on"/>
-                              <m:mcs>
-                                <m:mc>
-                                  <m:mcPr>
-                                    <m:mcJc m:val="center"/>
-                                    <m:count m:val="1"/>
-                                  </m:mcPr>
-                                </m:mc>
-                                <m:mc>
-                                  <m:mcPr>
-                                    <m:mcJc m:val="center"/>
-                                    <m:count m:val="1"/>
-                                  </m:mcPr>
-                                </m:mc>
-                                <m:mc>
-                                  <m:mcPr>
-                                    <m:mcJc m:val="center"/>
-                                    <m:count m:val="1"/>
-                                  </m:mcPr>
-                                </m:mc>
-                                <m:mc>
-                                  <m:mcPr>
-                                    <m:mcJc m:val="center"/>
-                                    <m:count m:val="1"/>
-                                  </m:mcPr>
-                                </m:mc>
-                              </m:mcs>
-                            </m:mPr>
-                            <m:mr>
-                              <m:e>
-                                <m:r>
-                                  <m:t>0</m:t>
-                                </m:r>
-                              </m:e>
-                              <m:e>
-                                <m:r>
-                                  <m:rPr>
-                                    <m:sty m:val="p"/>
-                                  </m:rPr>
-                                  <m:t>−</m:t>
-                                </m:r>
-                                <m:r>
-                                  <m:t>5</m:t>
-                                </m:r>
-                              </m:e>
-                              <m:e>
-                                <m:r>
-                                  <m:t>1</m:t>
-                                </m:r>
-                              </m:e>
-                              <m:e>
-                                <m:r>
-                                  <m:rPr>
-                                    <m:sty m:val="p"/>
-                                  </m:rPr>
-                                  <m:t>−</m:t>
-                                </m:r>
-                                <m:r>
-                                  <m:t>2</m:t>
-                                </m:r>
-                              </m:e>
-                            </m:mr>
-                            <m:mr>
-                              <m:e>
-                                <m:r>
-                                  <m:t>2</m:t>
-                                </m:r>
-                              </m:e>
-                              <m:e>
-                                <m:r>
-                                  <m:t>6</m:t>
-                                </m:r>
-                              </m:e>
-                              <m:e>
-                                <m:r>
-                                  <m:t>0</m:t>
-                                </m:r>
-                              </m:e>
-                              <m:e>
-                                <m:r>
-                                  <m:t>1</m:t>
-                                </m:r>
-                              </m:e>
-                            </m:mr>
-                          </m:m>
+                          <m:sSub>
+                            <m:e>
+                              <m:r>
+                                <m:t>r</m:t>
+                              </m:r>
+                            </m:e>
+                            <m:sub>
+                              <m:r>
+                                <m:t>1</m:t>
+                              </m:r>
+                            </m:sub>
+                          </m:sSub>
+                          <m:r>
+                            <m:rPr>
+                              <m:sty m:val="p"/>
+                            </m:rPr>
+                            <m:t>→</m:t>
+                          </m:r>
+                          <m:sSub>
+                            <m:e>
+                              <m:r>
+                                <m:t>r</m:t>
+                              </m:r>
+                            </m:e>
+                            <m:sub>
+                              <m:r>
+                                <m:t>1</m:t>
+                              </m:r>
+                            </m:sub>
+                          </m:sSub>
+                          <m:r>
+                            <m:rPr>
+                              <m:sty m:val="p"/>
+                            </m:rPr>
+                            <m:t>−</m:t>
+                          </m:r>
+                          <m:r>
+                            <m:t>2</m:t>
+                          </m:r>
+                          <m:sSub>
+                            <m:e>
+                              <m:r>
+                                <m:t>r</m:t>
+                              </m:r>
+                            </m:e>
+                            <m:sub>
+                              <m:r>
+                                <m:t>2</m:t>
+                              </m:r>
+                            </m:sub>
+                          </m:sSub>
                         </m:e>
-                      </m:d>
-                      <m:m>
-                        <m:mPr>
-                          <m:baseJc m:val="center"/>
-                          <m:plcHide m:val="on"/>
-                          <m:mcs>
-                            <m:mc>
-                              <m:mcPr>
-                                <m:mcJc m:val="center"/>
-                                <m:count m:val="1"/>
-                              </m:mcPr>
-                            </m:mc>
-                          </m:mcs>
-                        </m:mPr>
-                        <m:mr>
-                          <m:e>
-                            <m:sSub>
-                              <m:e>
-                                <m:r>
-                                  <m:t>r</m:t>
-                                </m:r>
-                              </m:e>
-                              <m:sub>
-                                <m:r>
-                                  <m:t>1</m:t>
-                                </m:r>
-                              </m:sub>
-                            </m:sSub>
-                            <m:r>
-                              <m:rPr>
-                                <m:sty m:val="p"/>
-                              </m:rPr>
-                              <m:t>→</m:t>
-                            </m:r>
-                            <m:sSub>
-                              <m:e>
-                                <m:r>
-                                  <m:t>r</m:t>
-                                </m:r>
-                              </m:e>
-                              <m:sub>
-                                <m:r>
-                                  <m:t>1</m:t>
-                                </m:r>
-                              </m:sub>
-                            </m:sSub>
-                            <m:r>
-                              <m:rPr>
-                                <m:sty m:val="p"/>
-                              </m:rPr>
-                              <m:t>−</m:t>
-                            </m:r>
-                            <m:r>
-                              <m:t>2</m:t>
-                            </m:r>
-                            <m:sSub>
-                              <m:e>
-                                <m:r>
-                                  <m:t>r</m:t>
-                                </m:r>
-                              </m:e>
-                              <m:sub>
-                                <m:r>
-                                  <m:t>2</m:t>
-                                </m:r>
-                              </m:sub>
-                            </m:sSub>
-                          </m:e>
-                        </m:mr>
-                      </m:m>
-                    </m:e>
-                    <m:e>
-                      <m:d>
-                        <m:dPr>
-                          <m:begChr m:val="["/>
-                          <m:sepChr m:val=""/>
-                          <m:endChr m:val="]"/>
-                          <m:grow/>
-                        </m:dPr>
-                        <m:e>
-                          <m:m>
-                            <m:mPr>
-                              <m:baseJc m:val="center"/>
-                              <m:plcHide m:val="on"/>
-                              <m:mcs>
-                                <m:mc>
-                                  <m:mcPr>
-                                    <m:mcJc m:val="center"/>
-                                    <m:count m:val="1"/>
-                                  </m:mcPr>
-                                </m:mc>
-                                <m:mc>
-                                  <m:mcPr>
-                                    <m:mcJc m:val="center"/>
-                                    <m:count m:val="1"/>
-                                  </m:mcPr>
-                                </m:mc>
-                                <m:mc>
-                                  <m:mcPr>
-                                    <m:mcJc m:val="center"/>
-                                    <m:count m:val="1"/>
-                                  </m:mcPr>
-                                </m:mc>
-                                <m:mc>
-                                  <m:mcPr>
-                                    <m:mcJc m:val="center"/>
-                                    <m:count m:val="1"/>
-                                  </m:mcPr>
-                                </m:mc>
-                              </m:mcs>
-                            </m:mPr>
-                            <m:mr>
-                              <m:e>
-                                <m:r>
-                                  <m:t>0</m:t>
-                                </m:r>
-                              </m:e>
-                              <m:e>
-                                <m:r>
-                                  <m:t>1</m:t>
-                                </m:r>
-                              </m:e>
-                              <m:e>
-                                <m:f>
-                                  <m:fPr>
-                                    <m:type m:val="bar"/>
-                                  </m:fPr>
-                                  <m:num>
-                                    <m:r>
-                                      <m:rPr>
-                                        <m:sty m:val="p"/>
-                                      </m:rPr>
-                                      <m:t>−</m:t>
-                                    </m:r>
-                                    <m:r>
-                                      <m:t>1</m:t>
-                                    </m:r>
-                                  </m:num>
-                                  <m:den>
-                                    <m:r>
-                                      <m:t>5</m:t>
-                                    </m:r>
-                                  </m:den>
-                                </m:f>
-                              </m:e>
-                              <m:e>
-                                <m:f>
-                                  <m:fPr>
-                                    <m:type m:val="bar"/>
-                                  </m:fPr>
-                                  <m:num>
-                                    <m:r>
-                                      <m:t>2</m:t>
-                                    </m:r>
-                                  </m:num>
-                                  <m:den>
-                                    <m:r>
-                                      <m:t>5</m:t>
-                                    </m:r>
-                                  </m:den>
-                                </m:f>
-                              </m:e>
-                            </m:mr>
-                            <m:mr>
-                              <m:e>
-                                <m:r>
-                                  <m:t>2</m:t>
-                                </m:r>
-                              </m:e>
-                              <m:e>
-                                <m:r>
-                                  <m:t>6</m:t>
-                                </m:r>
-                              </m:e>
-                              <m:e>
-                                <m:r>
-                                  <m:t>0</m:t>
-                                </m:r>
-                              </m:e>
-                              <m:e>
-                                <m:r>
-                                  <m:t>1</m:t>
-                                </m:r>
-                              </m:e>
-                            </m:mr>
-                          </m:m>
-                        </m:e>
-                      </m:d>
-                    </m:e>
-                  </m:mr>
-                </m:m>
+                      </m:mr>
+                    </m:m>
+                    <m:r>
+                      <m:t>&amp;</m:t>
+                    </m:r>
+                    <m:d>
+                      <m:dPr>
+                        <m:begChr m:val="["/>
+                        <m:sepChr m:val=""/>
+                        <m:endChr m:val="]"/>
+                        <m:grow/>
+                      </m:dPr>
+                      <m:e>
+                        <m:m>
+                          <m:mPr>
+                            <m:baseJc m:val="center"/>
+                            <m:plcHide m:val="on"/>
+                            <m:mcs>
+                              <m:mc>
+                                <m:mcPr>
+                                  <m:mcJc m:val="center"/>
+                                  <m:count m:val="1"/>
+                                </m:mcPr>
+                              </m:mc>
+                              <m:mc>
+                                <m:mcPr>
+                                  <m:mcJc m:val="center"/>
+                                  <m:count m:val="1"/>
+                                </m:mcPr>
+                              </m:mc>
+                              <m:mc>
+                                <m:mcPr>
+                                  <m:mcJc m:val="center"/>
+                                  <m:count m:val="1"/>
+                                </m:mcPr>
+                              </m:mc>
+                              <m:mc>
+                                <m:mcPr>
+                                  <m:mcJc m:val="center"/>
+                                  <m:count m:val="1"/>
+                                </m:mcPr>
+                              </m:mc>
+                            </m:mcs>
+                          </m:mPr>
+                          <m:mr>
+                            <m:e>
+                              <m:r>
+                                <m:t>0</m:t>
+                              </m:r>
+                            </m:e>
+                            <m:e>
+                              <m:r>
+                                <m:t>1</m:t>
+                              </m:r>
+                            </m:e>
+                            <m:e>
+                              <m:f>
+                                <m:fPr>
+                                  <m:type m:val="bar"/>
+                                </m:fPr>
+                                <m:num>
+                                  <m:r>
+                                    <m:rPr>
+                                      <m:sty m:val="p"/>
+                                    </m:rPr>
+                                    <m:t>−</m:t>
+                                  </m:r>
+                                  <m:r>
+                                    <m:t>1</m:t>
+                                  </m:r>
+                                </m:num>
+                                <m:den>
+                                  <m:r>
+                                    <m:t>5</m:t>
+                                  </m:r>
+                                </m:den>
+                              </m:f>
+                            </m:e>
+                            <m:e>
+                              <m:f>
+                                <m:fPr>
+                                  <m:type m:val="bar"/>
+                                </m:fPr>
+                                <m:num>
+                                  <m:r>
+                                    <m:t>2</m:t>
+                                  </m:r>
+                                </m:num>
+                                <m:den>
+                                  <m:r>
+                                    <m:t>5</m:t>
+                                  </m:r>
+                                </m:den>
+                              </m:f>
+                            </m:e>
+                          </m:mr>
+                          <m:mr>
+                            <m:e>
+                              <m:r>
+                                <m:t>2</m:t>
+                              </m:r>
+                            </m:e>
+                            <m:e>
+                              <m:r>
+                                <m:t>6</m:t>
+                              </m:r>
+                            </m:e>
+                            <m:e>
+                              <m:r>
+                                <m:t>0</m:t>
+                              </m:r>
+                            </m:e>
+                            <m:e>
+                              <m:r>
+                                <m:t>1</m:t>
+                              </m:r>
+                            </m:e>
+                          </m:mr>
+                        </m:m>
+                      </m:e>
+                    </m:d>
+                  </m:e>
+                </m:eqArr>
               </m:oMath>
             </m:oMathPara>
           </w:p>
@@ -2121,400 +2095,381 @@
                 <m:jc m:val="center"/>
               </m:oMathParaPr>
               <m:oMath>
-                <m:m>
-                  <m:mPr>
-                    <m:baseJc m:val="center"/>
-                    <m:plcHide m:val="on"/>
-                    <m:mcs>
-                      <m:mc>
-                        <m:mcPr>
-                          <m:mcJc m:val="right"/>
-                          <m:count m:val="1"/>
-                        </m:mcPr>
-                      </m:mc>
-                      <m:mc>
-                        <m:mcPr>
-                          <m:mcJc m:val="left"/>
-                          <m:count m:val="1"/>
-                        </m:mcPr>
-                      </m:mc>
-                    </m:mcs>
-                  </m:mPr>
-                  <m:mr>
-                    <m:e>
-                      <m:d>
-                        <m:dPr>
-                          <m:begChr m:val="["/>
-                          <m:sepChr m:val=""/>
-                          <m:endChr m:val="]"/>
-                          <m:grow/>
-                        </m:dPr>
+                <m:eqArr>
+                  <m:e>
+                    <m:d>
+                      <m:dPr>
+                        <m:begChr m:val="["/>
+                        <m:sepChr m:val=""/>
+                        <m:endChr m:val="]"/>
+                        <m:grow/>
+                      </m:dPr>
+                      <m:e>
+                        <m:m>
+                          <m:mPr>
+                            <m:baseJc m:val="center"/>
+                            <m:plcHide m:val="on"/>
+                            <m:mcs>
+                              <m:mc>
+                                <m:mcPr>
+                                  <m:mcJc m:val="center"/>
+                                  <m:count m:val="1"/>
+                                </m:mcPr>
+                              </m:mc>
+                              <m:mc>
+                                <m:mcPr>
+                                  <m:mcJc m:val="center"/>
+                                  <m:count m:val="1"/>
+                                </m:mcPr>
+                              </m:mc>
+                              <m:mc>
+                                <m:mcPr>
+                                  <m:mcJc m:val="center"/>
+                                  <m:count m:val="1"/>
+                                </m:mcPr>
+                              </m:mc>
+                              <m:mc>
+                                <m:mcPr>
+                                  <m:mcJc m:val="center"/>
+                                  <m:count m:val="1"/>
+                                </m:mcPr>
+                              </m:mc>
+                            </m:mcs>
+                          </m:mPr>
+                          <m:mr>
+                            <m:e>
+                              <m:r>
+                                <m:t>0</m:t>
+                              </m:r>
+                            </m:e>
+                            <m:e>
+                              <m:r>
+                                <m:t>1</m:t>
+                              </m:r>
+                            </m:e>
+                            <m:e>
+                              <m:f>
+                                <m:fPr>
+                                  <m:type m:val="bar"/>
+                                </m:fPr>
+                                <m:num>
+                                  <m:r>
+                                    <m:rPr>
+                                      <m:sty m:val="p"/>
+                                    </m:rPr>
+                                    <m:t>−</m:t>
+                                  </m:r>
+                                  <m:r>
+                                    <m:t>1</m:t>
+                                  </m:r>
+                                </m:num>
+                                <m:den>
+                                  <m:r>
+                                    <m:t>5</m:t>
+                                  </m:r>
+                                </m:den>
+                              </m:f>
+                            </m:e>
+                            <m:e>
+                              <m:f>
+                                <m:fPr>
+                                  <m:type m:val="bar"/>
+                                </m:fPr>
+                                <m:num>
+                                  <m:r>
+                                    <m:t>2</m:t>
+                                  </m:r>
+                                </m:num>
+                                <m:den>
+                                  <m:r>
+                                    <m:t>5</m:t>
+                                  </m:r>
+                                </m:den>
+                              </m:f>
+                            </m:e>
+                          </m:mr>
+                          <m:mr>
+                            <m:e>
+                              <m:r>
+                                <m:t>2</m:t>
+                              </m:r>
+                            </m:e>
+                            <m:e>
+                              <m:r>
+                                <m:t>6</m:t>
+                              </m:r>
+                            </m:e>
+                            <m:e>
+                              <m:r>
+                                <m:t>0</m:t>
+                              </m:r>
+                            </m:e>
+                            <m:e>
+                              <m:r>
+                                <m:t>1</m:t>
+                              </m:r>
+                            </m:e>
+                          </m:mr>
+                        </m:m>
+                      </m:e>
+                    </m:d>
+                    <m:m>
+                      <m:mPr>
+                        <m:baseJc m:val="center"/>
+                        <m:plcHide m:val="on"/>
+                        <m:mcs>
+                          <m:mc>
+                            <m:mcPr>
+                              <m:mcJc m:val="center"/>
+                              <m:count m:val="1"/>
+                            </m:mcPr>
+                          </m:mc>
+                        </m:mcs>
+                      </m:mPr>
+                      <m:mr>
                         <m:e>
-                          <m:m>
-                            <m:mPr>
-                              <m:baseJc m:val="center"/>
-                              <m:plcHide m:val="on"/>
-                              <m:mcs>
-                                <m:mc>
-                                  <m:mcPr>
-                                    <m:mcJc m:val="center"/>
-                                    <m:count m:val="1"/>
-                                  </m:mcPr>
-                                </m:mc>
-                                <m:mc>
-                                  <m:mcPr>
-                                    <m:mcJc m:val="center"/>
-                                    <m:count m:val="1"/>
-                                  </m:mcPr>
-                                </m:mc>
-                                <m:mc>
-                                  <m:mcPr>
-                                    <m:mcJc m:val="center"/>
-                                    <m:count m:val="1"/>
-                                  </m:mcPr>
-                                </m:mc>
-                                <m:mc>
-                                  <m:mcPr>
-                                    <m:mcJc m:val="center"/>
-                                    <m:count m:val="1"/>
-                                  </m:mcPr>
-                                </m:mc>
-                              </m:mcs>
-                            </m:mPr>
-                            <m:mr>
-                              <m:e>
-                                <m:r>
-                                  <m:t>0</m:t>
-                                </m:r>
-                              </m:e>
-                              <m:e>
-                                <m:r>
-                                  <m:t>1</m:t>
-                                </m:r>
-                              </m:e>
-                              <m:e>
-                                <m:f>
-                                  <m:fPr>
-                                    <m:type m:val="bar"/>
-                                  </m:fPr>
-                                  <m:num>
-                                    <m:r>
-                                      <m:rPr>
-                                        <m:sty m:val="p"/>
-                                      </m:rPr>
-                                      <m:t>−</m:t>
-                                    </m:r>
-                                    <m:r>
-                                      <m:t>1</m:t>
-                                    </m:r>
-                                  </m:num>
-                                  <m:den>
-                                    <m:r>
-                                      <m:t>5</m:t>
-                                    </m:r>
-                                  </m:den>
-                                </m:f>
-                              </m:e>
-                              <m:e>
-                                <m:f>
-                                  <m:fPr>
-                                    <m:type m:val="bar"/>
-                                  </m:fPr>
-                                  <m:num>
-                                    <m:r>
-                                      <m:t>2</m:t>
-                                    </m:r>
-                                  </m:num>
-                                  <m:den>
-                                    <m:r>
-                                      <m:t>5</m:t>
-                                    </m:r>
-                                  </m:den>
-                                </m:f>
-                              </m:e>
-                            </m:mr>
-                            <m:mr>
-                              <m:e>
-                                <m:r>
-                                  <m:t>2</m:t>
-                                </m:r>
-                              </m:e>
-                              <m:e>
-                                <m:r>
-                                  <m:t>6</m:t>
-                                </m:r>
-                              </m:e>
-                              <m:e>
-                                <m:r>
-                                  <m:t>0</m:t>
-                                </m:r>
-                              </m:e>
-                              <m:e>
-                                <m:r>
-                                  <m:t>1</m:t>
-                                </m:r>
-                              </m:e>
-                            </m:mr>
-                          </m:m>
+                          <m:sSub>
+                            <m:e>
+                              <m:r>
+                                <m:t>r</m:t>
+                              </m:r>
+                            </m:e>
+                            <m:sub>
+                              <m:r>
+                                <m:t>1</m:t>
+                              </m:r>
+                            </m:sub>
+                          </m:sSub>
+                          <m:r>
+                            <m:rPr>
+                              <m:sty m:val="p"/>
+                            </m:rPr>
+                            <m:t>→</m:t>
+                          </m:r>
+                          <m:sSub>
+                            <m:e>
+                              <m:r>
+                                <m:t>r</m:t>
+                              </m:r>
+                            </m:e>
+                            <m:sub>
+                              <m:r>
+                                <m:t>2</m:t>
+                              </m:r>
+                            </m:sub>
+                          </m:sSub>
+                          <m:r>
+                            <m:rPr>
+                              <m:sty m:val="p"/>
+                            </m:rPr>
+                            <m:t>−</m:t>
+                          </m:r>
+                          <m:f>
+                            <m:fPr>
+                              <m:type m:val="bar"/>
+                            </m:fPr>
+                            <m:num>
+                              <m:r>
+                                <m:t>1</m:t>
+                              </m:r>
+                            </m:num>
+                            <m:den>
+                              <m:r>
+                                <m:t>2</m:t>
+                              </m:r>
+                            </m:den>
+                          </m:f>
+                          <m:sSub>
+                            <m:e>
+                              <m:r>
+                                <m:t>r</m:t>
+                              </m:r>
+                            </m:e>
+                            <m:sub>
+                              <m:r>
+                                <m:t>2</m:t>
+                              </m:r>
+                            </m:sub>
+                          </m:sSub>
                         </m:e>
-                      </m:d>
-                      <m:m>
-                        <m:mPr>
-                          <m:baseJc m:val="center"/>
-                          <m:plcHide m:val="on"/>
-                          <m:mcs>
-                            <m:mc>
-                              <m:mcPr>
-                                <m:mcJc m:val="center"/>
-                                <m:count m:val="1"/>
-                              </m:mcPr>
-                            </m:mc>
-                          </m:mcs>
-                        </m:mPr>
-                        <m:mr>
-                          <m:e>
-                            <m:sSub>
-                              <m:e>
-                                <m:r>
-                                  <m:t>r</m:t>
-                                </m:r>
-                              </m:e>
-                              <m:sub>
-                                <m:r>
-                                  <m:t>1</m:t>
-                                </m:r>
-                              </m:sub>
-                            </m:sSub>
-                            <m:r>
-                              <m:rPr>
-                                <m:sty m:val="p"/>
-                              </m:rPr>
-                              <m:t>→</m:t>
-                            </m:r>
-                            <m:sSub>
-                              <m:e>
-                                <m:r>
-                                  <m:t>r</m:t>
-                                </m:r>
-                              </m:e>
-                              <m:sub>
-                                <m:r>
-                                  <m:t>2</m:t>
-                                </m:r>
-                              </m:sub>
-                            </m:sSub>
-                            <m:r>
-                              <m:rPr>
-                                <m:sty m:val="p"/>
-                              </m:rPr>
-                              <m:t>−</m:t>
-                            </m:r>
-                            <m:f>
-                              <m:fPr>
-                                <m:type m:val="bar"/>
-                              </m:fPr>
-                              <m:num>
-                                <m:r>
-                                  <m:t>1</m:t>
-                                </m:r>
-                              </m:num>
-                              <m:den>
-                                <m:r>
-                                  <m:t>2</m:t>
-                                </m:r>
-                              </m:den>
-                            </m:f>
-                            <m:sSub>
-                              <m:e>
-                                <m:r>
-                                  <m:t>r</m:t>
-                                </m:r>
-                              </m:e>
-                              <m:sub>
-                                <m:r>
-                                  <m:t>2</m:t>
-                                </m:r>
-                              </m:sub>
-                            </m:sSub>
-                          </m:e>
-                        </m:mr>
-                        <m:mr>
-                          <m:e>
-                            <m:sSub>
-                              <m:e>
-                                <m:r>
-                                  <m:t>r</m:t>
-                                </m:r>
-                              </m:e>
-                              <m:sub>
-                                <m:r>
-                                  <m:t>1</m:t>
-                                </m:r>
-                              </m:sub>
-                            </m:sSub>
-                            <m:r>
-                              <m:rPr>
-                                <m:sty m:val="p"/>
-                              </m:rPr>
-                              <m:t>↔</m:t>
-                            </m:r>
-                            <m:sSub>
-                              <m:e>
-                                <m:r>
-                                  <m:t>r</m:t>
-                                </m:r>
-                              </m:e>
-                              <m:sub>
-                                <m:r>
-                                  <m:t>2</m:t>
-                                </m:r>
-                              </m:sub>
-                            </m:sSub>
-                          </m:e>
-                        </m:mr>
-                      </m:m>
-                    </m:e>
-                    <m:e>
-                      <m:d>
-                        <m:dPr>
-                          <m:begChr m:val="["/>
-                          <m:sepChr m:val=""/>
-                          <m:endChr m:val="]"/>
-                          <m:grow/>
-                        </m:dPr>
+                      </m:mr>
+                      <m:mr>
                         <m:e>
-                          <m:m>
-                            <m:mPr>
-                              <m:baseJc m:val="center"/>
-                              <m:plcHide m:val="on"/>
-                              <m:mcs>
-                                <m:mc>
-                                  <m:mcPr>
-                                    <m:mcJc m:val="center"/>
-                                    <m:count m:val="1"/>
-                                  </m:mcPr>
-                                </m:mc>
-                                <m:mc>
-                                  <m:mcPr>
-                                    <m:mcJc m:val="center"/>
-                                    <m:count m:val="1"/>
-                                  </m:mcPr>
-                                </m:mc>
-                                <m:mc>
-                                  <m:mcPr>
-                                    <m:mcJc m:val="center"/>
-                                    <m:count m:val="1"/>
-                                  </m:mcPr>
-                                </m:mc>
-                                <m:mc>
-                                  <m:mcPr>
-                                    <m:mcJc m:val="center"/>
-                                    <m:count m:val="1"/>
-                                  </m:mcPr>
-                                </m:mc>
-                              </m:mcs>
-                            </m:mPr>
-                            <m:mr>
-                              <m:e>
-                                <m:r>
-                                  <m:t>1</m:t>
-                                </m:r>
-                              </m:e>
-                              <m:e>
-                                <m:r>
-                                  <m:t>3</m:t>
-                                </m:r>
-                              </m:e>
-                              <m:e>
-                                <m:r>
-                                  <m:t>0</m:t>
-                                </m:r>
-                              </m:e>
-                              <m:e>
-                                <m:f>
-                                  <m:fPr>
-                                    <m:type m:val="bar"/>
-                                  </m:fPr>
-                                  <m:num>
-                                    <m:r>
-                                      <m:t>1</m:t>
-                                    </m:r>
-                                  </m:num>
-                                  <m:den>
-                                    <m:r>
-                                      <m:t>2</m:t>
-                                    </m:r>
-                                  </m:den>
-                                </m:f>
-                              </m:e>
-                            </m:mr>
-                            <m:mr>
-                              <m:e>
-                                <m:r>
-                                  <m:t>0</m:t>
-                                </m:r>
-                              </m:e>
-                              <m:e>
-                                <m:r>
-                                  <m:t>1</m:t>
-                                </m:r>
-                              </m:e>
-                              <m:e>
-                                <m:f>
-                                  <m:fPr>
-                                    <m:type m:val="bar"/>
-                                  </m:fPr>
-                                  <m:num>
-                                    <m:r>
-                                      <m:rPr>
-                                        <m:sty m:val="p"/>
-                                      </m:rPr>
-                                      <m:t>−</m:t>
-                                    </m:r>
-                                    <m:r>
-                                      <m:t>1</m:t>
-                                    </m:r>
-                                  </m:num>
-                                  <m:den>
-                                    <m:r>
-                                      <m:t>5</m:t>
-                                    </m:r>
-                                  </m:den>
-                                </m:f>
-                              </m:e>
-                              <m:e>
-                                <m:f>
-                                  <m:fPr>
-                                    <m:type m:val="bar"/>
-                                  </m:fPr>
-                                  <m:num>
-                                    <m:r>
-                                      <m:t>2</m:t>
-                                    </m:r>
-                                  </m:num>
-                                  <m:den>
-                                    <m:r>
-                                      <m:t>5</m:t>
-                                    </m:r>
-                                  </m:den>
-                                </m:f>
-                              </m:e>
-                            </m:mr>
-                            <m:mr>
-                              <m:e/>
-                            </m:mr>
-                          </m:m>
+                          <m:sSub>
+                            <m:e>
+                              <m:r>
+                                <m:t>r</m:t>
+                              </m:r>
+                            </m:e>
+                            <m:sub>
+                              <m:r>
+                                <m:t>1</m:t>
+                              </m:r>
+                            </m:sub>
+                          </m:sSub>
+                          <m:r>
+                            <m:rPr>
+                              <m:sty m:val="p"/>
+                            </m:rPr>
+                            <m:t>↔</m:t>
+                          </m:r>
+                          <m:sSub>
+                            <m:e>
+                              <m:r>
+                                <m:t>r</m:t>
+                              </m:r>
+                            </m:e>
+                            <m:sub>
+                              <m:r>
+                                <m:t>2</m:t>
+                              </m:r>
+                            </m:sub>
+                          </m:sSub>
                         </m:e>
-                      </m:d>
-                      <m:r>
-                        <m:rPr>
-                          <m:sty m:val="p"/>
-                        </m:rPr>
-                        <m:t>.</m:t>
-                      </m:r>
-                    </m:e>
-                  </m:mr>
-                </m:m>
+                      </m:mr>
+                    </m:m>
+                    <m:r>
+                      <m:t>&amp;</m:t>
+                    </m:r>
+                    <m:d>
+                      <m:dPr>
+                        <m:begChr m:val="["/>
+                        <m:sepChr m:val=""/>
+                        <m:endChr m:val="]"/>
+                        <m:grow/>
+                      </m:dPr>
+                      <m:e>
+                        <m:m>
+                          <m:mPr>
+                            <m:baseJc m:val="center"/>
+                            <m:plcHide m:val="on"/>
+                            <m:mcs>
+                              <m:mc>
+                                <m:mcPr>
+                                  <m:mcJc m:val="center"/>
+                                  <m:count m:val="1"/>
+                                </m:mcPr>
+                              </m:mc>
+                              <m:mc>
+                                <m:mcPr>
+                                  <m:mcJc m:val="center"/>
+                                  <m:count m:val="1"/>
+                                </m:mcPr>
+                              </m:mc>
+                              <m:mc>
+                                <m:mcPr>
+                                  <m:mcJc m:val="center"/>
+                                  <m:count m:val="1"/>
+                                </m:mcPr>
+                              </m:mc>
+                              <m:mc>
+                                <m:mcPr>
+                                  <m:mcJc m:val="center"/>
+                                  <m:count m:val="1"/>
+                                </m:mcPr>
+                              </m:mc>
+                            </m:mcs>
+                          </m:mPr>
+                          <m:mr>
+                            <m:e>
+                              <m:r>
+                                <m:t>1</m:t>
+                              </m:r>
+                            </m:e>
+                            <m:e>
+                              <m:r>
+                                <m:t>3</m:t>
+                              </m:r>
+                            </m:e>
+                            <m:e>
+                              <m:r>
+                                <m:t>0</m:t>
+                              </m:r>
+                            </m:e>
+                            <m:e>
+                              <m:f>
+                                <m:fPr>
+                                  <m:type m:val="bar"/>
+                                </m:fPr>
+                                <m:num>
+                                  <m:r>
+                                    <m:t>1</m:t>
+                                  </m:r>
+                                </m:num>
+                                <m:den>
+                                  <m:r>
+                                    <m:t>2</m:t>
+                                  </m:r>
+                                </m:den>
+                              </m:f>
+                            </m:e>
+                          </m:mr>
+                          <m:mr>
+                            <m:e>
+                              <m:r>
+                                <m:t>0</m:t>
+                              </m:r>
+                            </m:e>
+                            <m:e>
+                              <m:r>
+                                <m:t>1</m:t>
+                              </m:r>
+                            </m:e>
+                            <m:e>
+                              <m:f>
+                                <m:fPr>
+                                  <m:type m:val="bar"/>
+                                </m:fPr>
+                                <m:num>
+                                  <m:r>
+                                    <m:rPr>
+                                      <m:sty m:val="p"/>
+                                    </m:rPr>
+                                    <m:t>−</m:t>
+                                  </m:r>
+                                  <m:r>
+                                    <m:t>1</m:t>
+                                  </m:r>
+                                </m:num>
+                                <m:den>
+                                  <m:r>
+                                    <m:t>5</m:t>
+                                  </m:r>
+                                </m:den>
+                              </m:f>
+                            </m:e>
+                            <m:e>
+                              <m:f>
+                                <m:fPr>
+                                  <m:type m:val="bar"/>
+                                </m:fPr>
+                                <m:num>
+                                  <m:r>
+                                    <m:t>2</m:t>
+                                  </m:r>
+                                </m:num>
+                                <m:den>
+                                  <m:r>
+                                    <m:t>5</m:t>
+                                  </m:r>
+                                </m:den>
+                              </m:f>
+                            </m:e>
+                          </m:mr>
+                          <m:mr>
+                            <m:e/>
+                          </m:mr>
+                        </m:m>
+                      </m:e>
+                    </m:d>
+                    <m:r>
+                      <m:rPr>
+                        <m:sty m:val="p"/>
+                      </m:rPr>
+                      <m:t>.</m:t>
+                    </m:r>
+                  </m:e>
+                </m:eqArr>
               </m:oMath>
             </m:oMathPara>
           </w:p>
@@ -2535,375 +2490,356 @@
                 <m:jc m:val="center"/>
               </m:oMathParaPr>
               <m:oMath>
-                <m:m>
-                  <m:mPr>
-                    <m:baseJc m:val="center"/>
-                    <m:plcHide m:val="on"/>
-                    <m:mcs>
-                      <m:mc>
-                        <m:mcPr>
-                          <m:mcJc m:val="right"/>
-                          <m:count m:val="1"/>
-                        </m:mcPr>
-                      </m:mc>
-                      <m:mc>
-                        <m:mcPr>
-                          <m:mcJc m:val="left"/>
-                          <m:count m:val="1"/>
-                        </m:mcPr>
-                      </m:mc>
-                    </m:mcs>
-                  </m:mPr>
-                  <m:mr>
-                    <m:e>
-                      <m:d>
-                        <m:dPr>
-                          <m:begChr m:val="["/>
-                          <m:sepChr m:val=""/>
-                          <m:endChr m:val="]"/>
-                          <m:grow/>
-                        </m:dPr>
+                <m:eqArr>
+                  <m:e>
+                    <m:d>
+                      <m:dPr>
+                        <m:begChr m:val="["/>
+                        <m:sepChr m:val=""/>
+                        <m:endChr m:val="]"/>
+                        <m:grow/>
+                      </m:dPr>
+                      <m:e>
+                        <m:m>
+                          <m:mPr>
+                            <m:baseJc m:val="center"/>
+                            <m:plcHide m:val="on"/>
+                            <m:mcs>
+                              <m:mc>
+                                <m:mcPr>
+                                  <m:mcJc m:val="center"/>
+                                  <m:count m:val="1"/>
+                                </m:mcPr>
+                              </m:mc>
+                              <m:mc>
+                                <m:mcPr>
+                                  <m:mcJc m:val="center"/>
+                                  <m:count m:val="1"/>
+                                </m:mcPr>
+                              </m:mc>
+                              <m:mc>
+                                <m:mcPr>
+                                  <m:mcJc m:val="center"/>
+                                  <m:count m:val="1"/>
+                                </m:mcPr>
+                              </m:mc>
+                              <m:mc>
+                                <m:mcPr>
+                                  <m:mcJc m:val="center"/>
+                                  <m:count m:val="1"/>
+                                </m:mcPr>
+                              </m:mc>
+                            </m:mcs>
+                          </m:mPr>
+                          <m:mr>
+                            <m:e>
+                              <m:r>
+                                <m:t>1</m:t>
+                              </m:r>
+                            </m:e>
+                            <m:e>
+                              <m:r>
+                                <m:t>3</m:t>
+                              </m:r>
+                            </m:e>
+                            <m:e>
+                              <m:r>
+                                <m:t>0</m:t>
+                              </m:r>
+                            </m:e>
+                            <m:e>
+                              <m:f>
+                                <m:fPr>
+                                  <m:type m:val="bar"/>
+                                </m:fPr>
+                                <m:num>
+                                  <m:r>
+                                    <m:t>1</m:t>
+                                  </m:r>
+                                </m:num>
+                                <m:den>
+                                  <m:r>
+                                    <m:t>2</m:t>
+                                  </m:r>
+                                </m:den>
+                              </m:f>
+                            </m:e>
+                          </m:mr>
+                          <m:mr>
+                            <m:e>
+                              <m:r>
+                                <m:t>0</m:t>
+                              </m:r>
+                            </m:e>
+                            <m:e>
+                              <m:r>
+                                <m:t>1</m:t>
+                              </m:r>
+                            </m:e>
+                            <m:e>
+                              <m:f>
+                                <m:fPr>
+                                  <m:type m:val="bar"/>
+                                </m:fPr>
+                                <m:num>
+                                  <m:r>
+                                    <m:rPr>
+                                      <m:sty m:val="p"/>
+                                    </m:rPr>
+                                    <m:t>−</m:t>
+                                  </m:r>
+                                  <m:r>
+                                    <m:t>1</m:t>
+                                  </m:r>
+                                </m:num>
+                                <m:den>
+                                  <m:r>
+                                    <m:t>5</m:t>
+                                  </m:r>
+                                </m:den>
+                              </m:f>
+                            </m:e>
+                            <m:e>
+                              <m:f>
+                                <m:fPr>
+                                  <m:type m:val="bar"/>
+                                </m:fPr>
+                                <m:num>
+                                  <m:r>
+                                    <m:t>2</m:t>
+                                  </m:r>
+                                </m:num>
+                                <m:den>
+                                  <m:r>
+                                    <m:t>5</m:t>
+                                  </m:r>
+                                </m:den>
+                              </m:f>
+                            </m:e>
+                          </m:mr>
+                        </m:m>
+                      </m:e>
+                    </m:d>
+                    <m:m>
+                      <m:mPr>
+                        <m:baseJc m:val="center"/>
+                        <m:plcHide m:val="on"/>
+                        <m:mcs>
+                          <m:mc>
+                            <m:mcPr>
+                              <m:mcJc m:val="center"/>
+                              <m:count m:val="1"/>
+                            </m:mcPr>
+                          </m:mc>
+                        </m:mcs>
+                      </m:mPr>
+                      <m:mr>
                         <m:e>
-                          <m:m>
-                            <m:mPr>
-                              <m:baseJc m:val="center"/>
-                              <m:plcHide m:val="on"/>
-                              <m:mcs>
-                                <m:mc>
-                                  <m:mcPr>
-                                    <m:mcJc m:val="center"/>
-                                    <m:count m:val="1"/>
-                                  </m:mcPr>
-                                </m:mc>
-                                <m:mc>
-                                  <m:mcPr>
-                                    <m:mcJc m:val="center"/>
-                                    <m:count m:val="1"/>
-                                  </m:mcPr>
-                                </m:mc>
-                                <m:mc>
-                                  <m:mcPr>
-                                    <m:mcJc m:val="center"/>
-                                    <m:count m:val="1"/>
-                                  </m:mcPr>
-                                </m:mc>
-                                <m:mc>
-                                  <m:mcPr>
-                                    <m:mcJc m:val="center"/>
-                                    <m:count m:val="1"/>
-                                  </m:mcPr>
-                                </m:mc>
-                              </m:mcs>
-                            </m:mPr>
-                            <m:mr>
-                              <m:e>
-                                <m:r>
-                                  <m:t>1</m:t>
-                                </m:r>
-                              </m:e>
-                              <m:e>
-                                <m:r>
-                                  <m:t>3</m:t>
-                                </m:r>
-                              </m:e>
-                              <m:e>
-                                <m:r>
-                                  <m:t>0</m:t>
-                                </m:r>
-                              </m:e>
-                              <m:e>
-                                <m:f>
-                                  <m:fPr>
-                                    <m:type m:val="bar"/>
-                                  </m:fPr>
-                                  <m:num>
-                                    <m:r>
-                                      <m:t>1</m:t>
-                                    </m:r>
-                                  </m:num>
-                                  <m:den>
-                                    <m:r>
-                                      <m:t>2</m:t>
-                                    </m:r>
-                                  </m:den>
-                                </m:f>
-                              </m:e>
-                            </m:mr>
-                            <m:mr>
-                              <m:e>
-                                <m:r>
-                                  <m:t>0</m:t>
-                                </m:r>
-                              </m:e>
-                              <m:e>
-                                <m:r>
-                                  <m:t>1</m:t>
-                                </m:r>
-                              </m:e>
-                              <m:e>
-                                <m:f>
-                                  <m:fPr>
-                                    <m:type m:val="bar"/>
-                                  </m:fPr>
-                                  <m:num>
-                                    <m:r>
-                                      <m:rPr>
-                                        <m:sty m:val="p"/>
-                                      </m:rPr>
-                                      <m:t>−</m:t>
-                                    </m:r>
-                                    <m:r>
-                                      <m:t>1</m:t>
-                                    </m:r>
-                                  </m:num>
-                                  <m:den>
-                                    <m:r>
-                                      <m:t>5</m:t>
-                                    </m:r>
-                                  </m:den>
-                                </m:f>
-                              </m:e>
-                              <m:e>
-                                <m:f>
-                                  <m:fPr>
-                                    <m:type m:val="bar"/>
-                                  </m:fPr>
-                                  <m:num>
-                                    <m:r>
-                                      <m:t>2</m:t>
-                                    </m:r>
-                                  </m:num>
-                                  <m:den>
-                                    <m:r>
-                                      <m:t>5</m:t>
-                                    </m:r>
-                                  </m:den>
-                                </m:f>
-                              </m:e>
-                            </m:mr>
-                          </m:m>
+                          <m:sSub>
+                            <m:e>
+                              <m:r>
+                                <m:t>r</m:t>
+                              </m:r>
+                            </m:e>
+                            <m:sub>
+                              <m:r>
+                                <m:t>1</m:t>
+                              </m:r>
+                            </m:sub>
+                          </m:sSub>
+                          <m:r>
+                            <m:rPr>
+                              <m:sty m:val="p"/>
+                            </m:rPr>
+                            <m:t>→</m:t>
+                          </m:r>
+                          <m:sSub>
+                            <m:e>
+                              <m:r>
+                                <m:t>r</m:t>
+                              </m:r>
+                            </m:e>
+                            <m:sub>
+                              <m:r>
+                                <m:t>1</m:t>
+                              </m:r>
+                            </m:sub>
+                          </m:sSub>
+                          <m:r>
+                            <m:rPr>
+                              <m:sty m:val="p"/>
+                            </m:rPr>
+                            <m:t>−</m:t>
+                          </m:r>
+                          <m:r>
+                            <m:t>3</m:t>
+                          </m:r>
+                          <m:sSub>
+                            <m:e>
+                              <m:r>
+                                <m:t>r</m:t>
+                              </m:r>
+                            </m:e>
+                            <m:sub>
+                              <m:r>
+                                <m:t>2</m:t>
+                              </m:r>
+                            </m:sub>
+                          </m:sSub>
                         </m:e>
-                      </m:d>
-                      <m:m>
-                        <m:mPr>
-                          <m:baseJc m:val="center"/>
-                          <m:plcHide m:val="on"/>
-                          <m:mcs>
-                            <m:mc>
-                              <m:mcPr>
-                                <m:mcJc m:val="center"/>
-                                <m:count m:val="1"/>
-                              </m:mcPr>
-                            </m:mc>
-                          </m:mcs>
-                        </m:mPr>
-                        <m:mr>
-                          <m:e>
-                            <m:sSub>
-                              <m:e>
-                                <m:r>
-                                  <m:t>r</m:t>
-                                </m:r>
-                              </m:e>
-                              <m:sub>
-                                <m:r>
-                                  <m:t>1</m:t>
-                                </m:r>
-                              </m:sub>
-                            </m:sSub>
-                            <m:r>
-                              <m:rPr>
-                                <m:sty m:val="p"/>
-                              </m:rPr>
-                              <m:t>→</m:t>
-                            </m:r>
-                            <m:sSub>
-                              <m:e>
-                                <m:r>
-                                  <m:t>r</m:t>
-                                </m:r>
-                              </m:e>
-                              <m:sub>
-                                <m:r>
-                                  <m:t>1</m:t>
-                                </m:r>
-                              </m:sub>
-                            </m:sSub>
-                            <m:r>
-                              <m:rPr>
-                                <m:sty m:val="p"/>
-                              </m:rPr>
-                              <m:t>−</m:t>
-                            </m:r>
-                            <m:r>
-                              <m:t>3</m:t>
-                            </m:r>
-                            <m:sSub>
-                              <m:e>
-                                <m:r>
-                                  <m:t>r</m:t>
-                                </m:r>
-                              </m:e>
-                              <m:sub>
-                                <m:r>
-                                  <m:t>2</m:t>
-                                </m:r>
-                              </m:sub>
-                            </m:sSub>
-                          </m:e>
-                        </m:mr>
-                      </m:m>
-                    </m:e>
-                    <m:e>
-                      <m:d>
-                        <m:dPr>
-                          <m:begChr m:val="["/>
-                          <m:sepChr m:val=""/>
-                          <m:endChr m:val="]"/>
-                          <m:grow/>
-                        </m:dPr>
-                        <m:e>
-                          <m:m>
-                            <m:mPr>
-                              <m:baseJc m:val="center"/>
-                              <m:plcHide m:val="on"/>
-                              <m:mcs>
-                                <m:mc>
-                                  <m:mcPr>
-                                    <m:mcJc m:val="center"/>
-                                    <m:count m:val="1"/>
-                                  </m:mcPr>
-                                </m:mc>
-                                <m:mc>
-                                  <m:mcPr>
-                                    <m:mcJc m:val="center"/>
-                                    <m:count m:val="1"/>
-                                  </m:mcPr>
-                                </m:mc>
-                                <m:mc>
-                                  <m:mcPr>
-                                    <m:mcJc m:val="center"/>
-                                    <m:count m:val="1"/>
-                                  </m:mcPr>
-                                </m:mc>
-                                <m:mc>
-                                  <m:mcPr>
-                                    <m:mcJc m:val="center"/>
-                                    <m:count m:val="1"/>
-                                  </m:mcPr>
-                                </m:mc>
-                              </m:mcs>
-                            </m:mPr>
-                            <m:mr>
-                              <m:e>
-                                <m:r>
-                                  <m:t>1</m:t>
-                                </m:r>
-                              </m:e>
-                              <m:e>
-                                <m:r>
-                                  <m:t>0</m:t>
-                                </m:r>
-                              </m:e>
-                              <m:e>
-                                <m:f>
-                                  <m:fPr>
-                                    <m:type m:val="bar"/>
-                                  </m:fPr>
-                                  <m:num>
-                                    <m:r>
-                                      <m:t>3</m:t>
-                                    </m:r>
-                                  </m:num>
-                                  <m:den>
-                                    <m:r>
-                                      <m:t>5</m:t>
-                                    </m:r>
-                                  </m:den>
-                                </m:f>
-                              </m:e>
-                              <m:e>
-                                <m:f>
-                                  <m:fPr>
-                                    <m:type m:val="bar"/>
-                                  </m:fPr>
-                                  <m:num>
-                                    <m:r>
-                                      <m:rPr>
-                                        <m:sty m:val="p"/>
-                                      </m:rPr>
-                                      <m:t>−</m:t>
-                                    </m:r>
-                                    <m:r>
-                                      <m:t>7</m:t>
-                                    </m:r>
-                                  </m:num>
-                                  <m:den>
-                                    <m:r>
-                                      <m:t>10</m:t>
-                                    </m:r>
-                                  </m:den>
-                                </m:f>
-                              </m:e>
-                            </m:mr>
-                            <m:mr>
-                              <m:e>
-                                <m:r>
-                                  <m:t>0</m:t>
-                                </m:r>
-                              </m:e>
-                              <m:e>
-                                <m:r>
-                                  <m:t>1</m:t>
-                                </m:r>
-                              </m:e>
-                              <m:e>
-                                <m:f>
-                                  <m:fPr>
-                                    <m:type m:val="bar"/>
-                                  </m:fPr>
-                                  <m:num>
-                                    <m:r>
-                                      <m:rPr>
-                                        <m:sty m:val="p"/>
-                                      </m:rPr>
-                                      <m:t>−</m:t>
-                                    </m:r>
-                                    <m:r>
-                                      <m:t>1</m:t>
-                                    </m:r>
-                                  </m:num>
-                                  <m:den>
-                                    <m:r>
-                                      <m:t>5</m:t>
-                                    </m:r>
-                                  </m:den>
-                                </m:f>
-                              </m:e>
-                              <m:e>
-                                <m:f>
-                                  <m:fPr>
-                                    <m:type m:val="bar"/>
-                                  </m:fPr>
-                                  <m:num>
-                                    <m:r>
-                                      <m:t>2</m:t>
-                                    </m:r>
-                                  </m:num>
-                                  <m:den>
-                                    <m:r>
-                                      <m:t>5</m:t>
-                                    </m:r>
-                                  </m:den>
-                                </m:f>
-                              </m:e>
-                            </m:mr>
-                          </m:m>
-                        </m:e>
-                      </m:d>
-                    </m:e>
-                  </m:mr>
-                </m:m>
+                      </m:mr>
+                    </m:m>
+                    <m:r>
+                      <m:t>&amp;</m:t>
+                    </m:r>
+                    <m:d>
+                      <m:dPr>
+                        <m:begChr m:val="["/>
+                        <m:sepChr m:val=""/>
+                        <m:endChr m:val="]"/>
+                        <m:grow/>
+                      </m:dPr>
+                      <m:e>
+                        <m:m>
+                          <m:mPr>
+                            <m:baseJc m:val="center"/>
+                            <m:plcHide m:val="on"/>
+                            <m:mcs>
+                              <m:mc>
+                                <m:mcPr>
+                                  <m:mcJc m:val="center"/>
+                                  <m:count m:val="1"/>
+                                </m:mcPr>
+                              </m:mc>
+                              <m:mc>
+                                <m:mcPr>
+                                  <m:mcJc m:val="center"/>
+                                  <m:count m:val="1"/>
+                                </m:mcPr>
+                              </m:mc>
+                              <m:mc>
+                                <m:mcPr>
+                                  <m:mcJc m:val="center"/>
+                                  <m:count m:val="1"/>
+                                </m:mcPr>
+                              </m:mc>
+                              <m:mc>
+                                <m:mcPr>
+                                  <m:mcJc m:val="center"/>
+                                  <m:count m:val="1"/>
+                                </m:mcPr>
+                              </m:mc>
+                            </m:mcs>
+                          </m:mPr>
+                          <m:mr>
+                            <m:e>
+                              <m:r>
+                                <m:t>1</m:t>
+                              </m:r>
+                            </m:e>
+                            <m:e>
+                              <m:r>
+                                <m:t>0</m:t>
+                              </m:r>
+                            </m:e>
+                            <m:e>
+                              <m:f>
+                                <m:fPr>
+                                  <m:type m:val="bar"/>
+                                </m:fPr>
+                                <m:num>
+                                  <m:r>
+                                    <m:t>3</m:t>
+                                  </m:r>
+                                </m:num>
+                                <m:den>
+                                  <m:r>
+                                    <m:t>5</m:t>
+                                  </m:r>
+                                </m:den>
+                              </m:f>
+                            </m:e>
+                            <m:e>
+                              <m:f>
+                                <m:fPr>
+                                  <m:type m:val="bar"/>
+                                </m:fPr>
+                                <m:num>
+                                  <m:r>
+                                    <m:rPr>
+                                      <m:sty m:val="p"/>
+                                    </m:rPr>
+                                    <m:t>−</m:t>
+                                  </m:r>
+                                  <m:r>
+                                    <m:t>7</m:t>
+                                  </m:r>
+                                </m:num>
+                                <m:den>
+                                  <m:r>
+                                    <m:t>10</m:t>
+                                  </m:r>
+                                </m:den>
+                              </m:f>
+                            </m:e>
+                          </m:mr>
+                          <m:mr>
+                            <m:e>
+                              <m:r>
+                                <m:t>0</m:t>
+                              </m:r>
+                            </m:e>
+                            <m:e>
+                              <m:r>
+                                <m:t>1</m:t>
+                              </m:r>
+                            </m:e>
+                            <m:e>
+                              <m:f>
+                                <m:fPr>
+                                  <m:type m:val="bar"/>
+                                </m:fPr>
+                                <m:num>
+                                  <m:r>
+                                    <m:rPr>
+                                      <m:sty m:val="p"/>
+                                    </m:rPr>
+                                    <m:t>−</m:t>
+                                  </m:r>
+                                  <m:r>
+                                    <m:t>1</m:t>
+                                  </m:r>
+                                </m:num>
+                                <m:den>
+                                  <m:r>
+                                    <m:t>5</m:t>
+                                  </m:r>
+                                </m:den>
+                              </m:f>
+                            </m:e>
+                            <m:e>
+                              <m:f>
+                                <m:fPr>
+                                  <m:type m:val="bar"/>
+                                </m:fPr>
+                                <m:num>
+                                  <m:r>
+                                    <m:t>2</m:t>
+                                  </m:r>
+                                </m:num>
+                                <m:den>
+                                  <m:r>
+                                    <m:t>5</m:t>
+                                  </m:r>
+                                </m:den>
+                              </m:f>
+                            </m:e>
+                          </m:mr>
+                        </m:m>
+                      </m:e>
+                    </m:d>
+                  </m:e>
+                </m:eqArr>
               </m:oMath>
             </m:oMathPara>
           </w:p>
@@ -3185,18 +3121,18 @@
                 <wp:inline>
                   <wp:extent cx="152400" cy="152400"/>
                   <wp:effectExtent b="0" l="0" r="0" t="0"/>
-                  <wp:docPr descr="" title="" id="34" name="Picture"/>
+                  <wp:docPr descr="" title="" id="23" name="Picture"/>
                   <a:graphic>
                     <a:graphicData uri="http://schemas.openxmlformats.org/drawingml/2006/picture">
                       <pic:pic>
                         <pic:nvPicPr>
-                          <pic:cNvPr descr="/Applications/quarto/share/formats/docx/note.png" id="35" name="Picture"/>
+                          <pic:cNvPr descr="/Applications/quarto/share/formats/docx/note.png" id="24" name="Picture"/>
                           <pic:cNvPicPr>
                             <a:picLocks noChangeArrowheads="1" noChangeAspect="1"/>
                           </pic:cNvPicPr>
                         </pic:nvPicPr>
                         <pic:blipFill>
-                          <a:blip r:embed="rId23"/>
+                          <a:blip r:embed="rId12"/>
                           <a:stretch>
                             <a:fillRect/>
                           </a:stretch>
@@ -3409,15 +3345,21 @@
                   </m:mPr>
                   <m:mr>
                     <m:e>
-                      <m:r>
-                        <m:t>H</m:t>
-                      </m:r>
-                      <m:r>
-                        <m:rPr>
-                          <m:sty m:val="p"/>
-                        </m:rPr>
-                        <m:t>′</m:t>
-                      </m:r>
+                      <m:sSup>
+                        <m:e>
+                          <m:r>
+                            <m:t>H</m:t>
+                          </m:r>
+                        </m:e>
+                        <m:sup>
+                          <m:r>
+                            <m:rPr>
+                              <m:sty m:val="p"/>
+                            </m:rPr>
+                            <m:t>′</m:t>
+                          </m:r>
+                        </m:sup>
+                      </m:sSup>
                       <m:r>
                         <m:rPr>
                           <m:sty m:val="p"/>
@@ -3597,404 +3539,385 @@
                 <m:jc m:val="center"/>
               </m:oMathParaPr>
               <m:oMath>
-                <m:m>
-                  <m:mPr>
-                    <m:baseJc m:val="center"/>
-                    <m:plcHide m:val="on"/>
-                    <m:mcs>
-                      <m:mc>
-                        <m:mcPr>
-                          <m:mcJc m:val="right"/>
-                          <m:count m:val="1"/>
-                        </m:mcPr>
-                      </m:mc>
-                      <m:mc>
-                        <m:mcPr>
-                          <m:mcJc m:val="left"/>
-                          <m:count m:val="1"/>
-                        </m:mcPr>
-                      </m:mc>
-                    </m:mcs>
-                  </m:mPr>
-                  <m:mr>
-                    <m:e>
-                      <m:d>
-                        <m:dPr>
-                          <m:begChr m:val="["/>
-                          <m:sepChr m:val=""/>
-                          <m:endChr m:val="]"/>
-                          <m:grow/>
-                        </m:dPr>
+                <m:eqArr>
+                  <m:e>
+                    <m:d>
+                      <m:dPr>
+                        <m:begChr m:val="["/>
+                        <m:sepChr m:val=""/>
+                        <m:endChr m:val="]"/>
+                        <m:grow/>
+                      </m:dPr>
+                      <m:e>
+                        <m:m>
+                          <m:mPr>
+                            <m:baseJc m:val="center"/>
+                            <m:plcHide m:val="on"/>
+                            <m:mcs>
+                              <m:mc>
+                                <m:mcPr>
+                                  <m:mcJc m:val="center"/>
+                                  <m:count m:val="1"/>
+                                </m:mcPr>
+                              </m:mc>
+                              <m:mc>
+                                <m:mcPr>
+                                  <m:mcJc m:val="center"/>
+                                  <m:count m:val="1"/>
+                                </m:mcPr>
+                              </m:mc>
+                              <m:mc>
+                                <m:mcPr>
+                                  <m:mcJc m:val="center"/>
+                                  <m:count m:val="1"/>
+                                </m:mcPr>
+                              </m:mc>
+                              <m:mc>
+                                <m:mcPr>
+                                  <m:mcJc m:val="center"/>
+                                  <m:count m:val="1"/>
+                                </m:mcPr>
+                              </m:mc>
+                              <m:mc>
+                                <m:mcPr>
+                                  <m:mcJc m:val="center"/>
+                                  <m:count m:val="1"/>
+                                </m:mcPr>
+                              </m:mc>
+                              <m:mc>
+                                <m:mcPr>
+                                  <m:mcJc m:val="center"/>
+                                  <m:count m:val="1"/>
+                                </m:mcPr>
+                              </m:mc>
+                            </m:mcs>
+                          </m:mPr>
+                          <m:mr>
+                            <m:e>
+                              <m:r>
+                                <m:t>1</m:t>
+                              </m:r>
+                            </m:e>
+                            <m:e>
+                              <m:r>
+                                <m:t>3</m:t>
+                              </m:r>
+                            </m:e>
+                            <m:e>
+                              <m:r>
+                                <m:t>2</m:t>
+                              </m:r>
+                            </m:e>
+                            <m:e>
+                              <m:r>
+                                <m:t>1</m:t>
+                              </m:r>
+                            </m:e>
+                            <m:e>
+                              <m:r>
+                                <m:t>0</m:t>
+                              </m:r>
+                            </m:e>
+                            <m:e>
+                              <m:r>
+                                <m:t>0</m:t>
+                              </m:r>
+                            </m:e>
+                          </m:mr>
+                          <m:mr>
+                            <m:e>
+                              <m:r>
+                                <m:t>0</m:t>
+                              </m:r>
+                            </m:e>
+                            <m:e>
+                              <m:r>
+                                <m:t>6</m:t>
+                              </m:r>
+                            </m:e>
+                            <m:e>
+                              <m:r>
+                                <m:t>2</m:t>
+                              </m:r>
+                            </m:e>
+                            <m:e>
+                              <m:r>
+                                <m:t>0</m:t>
+                              </m:r>
+                            </m:e>
+                            <m:e>
+                              <m:r>
+                                <m:t>1</m:t>
+                              </m:r>
+                            </m:e>
+                            <m:e>
+                              <m:r>
+                                <m:t>0</m:t>
+                              </m:r>
+                            </m:e>
+                          </m:mr>
+                          <m:mr>
+                            <m:e>
+                              <m:r>
+                                <m:t>1</m:t>
+                              </m:r>
+                            </m:e>
+                            <m:e>
+                              <m:r>
+                                <m:t>3</m:t>
+                              </m:r>
+                            </m:e>
+                            <m:e>
+                              <m:r>
+                                <m:t>3</m:t>
+                              </m:r>
+                            </m:e>
+                            <m:e>
+                              <m:r>
+                                <m:t>0</m:t>
+                              </m:r>
+                            </m:e>
+                            <m:e>
+                              <m:r>
+                                <m:t>0</m:t>
+                              </m:r>
+                            </m:e>
+                            <m:e>
+                              <m:r>
+                                <m:t>1</m:t>
+                              </m:r>
+                            </m:e>
+                          </m:mr>
+                        </m:m>
+                      </m:e>
+                    </m:d>
+                    <m:m>
+                      <m:mPr>
+                        <m:baseJc m:val="center"/>
+                        <m:plcHide m:val="on"/>
+                        <m:mcs>
+                          <m:mc>
+                            <m:mcPr>
+                              <m:mcJc m:val="center"/>
+                              <m:count m:val="1"/>
+                            </m:mcPr>
+                          </m:mc>
+                        </m:mcs>
+                      </m:mPr>
+                      <m:mr>
                         <m:e>
-                          <m:m>
-                            <m:mPr>
-                              <m:baseJc m:val="center"/>
-                              <m:plcHide m:val="on"/>
-                              <m:mcs>
-                                <m:mc>
-                                  <m:mcPr>
-                                    <m:mcJc m:val="center"/>
-                                    <m:count m:val="1"/>
-                                  </m:mcPr>
-                                </m:mc>
-                                <m:mc>
-                                  <m:mcPr>
-                                    <m:mcJc m:val="center"/>
-                                    <m:count m:val="1"/>
-                                  </m:mcPr>
-                                </m:mc>
-                                <m:mc>
-                                  <m:mcPr>
-                                    <m:mcJc m:val="center"/>
-                                    <m:count m:val="1"/>
-                                  </m:mcPr>
-                                </m:mc>
-                                <m:mc>
-                                  <m:mcPr>
-                                    <m:mcJc m:val="center"/>
-                                    <m:count m:val="1"/>
-                                  </m:mcPr>
-                                </m:mc>
-                                <m:mc>
-                                  <m:mcPr>
-                                    <m:mcJc m:val="center"/>
-                                    <m:count m:val="1"/>
-                                  </m:mcPr>
-                                </m:mc>
-                                <m:mc>
-                                  <m:mcPr>
-                                    <m:mcJc m:val="center"/>
-                                    <m:count m:val="1"/>
-                                  </m:mcPr>
-                                </m:mc>
-                              </m:mcs>
-                            </m:mPr>
-                            <m:mr>
-                              <m:e>
-                                <m:r>
-                                  <m:t>1</m:t>
-                                </m:r>
-                              </m:e>
-                              <m:e>
-                                <m:r>
-                                  <m:t>3</m:t>
-                                </m:r>
-                              </m:e>
-                              <m:e>
-                                <m:r>
-                                  <m:t>2</m:t>
-                                </m:r>
-                              </m:e>
-                              <m:e>
-                                <m:r>
-                                  <m:t>1</m:t>
-                                </m:r>
-                              </m:e>
-                              <m:e>
-                                <m:r>
-                                  <m:t>0</m:t>
-                                </m:r>
-                              </m:e>
-                              <m:e>
-                                <m:r>
-                                  <m:t>0</m:t>
-                                </m:r>
-                              </m:e>
-                            </m:mr>
-                            <m:mr>
-                              <m:e>
-                                <m:r>
-                                  <m:t>0</m:t>
-                                </m:r>
-                              </m:e>
-                              <m:e>
-                                <m:r>
-                                  <m:t>6</m:t>
-                                </m:r>
-                              </m:e>
-                              <m:e>
-                                <m:r>
-                                  <m:t>2</m:t>
-                                </m:r>
-                              </m:e>
-                              <m:e>
-                                <m:r>
-                                  <m:t>0</m:t>
-                                </m:r>
-                              </m:e>
-                              <m:e>
-                                <m:r>
-                                  <m:t>1</m:t>
-                                </m:r>
-                              </m:e>
-                              <m:e>
-                                <m:r>
-                                  <m:t>0</m:t>
-                                </m:r>
-                              </m:e>
-                            </m:mr>
-                            <m:mr>
-                              <m:e>
-                                <m:r>
-                                  <m:t>1</m:t>
-                                </m:r>
-                              </m:e>
-                              <m:e>
-                                <m:r>
-                                  <m:t>3</m:t>
-                                </m:r>
-                              </m:e>
-                              <m:e>
-                                <m:r>
-                                  <m:t>3</m:t>
-                                </m:r>
-                              </m:e>
-                              <m:e>
-                                <m:r>
-                                  <m:t>0</m:t>
-                                </m:r>
-                              </m:e>
-                              <m:e>
-                                <m:r>
-                                  <m:t>0</m:t>
-                                </m:r>
-                              </m:e>
-                              <m:e>
-                                <m:r>
-                                  <m:t>1</m:t>
-                                </m:r>
-                              </m:e>
-                            </m:mr>
-                          </m:m>
+                          <m:sSub>
+                            <m:e>
+                              <m:r>
+                                <m:t>r</m:t>
+                              </m:r>
+                            </m:e>
+                            <m:sub>
+                              <m:r>
+                                <m:t>1</m:t>
+                              </m:r>
+                            </m:sub>
+                          </m:sSub>
+                          <m:r>
+                            <m:rPr>
+                              <m:sty m:val="p"/>
+                            </m:rPr>
+                            <m:t>→</m:t>
+                          </m:r>
+                          <m:sSub>
+                            <m:e>
+                              <m:r>
+                                <m:t>r</m:t>
+                              </m:r>
+                            </m:e>
+                            <m:sub>
+                              <m:r>
+                                <m:t>3</m:t>
+                              </m:r>
+                            </m:sub>
+                          </m:sSub>
+                          <m:r>
+                            <m:rPr>
+                              <m:sty m:val="p"/>
+                            </m:rPr>
+                            <m:t>−</m:t>
+                          </m:r>
+                          <m:sSub>
+                            <m:e>
+                              <m:r>
+                                <m:t>r</m:t>
+                              </m:r>
+                            </m:e>
+                            <m:sub>
+                              <m:r>
+                                <m:t>1</m:t>
+                              </m:r>
+                            </m:sub>
+                          </m:sSub>
                         </m:e>
-                      </m:d>
-                      <m:m>
-                        <m:mPr>
-                          <m:baseJc m:val="center"/>
-                          <m:plcHide m:val="on"/>
-                          <m:mcs>
-                            <m:mc>
-                              <m:mcPr>
-                                <m:mcJc m:val="center"/>
-                                <m:count m:val="1"/>
-                              </m:mcPr>
-                            </m:mc>
-                          </m:mcs>
-                        </m:mPr>
-                        <m:mr>
-                          <m:e>
-                            <m:sSub>
-                              <m:e>
-                                <m:r>
-                                  <m:t>r</m:t>
-                                </m:r>
-                              </m:e>
-                              <m:sub>
-                                <m:r>
-                                  <m:t>1</m:t>
-                                </m:r>
-                              </m:sub>
-                            </m:sSub>
-                            <m:r>
-                              <m:rPr>
-                                <m:sty m:val="p"/>
-                              </m:rPr>
-                              <m:t>→</m:t>
-                            </m:r>
-                            <m:sSub>
-                              <m:e>
-                                <m:r>
-                                  <m:t>r</m:t>
-                                </m:r>
-                              </m:e>
-                              <m:sub>
-                                <m:r>
-                                  <m:t>3</m:t>
-                                </m:r>
-                              </m:sub>
-                            </m:sSub>
-                            <m:r>
-                              <m:rPr>
-                                <m:sty m:val="p"/>
-                              </m:rPr>
-                              <m:t>−</m:t>
-                            </m:r>
-                            <m:sSub>
-                              <m:e>
-                                <m:r>
-                                  <m:t>r</m:t>
-                                </m:r>
-                              </m:e>
-                              <m:sub>
-                                <m:r>
-                                  <m:t>1</m:t>
-                                </m:r>
-                              </m:sub>
-                            </m:sSub>
-                          </m:e>
-                        </m:mr>
-                      </m:m>
-                    </m:e>
-                    <m:e>
-                      <m:d>
-                        <m:dPr>
-                          <m:begChr m:val="["/>
-                          <m:sepChr m:val=""/>
-                          <m:endChr m:val="]"/>
-                          <m:grow/>
-                        </m:dPr>
-                        <m:e>
-                          <m:m>
-                            <m:mPr>
-                              <m:baseJc m:val="center"/>
-                              <m:plcHide m:val="on"/>
-                              <m:mcs>
-                                <m:mc>
-                                  <m:mcPr>
-                                    <m:mcJc m:val="center"/>
-                                    <m:count m:val="1"/>
-                                  </m:mcPr>
-                                </m:mc>
-                                <m:mc>
-                                  <m:mcPr>
-                                    <m:mcJc m:val="center"/>
-                                    <m:count m:val="1"/>
-                                  </m:mcPr>
-                                </m:mc>
-                                <m:mc>
-                                  <m:mcPr>
-                                    <m:mcJc m:val="center"/>
-                                    <m:count m:val="1"/>
-                                  </m:mcPr>
-                                </m:mc>
-                                <m:mc>
-                                  <m:mcPr>
-                                    <m:mcJc m:val="center"/>
-                                    <m:count m:val="1"/>
-                                  </m:mcPr>
-                                </m:mc>
-                                <m:mc>
-                                  <m:mcPr>
-                                    <m:mcJc m:val="center"/>
-                                    <m:count m:val="1"/>
-                                  </m:mcPr>
-                                </m:mc>
-                                <m:mc>
-                                  <m:mcPr>
-                                    <m:mcJc m:val="center"/>
-                                    <m:count m:val="1"/>
-                                  </m:mcPr>
-                                </m:mc>
-                              </m:mcs>
-                            </m:mPr>
-                            <m:mr>
-                              <m:e>
-                                <m:r>
-                                  <m:t>1</m:t>
-                                </m:r>
-                              </m:e>
-                              <m:e>
-                                <m:r>
-                                  <m:t>3</m:t>
-                                </m:r>
-                              </m:e>
-                              <m:e>
-                                <m:r>
-                                  <m:t>2</m:t>
-                                </m:r>
-                              </m:e>
-                              <m:e>
-                                <m:r>
-                                  <m:t>1</m:t>
-                                </m:r>
-                              </m:e>
-                              <m:e>
-                                <m:r>
-                                  <m:t>0</m:t>
-                                </m:r>
-                              </m:e>
-                              <m:e>
-                                <m:r>
-                                  <m:t>0</m:t>
-                                </m:r>
-                              </m:e>
-                            </m:mr>
-                            <m:mr>
-                              <m:e>
-                                <m:r>
-                                  <m:t>0</m:t>
-                                </m:r>
-                              </m:e>
-                              <m:e>
-                                <m:r>
-                                  <m:t>6</m:t>
-                                </m:r>
-                              </m:e>
-                              <m:e>
-                                <m:r>
-                                  <m:t>2</m:t>
-                                </m:r>
-                              </m:e>
-                              <m:e>
-                                <m:r>
-                                  <m:t>0</m:t>
-                                </m:r>
-                              </m:e>
-                              <m:e>
-                                <m:r>
-                                  <m:t>1</m:t>
-                                </m:r>
-                              </m:e>
-                              <m:e>
-                                <m:r>
-                                  <m:t>0</m:t>
-                                </m:r>
-                              </m:e>
-                            </m:mr>
-                            <m:mr>
-                              <m:e>
-                                <m:r>
-                                  <m:t>0</m:t>
-                                </m:r>
-                              </m:e>
-                              <m:e>
-                                <m:r>
-                                  <m:t>0</m:t>
-                                </m:r>
-                              </m:e>
-                              <m:e>
-                                <m:r>
-                                  <m:t>1</m:t>
-                                </m:r>
-                              </m:e>
-                              <m:e>
-                                <m:r>
-                                  <m:rPr>
-                                    <m:sty m:val="p"/>
-                                  </m:rPr>
-                                  <m:t>−</m:t>
-                                </m:r>
-                                <m:r>
-                                  <m:t>1</m:t>
-                                </m:r>
-                              </m:e>
-                              <m:e>
-                                <m:r>
-                                  <m:t>0</m:t>
-                                </m:r>
-                              </m:e>
-                              <m:e>
-                                <m:r>
-                                  <m:t>1</m:t>
-                                </m:r>
-                              </m:e>
-                            </m:mr>
-                          </m:m>
-                        </m:e>
-                      </m:d>
-                    </m:e>
-                  </m:mr>
-                </m:m>
+                      </m:mr>
+                    </m:m>
+                    <m:r>
+                      <m:t>&amp;</m:t>
+                    </m:r>
+                    <m:d>
+                      <m:dPr>
+                        <m:begChr m:val="["/>
+                        <m:sepChr m:val=""/>
+                        <m:endChr m:val="]"/>
+                        <m:grow/>
+                      </m:dPr>
+                      <m:e>
+                        <m:m>
+                          <m:mPr>
+                            <m:baseJc m:val="center"/>
+                            <m:plcHide m:val="on"/>
+                            <m:mcs>
+                              <m:mc>
+                                <m:mcPr>
+                                  <m:mcJc m:val="center"/>
+                                  <m:count m:val="1"/>
+                                </m:mcPr>
+                              </m:mc>
+                              <m:mc>
+                                <m:mcPr>
+                                  <m:mcJc m:val="center"/>
+                                  <m:count m:val="1"/>
+                                </m:mcPr>
+                              </m:mc>
+                              <m:mc>
+                                <m:mcPr>
+                                  <m:mcJc m:val="center"/>
+                                  <m:count m:val="1"/>
+                                </m:mcPr>
+                              </m:mc>
+                              <m:mc>
+                                <m:mcPr>
+                                  <m:mcJc m:val="center"/>
+                                  <m:count m:val="1"/>
+                                </m:mcPr>
+                              </m:mc>
+                              <m:mc>
+                                <m:mcPr>
+                                  <m:mcJc m:val="center"/>
+                                  <m:count m:val="1"/>
+                                </m:mcPr>
+                              </m:mc>
+                              <m:mc>
+                                <m:mcPr>
+                                  <m:mcJc m:val="center"/>
+                                  <m:count m:val="1"/>
+                                </m:mcPr>
+                              </m:mc>
+                            </m:mcs>
+                          </m:mPr>
+                          <m:mr>
+                            <m:e>
+                              <m:r>
+                                <m:t>1</m:t>
+                              </m:r>
+                            </m:e>
+                            <m:e>
+                              <m:r>
+                                <m:t>3</m:t>
+                              </m:r>
+                            </m:e>
+                            <m:e>
+                              <m:r>
+                                <m:t>2</m:t>
+                              </m:r>
+                            </m:e>
+                            <m:e>
+                              <m:r>
+                                <m:t>1</m:t>
+                              </m:r>
+                            </m:e>
+                            <m:e>
+                              <m:r>
+                                <m:t>0</m:t>
+                              </m:r>
+                            </m:e>
+                            <m:e>
+                              <m:r>
+                                <m:t>0</m:t>
+                              </m:r>
+                            </m:e>
+                          </m:mr>
+                          <m:mr>
+                            <m:e>
+                              <m:r>
+                                <m:t>0</m:t>
+                              </m:r>
+                            </m:e>
+                            <m:e>
+                              <m:r>
+                                <m:t>6</m:t>
+                              </m:r>
+                            </m:e>
+                            <m:e>
+                              <m:r>
+                                <m:t>2</m:t>
+                              </m:r>
+                            </m:e>
+                            <m:e>
+                              <m:r>
+                                <m:t>0</m:t>
+                              </m:r>
+                            </m:e>
+                            <m:e>
+                              <m:r>
+                                <m:t>1</m:t>
+                              </m:r>
+                            </m:e>
+                            <m:e>
+                              <m:r>
+                                <m:t>0</m:t>
+                              </m:r>
+                            </m:e>
+                          </m:mr>
+                          <m:mr>
+                            <m:e>
+                              <m:r>
+                                <m:t>0</m:t>
+                              </m:r>
+                            </m:e>
+                            <m:e>
+                              <m:r>
+                                <m:t>0</m:t>
+                              </m:r>
+                            </m:e>
+                            <m:e>
+                              <m:r>
+                                <m:t>1</m:t>
+                              </m:r>
+                            </m:e>
+                            <m:e>
+                              <m:r>
+                                <m:rPr>
+                                  <m:sty m:val="p"/>
+                                </m:rPr>
+                                <m:t>−</m:t>
+                              </m:r>
+                              <m:r>
+                                <m:t>1</m:t>
+                              </m:r>
+                            </m:e>
+                            <m:e>
+                              <m:r>
+                                <m:t>0</m:t>
+                              </m:r>
+                            </m:e>
+                            <m:e>
+                              <m:r>
+                                <m:t>1</m:t>
+                              </m:r>
+                            </m:e>
+                          </m:mr>
+                        </m:m>
+                      </m:e>
+                    </m:d>
+                  </m:e>
+                </m:eqArr>
               </m:oMath>
             </m:oMathPara>
           </w:p>
@@ -4027,504 +3950,485 @@
                 <m:jc m:val="center"/>
               </m:oMathParaPr>
               <m:oMath>
-                <m:m>
-                  <m:mPr>
-                    <m:baseJc m:val="center"/>
-                    <m:plcHide m:val="on"/>
-                    <m:mcs>
-                      <m:mc>
-                        <m:mcPr>
-                          <m:mcJc m:val="right"/>
-                          <m:count m:val="1"/>
-                        </m:mcPr>
-                      </m:mc>
-                      <m:mc>
-                        <m:mcPr>
-                          <m:mcJc m:val="left"/>
-                          <m:count m:val="1"/>
-                        </m:mcPr>
-                      </m:mc>
-                    </m:mcs>
-                  </m:mPr>
-                  <m:mr>
-                    <m:e>
-                      <m:d>
-                        <m:dPr>
-                          <m:begChr m:val="["/>
-                          <m:sepChr m:val=""/>
-                          <m:endChr m:val="]"/>
-                          <m:grow/>
-                        </m:dPr>
+                <m:eqArr>
+                  <m:e>
+                    <m:d>
+                      <m:dPr>
+                        <m:begChr m:val="["/>
+                        <m:sepChr m:val=""/>
+                        <m:endChr m:val="]"/>
+                        <m:grow/>
+                      </m:dPr>
+                      <m:e>
+                        <m:m>
+                          <m:mPr>
+                            <m:baseJc m:val="center"/>
+                            <m:plcHide m:val="on"/>
+                            <m:mcs>
+                              <m:mc>
+                                <m:mcPr>
+                                  <m:mcJc m:val="center"/>
+                                  <m:count m:val="1"/>
+                                </m:mcPr>
+                              </m:mc>
+                              <m:mc>
+                                <m:mcPr>
+                                  <m:mcJc m:val="center"/>
+                                  <m:count m:val="1"/>
+                                </m:mcPr>
+                              </m:mc>
+                              <m:mc>
+                                <m:mcPr>
+                                  <m:mcJc m:val="center"/>
+                                  <m:count m:val="1"/>
+                                </m:mcPr>
+                              </m:mc>
+                              <m:mc>
+                                <m:mcPr>
+                                  <m:mcJc m:val="center"/>
+                                  <m:count m:val="1"/>
+                                </m:mcPr>
+                              </m:mc>
+                              <m:mc>
+                                <m:mcPr>
+                                  <m:mcJc m:val="center"/>
+                                  <m:count m:val="1"/>
+                                </m:mcPr>
+                              </m:mc>
+                              <m:mc>
+                                <m:mcPr>
+                                  <m:mcJc m:val="center"/>
+                                  <m:count m:val="1"/>
+                                </m:mcPr>
+                              </m:mc>
+                            </m:mcs>
+                          </m:mPr>
+                          <m:mr>
+                            <m:e>
+                              <m:r>
+                                <m:t>1</m:t>
+                              </m:r>
+                            </m:e>
+                            <m:e>
+                              <m:r>
+                                <m:t>3</m:t>
+                              </m:r>
+                            </m:e>
+                            <m:e>
+                              <m:r>
+                                <m:t>2</m:t>
+                              </m:r>
+                            </m:e>
+                            <m:e>
+                              <m:r>
+                                <m:t>1</m:t>
+                              </m:r>
+                            </m:e>
+                            <m:e>
+                              <m:r>
+                                <m:t>0</m:t>
+                              </m:r>
+                            </m:e>
+                            <m:e>
+                              <m:r>
+                                <m:t>0</m:t>
+                              </m:r>
+                            </m:e>
+                          </m:mr>
+                          <m:mr>
+                            <m:e>
+                              <m:r>
+                                <m:t>0</m:t>
+                              </m:r>
+                            </m:e>
+                            <m:e>
+                              <m:r>
+                                <m:t>6</m:t>
+                              </m:r>
+                            </m:e>
+                            <m:e>
+                              <m:r>
+                                <m:t>2</m:t>
+                              </m:r>
+                            </m:e>
+                            <m:e>
+                              <m:r>
+                                <m:t>0</m:t>
+                              </m:r>
+                            </m:e>
+                            <m:e>
+                              <m:r>
+                                <m:t>1</m:t>
+                              </m:r>
+                            </m:e>
+                            <m:e>
+                              <m:r>
+                                <m:t>0</m:t>
+                              </m:r>
+                            </m:e>
+                          </m:mr>
+                          <m:mr>
+                            <m:e>
+                              <m:r>
+                                <m:t>0</m:t>
+                              </m:r>
+                            </m:e>
+                            <m:e>
+                              <m:r>
+                                <m:t>0</m:t>
+                              </m:r>
+                            </m:e>
+                            <m:e>
+                              <m:r>
+                                <m:t>1</m:t>
+                              </m:r>
+                            </m:e>
+                            <m:e>
+                              <m:r>
+                                <m:rPr>
+                                  <m:sty m:val="p"/>
+                                </m:rPr>
+                                <m:t>−</m:t>
+                              </m:r>
+                              <m:r>
+                                <m:t>1</m:t>
+                              </m:r>
+                            </m:e>
+                            <m:e>
+                              <m:r>
+                                <m:t>0</m:t>
+                              </m:r>
+                            </m:e>
+                            <m:e>
+                              <m:r>
+                                <m:t>1</m:t>
+                              </m:r>
+                            </m:e>
+                          </m:mr>
+                        </m:m>
+                      </m:e>
+                    </m:d>
+                    <m:m>
+                      <m:mPr>
+                        <m:baseJc m:val="center"/>
+                        <m:plcHide m:val="on"/>
+                        <m:mcs>
+                          <m:mc>
+                            <m:mcPr>
+                              <m:mcJc m:val="center"/>
+                              <m:count m:val="1"/>
+                            </m:mcPr>
+                          </m:mc>
+                        </m:mcs>
+                      </m:mPr>
+                      <m:mr>
                         <m:e>
-                          <m:m>
-                            <m:mPr>
-                              <m:baseJc m:val="center"/>
-                              <m:plcHide m:val="on"/>
-                              <m:mcs>
-                                <m:mc>
-                                  <m:mcPr>
-                                    <m:mcJc m:val="center"/>
-                                    <m:count m:val="1"/>
-                                  </m:mcPr>
-                                </m:mc>
-                                <m:mc>
-                                  <m:mcPr>
-                                    <m:mcJc m:val="center"/>
-                                    <m:count m:val="1"/>
-                                  </m:mcPr>
-                                </m:mc>
-                                <m:mc>
-                                  <m:mcPr>
-                                    <m:mcJc m:val="center"/>
-                                    <m:count m:val="1"/>
-                                  </m:mcPr>
-                                </m:mc>
-                                <m:mc>
-                                  <m:mcPr>
-                                    <m:mcJc m:val="center"/>
-                                    <m:count m:val="1"/>
-                                  </m:mcPr>
-                                </m:mc>
-                                <m:mc>
-                                  <m:mcPr>
-                                    <m:mcJc m:val="center"/>
-                                    <m:count m:val="1"/>
-                                  </m:mcPr>
-                                </m:mc>
-                                <m:mc>
-                                  <m:mcPr>
-                                    <m:mcJc m:val="center"/>
-                                    <m:count m:val="1"/>
-                                  </m:mcPr>
-                                </m:mc>
-                              </m:mcs>
-                            </m:mPr>
-                            <m:mr>
-                              <m:e>
-                                <m:r>
-                                  <m:t>1</m:t>
-                                </m:r>
-                              </m:e>
-                              <m:e>
-                                <m:r>
-                                  <m:t>3</m:t>
-                                </m:r>
-                              </m:e>
-                              <m:e>
-                                <m:r>
-                                  <m:t>2</m:t>
-                                </m:r>
-                              </m:e>
-                              <m:e>
-                                <m:r>
-                                  <m:t>1</m:t>
-                                </m:r>
-                              </m:e>
-                              <m:e>
-                                <m:r>
-                                  <m:t>0</m:t>
-                                </m:r>
-                              </m:e>
-                              <m:e>
-                                <m:r>
-                                  <m:t>0</m:t>
-                                </m:r>
-                              </m:e>
-                            </m:mr>
-                            <m:mr>
-                              <m:e>
-                                <m:r>
-                                  <m:t>0</m:t>
-                                </m:r>
-                              </m:e>
-                              <m:e>
-                                <m:r>
-                                  <m:t>6</m:t>
-                                </m:r>
-                              </m:e>
-                              <m:e>
-                                <m:r>
-                                  <m:t>2</m:t>
-                                </m:r>
-                              </m:e>
-                              <m:e>
-                                <m:r>
-                                  <m:t>0</m:t>
-                                </m:r>
-                              </m:e>
-                              <m:e>
-                                <m:r>
-                                  <m:t>1</m:t>
-                                </m:r>
-                              </m:e>
-                              <m:e>
-                                <m:r>
-                                  <m:t>0</m:t>
-                                </m:r>
-                              </m:e>
-                            </m:mr>
-                            <m:mr>
-                              <m:e>
-                                <m:r>
-                                  <m:t>0</m:t>
-                                </m:r>
-                              </m:e>
-                              <m:e>
-                                <m:r>
-                                  <m:t>0</m:t>
-                                </m:r>
-                              </m:e>
-                              <m:e>
-                                <m:r>
-                                  <m:t>1</m:t>
-                                </m:r>
-                              </m:e>
-                              <m:e>
-                                <m:r>
-                                  <m:rPr>
-                                    <m:sty m:val="p"/>
-                                  </m:rPr>
-                                  <m:t>−</m:t>
-                                </m:r>
-                                <m:r>
-                                  <m:t>1</m:t>
-                                </m:r>
-                              </m:e>
-                              <m:e>
-                                <m:r>
-                                  <m:t>0</m:t>
-                                </m:r>
-                              </m:e>
-                              <m:e>
-                                <m:r>
-                                  <m:t>1</m:t>
-                                </m:r>
-                              </m:e>
-                            </m:mr>
-                          </m:m>
+                          <m:sSub>
+                            <m:e>
+                              <m:r>
+                                <m:t>r</m:t>
+                              </m:r>
+                            </m:e>
+                            <m:sub>
+                              <m:r>
+                                <m:t>2</m:t>
+                              </m:r>
+                            </m:sub>
+                          </m:sSub>
+                          <m:r>
+                            <m:rPr>
+                              <m:sty m:val="p"/>
+                            </m:rPr>
+                            <m:t>→</m:t>
+                          </m:r>
+                          <m:sSub>
+                            <m:e>
+                              <m:r>
+                                <m:t>r</m:t>
+                              </m:r>
+                            </m:e>
+                            <m:sub>
+                              <m:r>
+                                <m:t>2</m:t>
+                              </m:r>
+                            </m:sub>
+                          </m:sSub>
+                          <m:r>
+                            <m:rPr>
+                              <m:sty m:val="p"/>
+                            </m:rPr>
+                            <m:t>−</m:t>
+                          </m:r>
+                          <m:r>
+                            <m:t>2</m:t>
+                          </m:r>
+                          <m:sSub>
+                            <m:e>
+                              <m:r>
+                                <m:t>r</m:t>
+                              </m:r>
+                            </m:e>
+                            <m:sub>
+                              <m:r>
+                                <m:t>3</m:t>
+                              </m:r>
+                            </m:sub>
+                          </m:sSub>
                         </m:e>
-                      </m:d>
-                      <m:m>
-                        <m:mPr>
-                          <m:baseJc m:val="center"/>
-                          <m:plcHide m:val="on"/>
-                          <m:mcs>
-                            <m:mc>
-                              <m:mcPr>
-                                <m:mcJc m:val="center"/>
-                                <m:count m:val="1"/>
-                              </m:mcPr>
-                            </m:mc>
-                          </m:mcs>
-                        </m:mPr>
-                        <m:mr>
-                          <m:e>
-                            <m:sSub>
-                              <m:e>
-                                <m:r>
-                                  <m:t>r</m:t>
-                                </m:r>
-                              </m:e>
-                              <m:sub>
-                                <m:r>
-                                  <m:t>2</m:t>
-                                </m:r>
-                              </m:sub>
-                            </m:sSub>
-                            <m:r>
-                              <m:rPr>
-                                <m:sty m:val="p"/>
-                              </m:rPr>
-                              <m:t>→</m:t>
-                            </m:r>
-                            <m:sSub>
-                              <m:e>
-                                <m:r>
-                                  <m:t>r</m:t>
-                                </m:r>
-                              </m:e>
-                              <m:sub>
-                                <m:r>
-                                  <m:t>2</m:t>
-                                </m:r>
-                              </m:sub>
-                            </m:sSub>
-                            <m:r>
-                              <m:rPr>
-                                <m:sty m:val="p"/>
-                              </m:rPr>
-                              <m:t>−</m:t>
-                            </m:r>
-                            <m:r>
-                              <m:t>2</m:t>
-                            </m:r>
-                            <m:sSub>
-                              <m:e>
-                                <m:r>
-                                  <m:t>r</m:t>
-                                </m:r>
-                              </m:e>
-                              <m:sub>
-                                <m:r>
-                                  <m:t>3</m:t>
-                                </m:r>
-                              </m:sub>
-                            </m:sSub>
-                          </m:e>
-                        </m:mr>
-                        <m:mr>
-                          <m:e>
-                            <m:sSub>
-                              <m:e>
-                                <m:r>
-                                  <m:t>r</m:t>
-                                </m:r>
-                              </m:e>
-                              <m:sub>
-                                <m:r>
-                                  <m:t>2</m:t>
-                                </m:r>
-                              </m:sub>
-                            </m:sSub>
-                            <m:r>
-                              <m:rPr>
-                                <m:sty m:val="p"/>
-                              </m:rPr>
-                              <m:t>→</m:t>
-                            </m:r>
-                            <m:f>
-                              <m:fPr>
-                                <m:type m:val="bar"/>
-                              </m:fPr>
-                              <m:num>
-                                <m:r>
-                                  <m:t>1</m:t>
-                                </m:r>
-                              </m:num>
-                              <m:den>
-                                <m:r>
-                                  <m:t>6</m:t>
-                                </m:r>
-                              </m:den>
-                            </m:f>
-                            <m:sSub>
-                              <m:e>
-                                <m:r>
-                                  <m:t>r</m:t>
-                                </m:r>
-                              </m:e>
-                              <m:sub>
-                                <m:r>
-                                  <m:t>2</m:t>
-                                </m:r>
-                              </m:sub>
-                            </m:sSub>
-                          </m:e>
-                        </m:mr>
-                      </m:m>
-                    </m:e>
-                    <m:e>
-                      <m:d>
-                        <m:dPr>
-                          <m:begChr m:val="["/>
-                          <m:sepChr m:val=""/>
-                          <m:endChr m:val="]"/>
-                          <m:grow/>
-                        </m:dPr>
+                      </m:mr>
+                      <m:mr>
                         <m:e>
-                          <m:m>
-                            <m:mPr>
-                              <m:baseJc m:val="center"/>
-                              <m:plcHide m:val="on"/>
-                              <m:mcs>
-                                <m:mc>
-                                  <m:mcPr>
-                                    <m:mcJc m:val="center"/>
-                                    <m:count m:val="1"/>
-                                  </m:mcPr>
-                                </m:mc>
-                                <m:mc>
-                                  <m:mcPr>
-                                    <m:mcJc m:val="center"/>
-                                    <m:count m:val="1"/>
-                                  </m:mcPr>
-                                </m:mc>
-                                <m:mc>
-                                  <m:mcPr>
-                                    <m:mcJc m:val="center"/>
-                                    <m:count m:val="1"/>
-                                  </m:mcPr>
-                                </m:mc>
-                                <m:mc>
-                                  <m:mcPr>
-                                    <m:mcJc m:val="center"/>
-                                    <m:count m:val="1"/>
-                                  </m:mcPr>
-                                </m:mc>
-                                <m:mc>
-                                  <m:mcPr>
-                                    <m:mcJc m:val="center"/>
-                                    <m:count m:val="1"/>
-                                  </m:mcPr>
-                                </m:mc>
-                                <m:mc>
-                                  <m:mcPr>
-                                    <m:mcJc m:val="center"/>
-                                    <m:count m:val="1"/>
-                                  </m:mcPr>
-                                </m:mc>
-                              </m:mcs>
-                            </m:mPr>
-                            <m:mr>
-                              <m:e>
-                                <m:r>
-                                  <m:t>1</m:t>
-                                </m:r>
-                              </m:e>
-                              <m:e>
-                                <m:r>
-                                  <m:t>3</m:t>
-                                </m:r>
-                              </m:e>
-                              <m:e>
-                                <m:r>
-                                  <m:t>2</m:t>
-                                </m:r>
-                              </m:e>
-                              <m:e>
-                                <m:r>
-                                  <m:t>1</m:t>
-                                </m:r>
-                              </m:e>
-                              <m:e>
-                                <m:r>
-                                  <m:t>0</m:t>
-                                </m:r>
-                              </m:e>
-                              <m:e>
-                                <m:r>
-                                  <m:t>0</m:t>
-                                </m:r>
-                              </m:e>
-                            </m:mr>
-                            <m:mr>
-                              <m:e>
-                                <m:r>
-                                  <m:t>0</m:t>
-                                </m:r>
-                              </m:e>
-                              <m:e>
-                                <m:r>
-                                  <m:t>1</m:t>
-                                </m:r>
-                              </m:e>
-                              <m:e>
-                                <m:r>
-                                  <m:t>0</m:t>
-                                </m:r>
-                              </m:e>
-                              <m:e>
-                                <m:f>
-                                  <m:fPr>
-                                    <m:type m:val="bar"/>
-                                  </m:fPr>
-                                  <m:num>
-                                    <m:r>
-                                      <m:t>1</m:t>
-                                    </m:r>
-                                  </m:num>
-                                  <m:den>
-                                    <m:r>
-                                      <m:t>3</m:t>
-                                    </m:r>
-                                  </m:den>
-                                </m:f>
-                              </m:e>
-                              <m:e>
-                                <m:f>
-                                  <m:fPr>
-                                    <m:type m:val="bar"/>
-                                  </m:fPr>
-                                  <m:num>
-                                    <m:r>
-                                      <m:t>1</m:t>
-                                    </m:r>
-                                  </m:num>
-                                  <m:den>
-                                    <m:r>
-                                      <m:t>6</m:t>
-                                    </m:r>
-                                  </m:den>
-                                </m:f>
-                              </m:e>
-                              <m:e>
-                                <m:r>
-                                  <m:rPr>
-                                    <m:sty m:val="p"/>
-                                  </m:rPr>
-                                  <m:t>−</m:t>
-                                </m:r>
-                                <m:f>
-                                  <m:fPr>
-                                    <m:type m:val="bar"/>
-                                  </m:fPr>
-                                  <m:num>
-                                    <m:r>
-                                      <m:t>1</m:t>
-                                    </m:r>
-                                  </m:num>
-                                  <m:den>
-                                    <m:r>
-                                      <m:t>3</m:t>
-                                    </m:r>
-                                  </m:den>
-                                </m:f>
-                              </m:e>
-                            </m:mr>
-                            <m:mr>
-                              <m:e>
-                                <m:r>
-                                  <m:t>0</m:t>
-                                </m:r>
-                              </m:e>
-                              <m:e>
-                                <m:r>
-                                  <m:t>0</m:t>
-                                </m:r>
-                              </m:e>
-                              <m:e>
-                                <m:r>
-                                  <m:t>1</m:t>
-                                </m:r>
-                              </m:e>
-                              <m:e>
-                                <m:r>
-                                  <m:rPr>
-                                    <m:sty m:val="p"/>
-                                  </m:rPr>
-                                  <m:t>−</m:t>
-                                </m:r>
-                                <m:r>
-                                  <m:t>1</m:t>
-                                </m:r>
-                              </m:e>
-                              <m:e>
-                                <m:r>
-                                  <m:t>0</m:t>
-                                </m:r>
-                              </m:e>
-                              <m:e>
-                                <m:r>
-                                  <m:t>1</m:t>
-                                </m:r>
-                              </m:e>
-                            </m:mr>
-                          </m:m>
+                          <m:sSub>
+                            <m:e>
+                              <m:r>
+                                <m:t>r</m:t>
+                              </m:r>
+                            </m:e>
+                            <m:sub>
+                              <m:r>
+                                <m:t>2</m:t>
+                              </m:r>
+                            </m:sub>
+                          </m:sSub>
+                          <m:r>
+                            <m:rPr>
+                              <m:sty m:val="p"/>
+                            </m:rPr>
+                            <m:t>→</m:t>
+                          </m:r>
+                          <m:f>
+                            <m:fPr>
+                              <m:type m:val="bar"/>
+                            </m:fPr>
+                            <m:num>
+                              <m:r>
+                                <m:t>1</m:t>
+                              </m:r>
+                            </m:num>
+                            <m:den>
+                              <m:r>
+                                <m:t>6</m:t>
+                              </m:r>
+                            </m:den>
+                          </m:f>
+                          <m:sSub>
+                            <m:e>
+                              <m:r>
+                                <m:t>r</m:t>
+                              </m:r>
+                            </m:e>
+                            <m:sub>
+                              <m:r>
+                                <m:t>2</m:t>
+                              </m:r>
+                            </m:sub>
+                          </m:sSub>
                         </m:e>
-                      </m:d>
-                    </m:e>
-                  </m:mr>
-                </m:m>
+                      </m:mr>
+                    </m:m>
+                    <m:r>
+                      <m:t>&amp;</m:t>
+                    </m:r>
+                    <m:d>
+                      <m:dPr>
+                        <m:begChr m:val="["/>
+                        <m:sepChr m:val=""/>
+                        <m:endChr m:val="]"/>
+                        <m:grow/>
+                      </m:dPr>
+                      <m:e>
+                        <m:m>
+                          <m:mPr>
+                            <m:baseJc m:val="center"/>
+                            <m:plcHide m:val="on"/>
+                            <m:mcs>
+                              <m:mc>
+                                <m:mcPr>
+                                  <m:mcJc m:val="center"/>
+                                  <m:count m:val="1"/>
+                                </m:mcPr>
+                              </m:mc>
+                              <m:mc>
+                                <m:mcPr>
+                                  <m:mcJc m:val="center"/>
+                                  <m:count m:val="1"/>
+                                </m:mcPr>
+                              </m:mc>
+                              <m:mc>
+                                <m:mcPr>
+                                  <m:mcJc m:val="center"/>
+                                  <m:count m:val="1"/>
+                                </m:mcPr>
+                              </m:mc>
+                              <m:mc>
+                                <m:mcPr>
+                                  <m:mcJc m:val="center"/>
+                                  <m:count m:val="1"/>
+                                </m:mcPr>
+                              </m:mc>
+                              <m:mc>
+                                <m:mcPr>
+                                  <m:mcJc m:val="center"/>
+                                  <m:count m:val="1"/>
+                                </m:mcPr>
+                              </m:mc>
+                              <m:mc>
+                                <m:mcPr>
+                                  <m:mcJc m:val="center"/>
+                                  <m:count m:val="1"/>
+                                </m:mcPr>
+                              </m:mc>
+                            </m:mcs>
+                          </m:mPr>
+                          <m:mr>
+                            <m:e>
+                              <m:r>
+                                <m:t>1</m:t>
+                              </m:r>
+                            </m:e>
+                            <m:e>
+                              <m:r>
+                                <m:t>3</m:t>
+                              </m:r>
+                            </m:e>
+                            <m:e>
+                              <m:r>
+                                <m:t>2</m:t>
+                              </m:r>
+                            </m:e>
+                            <m:e>
+                              <m:r>
+                                <m:t>1</m:t>
+                              </m:r>
+                            </m:e>
+                            <m:e>
+                              <m:r>
+                                <m:t>0</m:t>
+                              </m:r>
+                            </m:e>
+                            <m:e>
+                              <m:r>
+                                <m:t>0</m:t>
+                              </m:r>
+                            </m:e>
+                          </m:mr>
+                          <m:mr>
+                            <m:e>
+                              <m:r>
+                                <m:t>0</m:t>
+                              </m:r>
+                            </m:e>
+                            <m:e>
+                              <m:r>
+                                <m:t>1</m:t>
+                              </m:r>
+                            </m:e>
+                            <m:e>
+                              <m:r>
+                                <m:t>0</m:t>
+                              </m:r>
+                            </m:e>
+                            <m:e>
+                              <m:f>
+                                <m:fPr>
+                                  <m:type m:val="bar"/>
+                                </m:fPr>
+                                <m:num>
+                                  <m:r>
+                                    <m:t>1</m:t>
+                                  </m:r>
+                                </m:num>
+                                <m:den>
+                                  <m:r>
+                                    <m:t>3</m:t>
+                                  </m:r>
+                                </m:den>
+                              </m:f>
+                            </m:e>
+                            <m:e>
+                              <m:f>
+                                <m:fPr>
+                                  <m:type m:val="bar"/>
+                                </m:fPr>
+                                <m:num>
+                                  <m:r>
+                                    <m:t>1</m:t>
+                                  </m:r>
+                                </m:num>
+                                <m:den>
+                                  <m:r>
+                                    <m:t>6</m:t>
+                                  </m:r>
+                                </m:den>
+                              </m:f>
+                            </m:e>
+                            <m:e>
+                              <m:r>
+                                <m:rPr>
+                                  <m:sty m:val="p"/>
+                                </m:rPr>
+                                <m:t>−</m:t>
+                              </m:r>
+                              <m:f>
+                                <m:fPr>
+                                  <m:type m:val="bar"/>
+                                </m:fPr>
+                                <m:num>
+                                  <m:r>
+                                    <m:t>1</m:t>
+                                  </m:r>
+                                </m:num>
+                                <m:den>
+                                  <m:r>
+                                    <m:t>3</m:t>
+                                  </m:r>
+                                </m:den>
+                              </m:f>
+                            </m:e>
+                          </m:mr>
+                          <m:mr>
+                            <m:e>
+                              <m:r>
+                                <m:t>0</m:t>
+                              </m:r>
+                            </m:e>
+                            <m:e>
+                              <m:r>
+                                <m:t>0</m:t>
+                              </m:r>
+                            </m:e>
+                            <m:e>
+                              <m:r>
+                                <m:t>1</m:t>
+                              </m:r>
+                            </m:e>
+                            <m:e>
+                              <m:r>
+                                <m:rPr>
+                                  <m:sty m:val="p"/>
+                                </m:rPr>
+                                <m:t>−</m:t>
+                              </m:r>
+                              <m:r>
+                                <m:t>1</m:t>
+                              </m:r>
+                            </m:e>
+                            <m:e>
+                              <m:r>
+                                <m:t>0</m:t>
+                              </m:r>
+                            </m:e>
+                            <m:e>
+                              <m:r>
+                                <m:t>1</m:t>
+                              </m:r>
+                            </m:e>
+                          </m:mr>
+                        </m:m>
+                      </m:e>
+                    </m:d>
+                  </m:e>
+                </m:eqArr>
               </m:oMath>
             </m:oMathPara>
           </w:p>
@@ -4545,515 +4449,496 @@
                 <m:jc m:val="center"/>
               </m:oMathParaPr>
               <m:oMath>
-                <m:m>
-                  <m:mPr>
-                    <m:baseJc m:val="center"/>
-                    <m:plcHide m:val="on"/>
-                    <m:mcs>
-                      <m:mc>
-                        <m:mcPr>
-                          <m:mcJc m:val="right"/>
-                          <m:count m:val="1"/>
-                        </m:mcPr>
-                      </m:mc>
-                      <m:mc>
-                        <m:mcPr>
-                          <m:mcJc m:val="left"/>
-                          <m:count m:val="1"/>
-                        </m:mcPr>
-                      </m:mc>
-                    </m:mcs>
-                  </m:mPr>
-                  <m:mr>
-                    <m:e>
-                      <m:d>
-                        <m:dPr>
-                          <m:begChr m:val="["/>
-                          <m:sepChr m:val=""/>
-                          <m:endChr m:val="]"/>
-                          <m:grow/>
-                        </m:dPr>
+                <m:eqArr>
+                  <m:e>
+                    <m:d>
+                      <m:dPr>
+                        <m:begChr m:val="["/>
+                        <m:sepChr m:val=""/>
+                        <m:endChr m:val="]"/>
+                        <m:grow/>
+                      </m:dPr>
+                      <m:e>
+                        <m:m>
+                          <m:mPr>
+                            <m:baseJc m:val="center"/>
+                            <m:plcHide m:val="on"/>
+                            <m:mcs>
+                              <m:mc>
+                                <m:mcPr>
+                                  <m:mcJc m:val="center"/>
+                                  <m:count m:val="1"/>
+                                </m:mcPr>
+                              </m:mc>
+                              <m:mc>
+                                <m:mcPr>
+                                  <m:mcJc m:val="center"/>
+                                  <m:count m:val="1"/>
+                                </m:mcPr>
+                              </m:mc>
+                              <m:mc>
+                                <m:mcPr>
+                                  <m:mcJc m:val="center"/>
+                                  <m:count m:val="1"/>
+                                </m:mcPr>
+                              </m:mc>
+                              <m:mc>
+                                <m:mcPr>
+                                  <m:mcJc m:val="center"/>
+                                  <m:count m:val="1"/>
+                                </m:mcPr>
+                              </m:mc>
+                              <m:mc>
+                                <m:mcPr>
+                                  <m:mcJc m:val="center"/>
+                                  <m:count m:val="1"/>
+                                </m:mcPr>
+                              </m:mc>
+                              <m:mc>
+                                <m:mcPr>
+                                  <m:mcJc m:val="center"/>
+                                  <m:count m:val="1"/>
+                                </m:mcPr>
+                              </m:mc>
+                            </m:mcs>
+                          </m:mPr>
+                          <m:mr>
+                            <m:e>
+                              <m:r>
+                                <m:t>1</m:t>
+                              </m:r>
+                            </m:e>
+                            <m:e>
+                              <m:r>
+                                <m:t>3</m:t>
+                              </m:r>
+                            </m:e>
+                            <m:e>
+                              <m:r>
+                                <m:t>2</m:t>
+                              </m:r>
+                            </m:e>
+                            <m:e>
+                              <m:r>
+                                <m:t>1</m:t>
+                              </m:r>
+                            </m:e>
+                            <m:e>
+                              <m:r>
+                                <m:t>0</m:t>
+                              </m:r>
+                            </m:e>
+                            <m:e>
+                              <m:r>
+                                <m:t>0</m:t>
+                              </m:r>
+                            </m:e>
+                          </m:mr>
+                          <m:mr>
+                            <m:e>
+                              <m:r>
+                                <m:t>0</m:t>
+                              </m:r>
+                            </m:e>
+                            <m:e>
+                              <m:r>
+                                <m:t>1</m:t>
+                              </m:r>
+                            </m:e>
+                            <m:e>
+                              <m:r>
+                                <m:t>0</m:t>
+                              </m:r>
+                            </m:e>
+                            <m:e>
+                              <m:f>
+                                <m:fPr>
+                                  <m:type m:val="bar"/>
+                                </m:fPr>
+                                <m:num>
+                                  <m:r>
+                                    <m:t>1</m:t>
+                                  </m:r>
+                                </m:num>
+                                <m:den>
+                                  <m:r>
+                                    <m:t>3</m:t>
+                                  </m:r>
+                                </m:den>
+                              </m:f>
+                            </m:e>
+                            <m:e>
+                              <m:f>
+                                <m:fPr>
+                                  <m:type m:val="bar"/>
+                                </m:fPr>
+                                <m:num>
+                                  <m:r>
+                                    <m:t>1</m:t>
+                                  </m:r>
+                                </m:num>
+                                <m:den>
+                                  <m:r>
+                                    <m:t>6</m:t>
+                                  </m:r>
+                                </m:den>
+                              </m:f>
+                            </m:e>
+                            <m:e>
+                              <m:r>
+                                <m:rPr>
+                                  <m:sty m:val="p"/>
+                                </m:rPr>
+                                <m:t>−</m:t>
+                              </m:r>
+                              <m:f>
+                                <m:fPr>
+                                  <m:type m:val="bar"/>
+                                </m:fPr>
+                                <m:num>
+                                  <m:r>
+                                    <m:t>1</m:t>
+                                  </m:r>
+                                </m:num>
+                                <m:den>
+                                  <m:r>
+                                    <m:t>3</m:t>
+                                  </m:r>
+                                </m:den>
+                              </m:f>
+                            </m:e>
+                          </m:mr>
+                          <m:mr>
+                            <m:e>
+                              <m:r>
+                                <m:t>0</m:t>
+                              </m:r>
+                            </m:e>
+                            <m:e>
+                              <m:r>
+                                <m:t>0</m:t>
+                              </m:r>
+                            </m:e>
+                            <m:e>
+                              <m:r>
+                                <m:t>1</m:t>
+                              </m:r>
+                            </m:e>
+                            <m:e>
+                              <m:r>
+                                <m:rPr>
+                                  <m:sty m:val="p"/>
+                                </m:rPr>
+                                <m:t>−</m:t>
+                              </m:r>
+                              <m:r>
+                                <m:t>1</m:t>
+                              </m:r>
+                            </m:e>
+                            <m:e>
+                              <m:r>
+                                <m:t>0</m:t>
+                              </m:r>
+                            </m:e>
+                            <m:e>
+                              <m:r>
+                                <m:t>1</m:t>
+                              </m:r>
+                            </m:e>
+                          </m:mr>
+                        </m:m>
+                      </m:e>
+                    </m:d>
+                    <m:m>
+                      <m:mPr>
+                        <m:baseJc m:val="center"/>
+                        <m:plcHide m:val="on"/>
+                        <m:mcs>
+                          <m:mc>
+                            <m:mcPr>
+                              <m:mcJc m:val="center"/>
+                              <m:count m:val="1"/>
+                            </m:mcPr>
+                          </m:mc>
+                        </m:mcs>
+                      </m:mPr>
+                      <m:mr>
                         <m:e>
-                          <m:m>
-                            <m:mPr>
-                              <m:baseJc m:val="center"/>
-                              <m:plcHide m:val="on"/>
-                              <m:mcs>
-                                <m:mc>
-                                  <m:mcPr>
-                                    <m:mcJc m:val="center"/>
-                                    <m:count m:val="1"/>
-                                  </m:mcPr>
-                                </m:mc>
-                                <m:mc>
-                                  <m:mcPr>
-                                    <m:mcJc m:val="center"/>
-                                    <m:count m:val="1"/>
-                                  </m:mcPr>
-                                </m:mc>
-                                <m:mc>
-                                  <m:mcPr>
-                                    <m:mcJc m:val="center"/>
-                                    <m:count m:val="1"/>
-                                  </m:mcPr>
-                                </m:mc>
-                                <m:mc>
-                                  <m:mcPr>
-                                    <m:mcJc m:val="center"/>
-                                    <m:count m:val="1"/>
-                                  </m:mcPr>
-                                </m:mc>
-                                <m:mc>
-                                  <m:mcPr>
-                                    <m:mcJc m:val="center"/>
-                                    <m:count m:val="1"/>
-                                  </m:mcPr>
-                                </m:mc>
-                                <m:mc>
-                                  <m:mcPr>
-                                    <m:mcJc m:val="center"/>
-                                    <m:count m:val="1"/>
-                                  </m:mcPr>
-                                </m:mc>
-                              </m:mcs>
-                            </m:mPr>
-                            <m:mr>
-                              <m:e>
-                                <m:r>
-                                  <m:t>1</m:t>
-                                </m:r>
-                              </m:e>
-                              <m:e>
-                                <m:r>
-                                  <m:t>3</m:t>
-                                </m:r>
-                              </m:e>
-                              <m:e>
-                                <m:r>
-                                  <m:t>2</m:t>
-                                </m:r>
-                              </m:e>
-                              <m:e>
-                                <m:r>
-                                  <m:t>1</m:t>
-                                </m:r>
-                              </m:e>
-                              <m:e>
-                                <m:r>
-                                  <m:t>0</m:t>
-                                </m:r>
-                              </m:e>
-                              <m:e>
-                                <m:r>
-                                  <m:t>0</m:t>
-                                </m:r>
-                              </m:e>
-                            </m:mr>
-                            <m:mr>
-                              <m:e>
-                                <m:r>
-                                  <m:t>0</m:t>
-                                </m:r>
-                              </m:e>
-                              <m:e>
-                                <m:r>
-                                  <m:t>1</m:t>
-                                </m:r>
-                              </m:e>
-                              <m:e>
-                                <m:r>
-                                  <m:t>0</m:t>
-                                </m:r>
-                              </m:e>
-                              <m:e>
-                                <m:f>
-                                  <m:fPr>
-                                    <m:type m:val="bar"/>
-                                  </m:fPr>
-                                  <m:num>
-                                    <m:r>
-                                      <m:t>1</m:t>
-                                    </m:r>
-                                  </m:num>
-                                  <m:den>
-                                    <m:r>
-                                      <m:t>3</m:t>
-                                    </m:r>
-                                  </m:den>
-                                </m:f>
-                              </m:e>
-                              <m:e>
-                                <m:f>
-                                  <m:fPr>
-                                    <m:type m:val="bar"/>
-                                  </m:fPr>
-                                  <m:num>
-                                    <m:r>
-                                      <m:t>1</m:t>
-                                    </m:r>
-                                  </m:num>
-                                  <m:den>
-                                    <m:r>
-                                      <m:t>6</m:t>
-                                    </m:r>
-                                  </m:den>
-                                </m:f>
-                              </m:e>
-                              <m:e>
-                                <m:r>
-                                  <m:rPr>
-                                    <m:sty m:val="p"/>
-                                  </m:rPr>
-                                  <m:t>−</m:t>
-                                </m:r>
-                                <m:f>
-                                  <m:fPr>
-                                    <m:type m:val="bar"/>
-                                  </m:fPr>
-                                  <m:num>
-                                    <m:r>
-                                      <m:t>1</m:t>
-                                    </m:r>
-                                  </m:num>
-                                  <m:den>
-                                    <m:r>
-                                      <m:t>3</m:t>
-                                    </m:r>
-                                  </m:den>
-                                </m:f>
-                              </m:e>
-                            </m:mr>
-                            <m:mr>
-                              <m:e>
-                                <m:r>
-                                  <m:t>0</m:t>
-                                </m:r>
-                              </m:e>
-                              <m:e>
-                                <m:r>
-                                  <m:t>0</m:t>
-                                </m:r>
-                              </m:e>
-                              <m:e>
-                                <m:r>
-                                  <m:t>1</m:t>
-                                </m:r>
-                              </m:e>
-                              <m:e>
-                                <m:r>
-                                  <m:rPr>
-                                    <m:sty m:val="p"/>
-                                  </m:rPr>
-                                  <m:t>−</m:t>
-                                </m:r>
-                                <m:r>
-                                  <m:t>1</m:t>
-                                </m:r>
-                              </m:e>
-                              <m:e>
-                                <m:r>
-                                  <m:t>0</m:t>
-                                </m:r>
-                              </m:e>
-                              <m:e>
-                                <m:r>
-                                  <m:t>1</m:t>
-                                </m:r>
-                              </m:e>
-                            </m:mr>
-                          </m:m>
+                          <m:sSub>
+                            <m:e>
+                              <m:r>
+                                <m:t>r</m:t>
+                              </m:r>
+                            </m:e>
+                            <m:sub>
+                              <m:r>
+                                <m:t>1</m:t>
+                              </m:r>
+                            </m:sub>
+                          </m:sSub>
+                          <m:r>
+                            <m:rPr>
+                              <m:sty m:val="p"/>
+                            </m:rPr>
+                            <m:t>→</m:t>
+                          </m:r>
+                          <m:sSub>
+                            <m:e>
+                              <m:r>
+                                <m:t>r</m:t>
+                              </m:r>
+                            </m:e>
+                            <m:sub>
+                              <m:r>
+                                <m:t>1</m:t>
+                              </m:r>
+                            </m:sub>
+                          </m:sSub>
+                          <m:r>
+                            <m:rPr>
+                              <m:sty m:val="p"/>
+                            </m:rPr>
+                            <m:t>−</m:t>
+                          </m:r>
+                          <m:r>
+                            <m:t>3</m:t>
+                          </m:r>
+                          <m:sSub>
+                            <m:e>
+                              <m:r>
+                                <m:t>r</m:t>
+                              </m:r>
+                            </m:e>
+                            <m:sub>
+                              <m:r>
+                                <m:t>2</m:t>
+                              </m:r>
+                            </m:sub>
+                          </m:sSub>
                         </m:e>
-                      </m:d>
-                      <m:m>
-                        <m:mPr>
-                          <m:baseJc m:val="center"/>
-                          <m:plcHide m:val="on"/>
-                          <m:mcs>
-                            <m:mc>
-                              <m:mcPr>
-                                <m:mcJc m:val="center"/>
-                                <m:count m:val="1"/>
-                              </m:mcPr>
-                            </m:mc>
-                          </m:mcs>
-                        </m:mPr>
-                        <m:mr>
-                          <m:e>
-                            <m:sSub>
-                              <m:e>
-                                <m:r>
-                                  <m:t>r</m:t>
-                                </m:r>
-                              </m:e>
-                              <m:sub>
-                                <m:r>
-                                  <m:t>1</m:t>
-                                </m:r>
-                              </m:sub>
-                            </m:sSub>
-                            <m:r>
-                              <m:rPr>
-                                <m:sty m:val="p"/>
-                              </m:rPr>
-                              <m:t>→</m:t>
-                            </m:r>
-                            <m:sSub>
-                              <m:e>
-                                <m:r>
-                                  <m:t>r</m:t>
-                                </m:r>
-                              </m:e>
-                              <m:sub>
-                                <m:r>
-                                  <m:t>1</m:t>
-                                </m:r>
-                              </m:sub>
-                            </m:sSub>
-                            <m:r>
-                              <m:rPr>
-                                <m:sty m:val="p"/>
-                              </m:rPr>
-                              <m:t>−</m:t>
-                            </m:r>
-                            <m:r>
-                              <m:t>3</m:t>
-                            </m:r>
-                            <m:sSub>
-                              <m:e>
-                                <m:r>
-                                  <m:t>r</m:t>
-                                </m:r>
-                              </m:e>
-                              <m:sub>
-                                <m:r>
-                                  <m:t>2</m:t>
-                                </m:r>
-                              </m:sub>
-                            </m:sSub>
-                          </m:e>
-                        </m:mr>
-                      </m:m>
-                    </m:e>
-                    <m:e>
-                      <m:d>
-                        <m:dPr>
-                          <m:begChr m:val="["/>
-                          <m:sepChr m:val=""/>
-                          <m:endChr m:val="]"/>
-                          <m:grow/>
-                        </m:dPr>
-                        <m:e>
-                          <m:m>
-                            <m:mPr>
-                              <m:baseJc m:val="center"/>
-                              <m:plcHide m:val="on"/>
-                              <m:mcs>
-                                <m:mc>
-                                  <m:mcPr>
-                                    <m:mcJc m:val="center"/>
-                                    <m:count m:val="1"/>
-                                  </m:mcPr>
-                                </m:mc>
-                                <m:mc>
-                                  <m:mcPr>
-                                    <m:mcJc m:val="center"/>
-                                    <m:count m:val="1"/>
-                                  </m:mcPr>
-                                </m:mc>
-                                <m:mc>
-                                  <m:mcPr>
-                                    <m:mcJc m:val="center"/>
-                                    <m:count m:val="1"/>
-                                  </m:mcPr>
-                                </m:mc>
-                                <m:mc>
-                                  <m:mcPr>
-                                    <m:mcJc m:val="center"/>
-                                    <m:count m:val="1"/>
-                                  </m:mcPr>
-                                </m:mc>
-                                <m:mc>
-                                  <m:mcPr>
-                                    <m:mcJc m:val="center"/>
-                                    <m:count m:val="1"/>
-                                  </m:mcPr>
-                                </m:mc>
-                                <m:mc>
-                                  <m:mcPr>
-                                    <m:mcJc m:val="center"/>
-                                    <m:count m:val="1"/>
-                                  </m:mcPr>
-                                </m:mc>
-                              </m:mcs>
-                            </m:mPr>
-                            <m:mr>
-                              <m:e>
-                                <m:r>
-                                  <m:t>1</m:t>
-                                </m:r>
-                              </m:e>
-                              <m:e>
-                                <m:r>
-                                  <m:t>0</m:t>
-                                </m:r>
-                              </m:e>
-                              <m:e>
-                                <m:r>
-                                  <m:t>2</m:t>
-                                </m:r>
-                              </m:e>
-                              <m:e>
-                                <m:r>
-                                  <m:t>0</m:t>
-                                </m:r>
-                              </m:e>
-                              <m:e>
-                                <m:r>
-                                  <m:rPr>
-                                    <m:sty m:val="p"/>
-                                  </m:rPr>
-                                  <m:t>−</m:t>
-                                </m:r>
-                                <m:f>
-                                  <m:fPr>
-                                    <m:type m:val="bar"/>
-                                  </m:fPr>
-                                  <m:num>
-                                    <m:r>
-                                      <m:t>1</m:t>
-                                    </m:r>
-                                  </m:num>
-                                  <m:den>
-                                    <m:r>
-                                      <m:t>2</m:t>
-                                    </m:r>
-                                  </m:den>
-                                </m:f>
-                              </m:e>
-                              <m:e>
-                                <m:r>
-                                  <m:t>1</m:t>
-                                </m:r>
-                              </m:e>
-                            </m:mr>
-                            <m:mr>
-                              <m:e>
-                                <m:r>
-                                  <m:t>0</m:t>
-                                </m:r>
-                              </m:e>
-                              <m:e>
-                                <m:r>
-                                  <m:t>1</m:t>
-                                </m:r>
-                              </m:e>
-                              <m:e>
-                                <m:r>
-                                  <m:t>0</m:t>
-                                </m:r>
-                              </m:e>
-                              <m:e>
-                                <m:f>
-                                  <m:fPr>
-                                    <m:type m:val="bar"/>
-                                  </m:fPr>
-                                  <m:num>
-                                    <m:r>
-                                      <m:t>1</m:t>
-                                    </m:r>
-                                  </m:num>
-                                  <m:den>
-                                    <m:r>
-                                      <m:t>3</m:t>
-                                    </m:r>
-                                  </m:den>
-                                </m:f>
-                              </m:e>
-                              <m:e>
-                                <m:f>
-                                  <m:fPr>
-                                    <m:type m:val="bar"/>
-                                  </m:fPr>
-                                  <m:num>
-                                    <m:r>
-                                      <m:t>1</m:t>
-                                    </m:r>
-                                  </m:num>
-                                  <m:den>
-                                    <m:r>
-                                      <m:t>6</m:t>
-                                    </m:r>
-                                  </m:den>
-                                </m:f>
-                              </m:e>
-                              <m:e>
-                                <m:r>
-                                  <m:rPr>
-                                    <m:sty m:val="p"/>
-                                  </m:rPr>
-                                  <m:t>−</m:t>
-                                </m:r>
-                                <m:f>
-                                  <m:fPr>
-                                    <m:type m:val="bar"/>
-                                  </m:fPr>
-                                  <m:num>
-                                    <m:r>
-                                      <m:t>1</m:t>
-                                    </m:r>
-                                  </m:num>
-                                  <m:den>
-                                    <m:r>
-                                      <m:t>3</m:t>
-                                    </m:r>
-                                  </m:den>
-                                </m:f>
-                              </m:e>
-                            </m:mr>
-                            <m:mr>
-                              <m:e>
-                                <m:r>
-                                  <m:t>0</m:t>
-                                </m:r>
-                              </m:e>
-                              <m:e>
-                                <m:r>
-                                  <m:t>0</m:t>
-                                </m:r>
-                              </m:e>
-                              <m:e>
-                                <m:r>
-                                  <m:t>1</m:t>
-                                </m:r>
-                              </m:e>
-                              <m:e>
-                                <m:r>
-                                  <m:rPr>
-                                    <m:sty m:val="p"/>
-                                  </m:rPr>
-                                  <m:t>−</m:t>
-                                </m:r>
-                                <m:r>
-                                  <m:t>1</m:t>
-                                </m:r>
-                              </m:e>
-                              <m:e>
-                                <m:r>
-                                  <m:t>0</m:t>
-                                </m:r>
-                              </m:e>
-                              <m:e>
-                                <m:r>
-                                  <m:t>1</m:t>
-                                </m:r>
-                              </m:e>
-                            </m:mr>
-                          </m:m>
-                        </m:e>
-                      </m:d>
-                    </m:e>
-                  </m:mr>
-                </m:m>
+                      </m:mr>
+                    </m:m>
+                    <m:r>
+                      <m:t>&amp;</m:t>
+                    </m:r>
+                    <m:d>
+                      <m:dPr>
+                        <m:begChr m:val="["/>
+                        <m:sepChr m:val=""/>
+                        <m:endChr m:val="]"/>
+                        <m:grow/>
+                      </m:dPr>
+                      <m:e>
+                        <m:m>
+                          <m:mPr>
+                            <m:baseJc m:val="center"/>
+                            <m:plcHide m:val="on"/>
+                            <m:mcs>
+                              <m:mc>
+                                <m:mcPr>
+                                  <m:mcJc m:val="center"/>
+                                  <m:count m:val="1"/>
+                                </m:mcPr>
+                              </m:mc>
+                              <m:mc>
+                                <m:mcPr>
+                                  <m:mcJc m:val="center"/>
+                                  <m:count m:val="1"/>
+                                </m:mcPr>
+                              </m:mc>
+                              <m:mc>
+                                <m:mcPr>
+                                  <m:mcJc m:val="center"/>
+                                  <m:count m:val="1"/>
+                                </m:mcPr>
+                              </m:mc>
+                              <m:mc>
+                                <m:mcPr>
+                                  <m:mcJc m:val="center"/>
+                                  <m:count m:val="1"/>
+                                </m:mcPr>
+                              </m:mc>
+                              <m:mc>
+                                <m:mcPr>
+                                  <m:mcJc m:val="center"/>
+                                  <m:count m:val="1"/>
+                                </m:mcPr>
+                              </m:mc>
+                              <m:mc>
+                                <m:mcPr>
+                                  <m:mcJc m:val="center"/>
+                                  <m:count m:val="1"/>
+                                </m:mcPr>
+                              </m:mc>
+                            </m:mcs>
+                          </m:mPr>
+                          <m:mr>
+                            <m:e>
+                              <m:r>
+                                <m:t>1</m:t>
+                              </m:r>
+                            </m:e>
+                            <m:e>
+                              <m:r>
+                                <m:t>0</m:t>
+                              </m:r>
+                            </m:e>
+                            <m:e>
+                              <m:r>
+                                <m:t>2</m:t>
+                              </m:r>
+                            </m:e>
+                            <m:e>
+                              <m:r>
+                                <m:t>0</m:t>
+                              </m:r>
+                            </m:e>
+                            <m:e>
+                              <m:r>
+                                <m:rPr>
+                                  <m:sty m:val="p"/>
+                                </m:rPr>
+                                <m:t>−</m:t>
+                              </m:r>
+                              <m:f>
+                                <m:fPr>
+                                  <m:type m:val="bar"/>
+                                </m:fPr>
+                                <m:num>
+                                  <m:r>
+                                    <m:t>1</m:t>
+                                  </m:r>
+                                </m:num>
+                                <m:den>
+                                  <m:r>
+                                    <m:t>2</m:t>
+                                  </m:r>
+                                </m:den>
+                              </m:f>
+                            </m:e>
+                            <m:e>
+                              <m:r>
+                                <m:t>1</m:t>
+                              </m:r>
+                            </m:e>
+                          </m:mr>
+                          <m:mr>
+                            <m:e>
+                              <m:r>
+                                <m:t>0</m:t>
+                              </m:r>
+                            </m:e>
+                            <m:e>
+                              <m:r>
+                                <m:t>1</m:t>
+                              </m:r>
+                            </m:e>
+                            <m:e>
+                              <m:r>
+                                <m:t>0</m:t>
+                              </m:r>
+                            </m:e>
+                            <m:e>
+                              <m:f>
+                                <m:fPr>
+                                  <m:type m:val="bar"/>
+                                </m:fPr>
+                                <m:num>
+                                  <m:r>
+                                    <m:t>1</m:t>
+                                  </m:r>
+                                </m:num>
+                                <m:den>
+                                  <m:r>
+                                    <m:t>3</m:t>
+                                  </m:r>
+                                </m:den>
+                              </m:f>
+                            </m:e>
+                            <m:e>
+                              <m:f>
+                                <m:fPr>
+                                  <m:type m:val="bar"/>
+                                </m:fPr>
+                                <m:num>
+                                  <m:r>
+                                    <m:t>1</m:t>
+                                  </m:r>
+                                </m:num>
+                                <m:den>
+                                  <m:r>
+                                    <m:t>6</m:t>
+                                  </m:r>
+                                </m:den>
+                              </m:f>
+                            </m:e>
+                            <m:e>
+                              <m:r>
+                                <m:rPr>
+                                  <m:sty m:val="p"/>
+                                </m:rPr>
+                                <m:t>−</m:t>
+                              </m:r>
+                              <m:f>
+                                <m:fPr>
+                                  <m:type m:val="bar"/>
+                                </m:fPr>
+                                <m:num>
+                                  <m:r>
+                                    <m:t>1</m:t>
+                                  </m:r>
+                                </m:num>
+                                <m:den>
+                                  <m:r>
+                                    <m:t>3</m:t>
+                                  </m:r>
+                                </m:den>
+                              </m:f>
+                            </m:e>
+                          </m:mr>
+                          <m:mr>
+                            <m:e>
+                              <m:r>
+                                <m:t>0</m:t>
+                              </m:r>
+                            </m:e>
+                            <m:e>
+                              <m:r>
+                                <m:t>0</m:t>
+                              </m:r>
+                            </m:e>
+                            <m:e>
+                              <m:r>
+                                <m:t>1</m:t>
+                              </m:r>
+                            </m:e>
+                            <m:e>
+                              <m:r>
+                                <m:rPr>
+                                  <m:sty m:val="p"/>
+                                </m:rPr>
+                                <m:t>−</m:t>
+                              </m:r>
+                              <m:r>
+                                <m:t>1</m:t>
+                              </m:r>
+                            </m:e>
+                            <m:e>
+                              <m:r>
+                                <m:t>0</m:t>
+                              </m:r>
+                            </m:e>
+                            <m:e>
+                              <m:r>
+                                <m:t>1</m:t>
+                              </m:r>
+                            </m:e>
+                          </m:mr>
+                        </m:m>
+                      </m:e>
+                    </m:d>
+                  </m:e>
+                </m:eqArr>
               </m:oMath>
             </m:oMathPara>
           </w:p>
@@ -5086,539 +4971,520 @@
                 <m:jc m:val="center"/>
               </m:oMathParaPr>
               <m:oMath>
-                <m:m>
-                  <m:mPr>
-                    <m:baseJc m:val="center"/>
-                    <m:plcHide m:val="on"/>
-                    <m:mcs>
-                      <m:mc>
-                        <m:mcPr>
-                          <m:mcJc m:val="right"/>
-                          <m:count m:val="1"/>
-                        </m:mcPr>
-                      </m:mc>
-                      <m:mc>
-                        <m:mcPr>
-                          <m:mcJc m:val="left"/>
-                          <m:count m:val="1"/>
-                        </m:mcPr>
-                      </m:mc>
-                    </m:mcs>
-                  </m:mPr>
-                  <m:mr>
-                    <m:e>
-                      <m:d>
-                        <m:dPr>
-                          <m:begChr m:val="["/>
-                          <m:sepChr m:val=""/>
-                          <m:endChr m:val="]"/>
-                          <m:grow/>
-                        </m:dPr>
+                <m:eqArr>
+                  <m:e>
+                    <m:d>
+                      <m:dPr>
+                        <m:begChr m:val="["/>
+                        <m:sepChr m:val=""/>
+                        <m:endChr m:val="]"/>
+                        <m:grow/>
+                      </m:dPr>
+                      <m:e>
+                        <m:m>
+                          <m:mPr>
+                            <m:baseJc m:val="center"/>
+                            <m:plcHide m:val="on"/>
+                            <m:mcs>
+                              <m:mc>
+                                <m:mcPr>
+                                  <m:mcJc m:val="center"/>
+                                  <m:count m:val="1"/>
+                                </m:mcPr>
+                              </m:mc>
+                              <m:mc>
+                                <m:mcPr>
+                                  <m:mcJc m:val="center"/>
+                                  <m:count m:val="1"/>
+                                </m:mcPr>
+                              </m:mc>
+                              <m:mc>
+                                <m:mcPr>
+                                  <m:mcJc m:val="center"/>
+                                  <m:count m:val="1"/>
+                                </m:mcPr>
+                              </m:mc>
+                              <m:mc>
+                                <m:mcPr>
+                                  <m:mcJc m:val="center"/>
+                                  <m:count m:val="1"/>
+                                </m:mcPr>
+                              </m:mc>
+                              <m:mc>
+                                <m:mcPr>
+                                  <m:mcJc m:val="center"/>
+                                  <m:count m:val="1"/>
+                                </m:mcPr>
+                              </m:mc>
+                              <m:mc>
+                                <m:mcPr>
+                                  <m:mcJc m:val="center"/>
+                                  <m:count m:val="1"/>
+                                </m:mcPr>
+                              </m:mc>
+                            </m:mcs>
+                          </m:mPr>
+                          <m:mr>
+                            <m:e>
+                              <m:r>
+                                <m:t>1</m:t>
+                              </m:r>
+                            </m:e>
+                            <m:e>
+                              <m:r>
+                                <m:t>0</m:t>
+                              </m:r>
+                            </m:e>
+                            <m:e>
+                              <m:r>
+                                <m:t>2</m:t>
+                              </m:r>
+                            </m:e>
+                            <m:e>
+                              <m:r>
+                                <m:t>0</m:t>
+                              </m:r>
+                            </m:e>
+                            <m:e>
+                              <m:r>
+                                <m:rPr>
+                                  <m:sty m:val="p"/>
+                                </m:rPr>
+                                <m:t>−</m:t>
+                              </m:r>
+                              <m:f>
+                                <m:fPr>
+                                  <m:type m:val="bar"/>
+                                </m:fPr>
+                                <m:num>
+                                  <m:r>
+                                    <m:t>1</m:t>
+                                  </m:r>
+                                </m:num>
+                                <m:den>
+                                  <m:r>
+                                    <m:t>2</m:t>
+                                  </m:r>
+                                </m:den>
+                              </m:f>
+                            </m:e>
+                            <m:e>
+                              <m:r>
+                                <m:t>1</m:t>
+                              </m:r>
+                            </m:e>
+                          </m:mr>
+                          <m:mr>
+                            <m:e>
+                              <m:r>
+                                <m:t>0</m:t>
+                              </m:r>
+                            </m:e>
+                            <m:e>
+                              <m:r>
+                                <m:t>1</m:t>
+                              </m:r>
+                            </m:e>
+                            <m:e>
+                              <m:r>
+                                <m:t>0</m:t>
+                              </m:r>
+                            </m:e>
+                            <m:e>
+                              <m:f>
+                                <m:fPr>
+                                  <m:type m:val="bar"/>
+                                </m:fPr>
+                                <m:num>
+                                  <m:r>
+                                    <m:t>1</m:t>
+                                  </m:r>
+                                </m:num>
+                                <m:den>
+                                  <m:r>
+                                    <m:t>3</m:t>
+                                  </m:r>
+                                </m:den>
+                              </m:f>
+                            </m:e>
+                            <m:e>
+                              <m:f>
+                                <m:fPr>
+                                  <m:type m:val="bar"/>
+                                </m:fPr>
+                                <m:num>
+                                  <m:r>
+                                    <m:t>1</m:t>
+                                  </m:r>
+                                </m:num>
+                                <m:den>
+                                  <m:r>
+                                    <m:t>6</m:t>
+                                  </m:r>
+                                </m:den>
+                              </m:f>
+                            </m:e>
+                            <m:e>
+                              <m:r>
+                                <m:rPr>
+                                  <m:sty m:val="p"/>
+                                </m:rPr>
+                                <m:t>−</m:t>
+                              </m:r>
+                              <m:f>
+                                <m:fPr>
+                                  <m:type m:val="bar"/>
+                                </m:fPr>
+                                <m:num>
+                                  <m:r>
+                                    <m:t>1</m:t>
+                                  </m:r>
+                                </m:num>
+                                <m:den>
+                                  <m:r>
+                                    <m:t>3</m:t>
+                                  </m:r>
+                                </m:den>
+                              </m:f>
+                            </m:e>
+                          </m:mr>
+                          <m:mr>
+                            <m:e>
+                              <m:r>
+                                <m:t>0</m:t>
+                              </m:r>
+                            </m:e>
+                            <m:e>
+                              <m:r>
+                                <m:t>0</m:t>
+                              </m:r>
+                            </m:e>
+                            <m:e>
+                              <m:r>
+                                <m:t>1</m:t>
+                              </m:r>
+                            </m:e>
+                            <m:e>
+                              <m:r>
+                                <m:rPr>
+                                  <m:sty m:val="p"/>
+                                </m:rPr>
+                                <m:t>−</m:t>
+                              </m:r>
+                              <m:r>
+                                <m:t>1</m:t>
+                              </m:r>
+                            </m:e>
+                            <m:e>
+                              <m:r>
+                                <m:t>0</m:t>
+                              </m:r>
+                            </m:e>
+                            <m:e>
+                              <m:r>
+                                <m:t>1</m:t>
+                              </m:r>
+                            </m:e>
+                          </m:mr>
+                        </m:m>
+                      </m:e>
+                    </m:d>
+                    <m:m>
+                      <m:mPr>
+                        <m:baseJc m:val="center"/>
+                        <m:plcHide m:val="on"/>
+                        <m:mcs>
+                          <m:mc>
+                            <m:mcPr>
+                              <m:mcJc m:val="center"/>
+                              <m:count m:val="1"/>
+                            </m:mcPr>
+                          </m:mc>
+                        </m:mcs>
+                      </m:mPr>
+                      <m:mr>
                         <m:e>
-                          <m:m>
-                            <m:mPr>
-                              <m:baseJc m:val="center"/>
-                              <m:plcHide m:val="on"/>
-                              <m:mcs>
-                                <m:mc>
-                                  <m:mcPr>
-                                    <m:mcJc m:val="center"/>
-                                    <m:count m:val="1"/>
-                                  </m:mcPr>
-                                </m:mc>
-                                <m:mc>
-                                  <m:mcPr>
-                                    <m:mcJc m:val="center"/>
-                                    <m:count m:val="1"/>
-                                  </m:mcPr>
-                                </m:mc>
-                                <m:mc>
-                                  <m:mcPr>
-                                    <m:mcJc m:val="center"/>
-                                    <m:count m:val="1"/>
-                                  </m:mcPr>
-                                </m:mc>
-                                <m:mc>
-                                  <m:mcPr>
-                                    <m:mcJc m:val="center"/>
-                                    <m:count m:val="1"/>
-                                  </m:mcPr>
-                                </m:mc>
-                                <m:mc>
-                                  <m:mcPr>
-                                    <m:mcJc m:val="center"/>
-                                    <m:count m:val="1"/>
-                                  </m:mcPr>
-                                </m:mc>
-                                <m:mc>
-                                  <m:mcPr>
-                                    <m:mcJc m:val="center"/>
-                                    <m:count m:val="1"/>
-                                  </m:mcPr>
-                                </m:mc>
-                              </m:mcs>
-                            </m:mPr>
-                            <m:mr>
-                              <m:e>
-                                <m:r>
-                                  <m:t>1</m:t>
-                                </m:r>
-                              </m:e>
-                              <m:e>
-                                <m:r>
-                                  <m:t>0</m:t>
-                                </m:r>
-                              </m:e>
-                              <m:e>
-                                <m:r>
-                                  <m:t>2</m:t>
-                                </m:r>
-                              </m:e>
-                              <m:e>
-                                <m:r>
-                                  <m:t>0</m:t>
-                                </m:r>
-                              </m:e>
-                              <m:e>
-                                <m:r>
-                                  <m:rPr>
-                                    <m:sty m:val="p"/>
-                                  </m:rPr>
-                                  <m:t>−</m:t>
-                                </m:r>
-                                <m:f>
-                                  <m:fPr>
-                                    <m:type m:val="bar"/>
-                                  </m:fPr>
-                                  <m:num>
-                                    <m:r>
-                                      <m:t>1</m:t>
-                                    </m:r>
-                                  </m:num>
-                                  <m:den>
-                                    <m:r>
-                                      <m:t>2</m:t>
-                                    </m:r>
-                                  </m:den>
-                                </m:f>
-                              </m:e>
-                              <m:e>
-                                <m:r>
-                                  <m:t>1</m:t>
-                                </m:r>
-                              </m:e>
-                            </m:mr>
-                            <m:mr>
-                              <m:e>
-                                <m:r>
-                                  <m:t>0</m:t>
-                                </m:r>
-                              </m:e>
-                              <m:e>
-                                <m:r>
-                                  <m:t>1</m:t>
-                                </m:r>
-                              </m:e>
-                              <m:e>
-                                <m:r>
-                                  <m:t>0</m:t>
-                                </m:r>
-                              </m:e>
-                              <m:e>
-                                <m:f>
-                                  <m:fPr>
-                                    <m:type m:val="bar"/>
-                                  </m:fPr>
-                                  <m:num>
-                                    <m:r>
-                                      <m:t>1</m:t>
-                                    </m:r>
-                                  </m:num>
-                                  <m:den>
-                                    <m:r>
-                                      <m:t>3</m:t>
-                                    </m:r>
-                                  </m:den>
-                                </m:f>
-                              </m:e>
-                              <m:e>
-                                <m:f>
-                                  <m:fPr>
-                                    <m:type m:val="bar"/>
-                                  </m:fPr>
-                                  <m:num>
-                                    <m:r>
-                                      <m:t>1</m:t>
-                                    </m:r>
-                                  </m:num>
-                                  <m:den>
-                                    <m:r>
-                                      <m:t>6</m:t>
-                                    </m:r>
-                                  </m:den>
-                                </m:f>
-                              </m:e>
-                              <m:e>
-                                <m:r>
-                                  <m:rPr>
-                                    <m:sty m:val="p"/>
-                                  </m:rPr>
-                                  <m:t>−</m:t>
-                                </m:r>
-                                <m:f>
-                                  <m:fPr>
-                                    <m:type m:val="bar"/>
-                                  </m:fPr>
-                                  <m:num>
-                                    <m:r>
-                                      <m:t>1</m:t>
-                                    </m:r>
-                                  </m:num>
-                                  <m:den>
-                                    <m:r>
-                                      <m:t>3</m:t>
-                                    </m:r>
-                                  </m:den>
-                                </m:f>
-                              </m:e>
-                            </m:mr>
-                            <m:mr>
-                              <m:e>
-                                <m:r>
-                                  <m:t>0</m:t>
-                                </m:r>
-                              </m:e>
-                              <m:e>
-                                <m:r>
-                                  <m:t>0</m:t>
-                                </m:r>
-                              </m:e>
-                              <m:e>
-                                <m:r>
-                                  <m:t>1</m:t>
-                                </m:r>
-                              </m:e>
-                              <m:e>
-                                <m:r>
-                                  <m:rPr>
-                                    <m:sty m:val="p"/>
-                                  </m:rPr>
-                                  <m:t>−</m:t>
-                                </m:r>
-                                <m:r>
-                                  <m:t>1</m:t>
-                                </m:r>
-                              </m:e>
-                              <m:e>
-                                <m:r>
-                                  <m:t>0</m:t>
-                                </m:r>
-                              </m:e>
-                              <m:e>
-                                <m:r>
-                                  <m:t>1</m:t>
-                                </m:r>
-                              </m:e>
-                            </m:mr>
-                          </m:m>
+                          <m:sSub>
+                            <m:e>
+                              <m:r>
+                                <m:t>r</m:t>
+                              </m:r>
+                            </m:e>
+                            <m:sub>
+                              <m:r>
+                                <m:t>1</m:t>
+                              </m:r>
+                            </m:sub>
+                          </m:sSub>
+                          <m:r>
+                            <m:rPr>
+                              <m:sty m:val="p"/>
+                            </m:rPr>
+                            <m:t>→</m:t>
+                          </m:r>
+                          <m:sSub>
+                            <m:e>
+                              <m:r>
+                                <m:t>r</m:t>
+                              </m:r>
+                            </m:e>
+                            <m:sub>
+                              <m:r>
+                                <m:t>1</m:t>
+                              </m:r>
+                            </m:sub>
+                          </m:sSub>
+                          <m:r>
+                            <m:rPr>
+                              <m:sty m:val="p"/>
+                            </m:rPr>
+                            <m:t>−</m:t>
+                          </m:r>
+                          <m:r>
+                            <m:t>2</m:t>
+                          </m:r>
+                          <m:sSub>
+                            <m:e>
+                              <m:r>
+                                <m:t>r</m:t>
+                              </m:r>
+                            </m:e>
+                            <m:sub>
+                              <m:r>
+                                <m:t>3</m:t>
+                              </m:r>
+                            </m:sub>
+                          </m:sSub>
                         </m:e>
-                      </m:d>
-                      <m:m>
-                        <m:mPr>
-                          <m:baseJc m:val="center"/>
-                          <m:plcHide m:val="on"/>
-                          <m:mcs>
-                            <m:mc>
-                              <m:mcPr>
-                                <m:mcJc m:val="center"/>
-                                <m:count m:val="1"/>
-                              </m:mcPr>
-                            </m:mc>
-                          </m:mcs>
-                        </m:mPr>
-                        <m:mr>
-                          <m:e>
-                            <m:sSub>
-                              <m:e>
-                                <m:r>
-                                  <m:t>r</m:t>
-                                </m:r>
-                              </m:e>
-                              <m:sub>
-                                <m:r>
-                                  <m:t>1</m:t>
-                                </m:r>
-                              </m:sub>
-                            </m:sSub>
-                            <m:r>
-                              <m:rPr>
-                                <m:sty m:val="p"/>
-                              </m:rPr>
-                              <m:t>→</m:t>
-                            </m:r>
-                            <m:sSub>
-                              <m:e>
-                                <m:r>
-                                  <m:t>r</m:t>
-                                </m:r>
-                              </m:e>
-                              <m:sub>
-                                <m:r>
-                                  <m:t>1</m:t>
-                                </m:r>
-                              </m:sub>
-                            </m:sSub>
-                            <m:r>
-                              <m:rPr>
-                                <m:sty m:val="p"/>
-                              </m:rPr>
-                              <m:t>−</m:t>
-                            </m:r>
-                            <m:r>
-                              <m:t>2</m:t>
-                            </m:r>
-                            <m:sSub>
-                              <m:e>
-                                <m:r>
-                                  <m:t>r</m:t>
-                                </m:r>
-                              </m:e>
-                              <m:sub>
-                                <m:r>
-                                  <m:t>3</m:t>
-                                </m:r>
-                              </m:sub>
-                            </m:sSub>
-                          </m:e>
-                        </m:mr>
-                      </m:m>
-                    </m:e>
-                    <m:e>
-                      <m:d>
-                        <m:dPr>
-                          <m:begChr m:val="["/>
-                          <m:sepChr m:val=""/>
-                          <m:endChr m:val="]"/>
-                          <m:grow/>
-                        </m:dPr>
-                        <m:e>
-                          <m:m>
-                            <m:mPr>
-                              <m:baseJc m:val="center"/>
-                              <m:plcHide m:val="on"/>
-                              <m:mcs>
-                                <m:mc>
-                                  <m:mcPr>
-                                    <m:mcJc m:val="center"/>
-                                    <m:count m:val="1"/>
-                                  </m:mcPr>
-                                </m:mc>
-                                <m:mc>
-                                  <m:mcPr>
-                                    <m:mcJc m:val="center"/>
-                                    <m:count m:val="1"/>
-                                  </m:mcPr>
-                                </m:mc>
-                                <m:mc>
-                                  <m:mcPr>
-                                    <m:mcJc m:val="center"/>
-                                    <m:count m:val="1"/>
-                                  </m:mcPr>
-                                </m:mc>
-                                <m:mc>
-                                  <m:mcPr>
-                                    <m:mcJc m:val="center"/>
-                                    <m:count m:val="1"/>
-                                  </m:mcPr>
-                                </m:mc>
-                                <m:mc>
-                                  <m:mcPr>
-                                    <m:mcJc m:val="center"/>
-                                    <m:count m:val="1"/>
-                                  </m:mcPr>
-                                </m:mc>
-                                <m:mc>
-                                  <m:mcPr>
-                                    <m:mcJc m:val="center"/>
-                                    <m:count m:val="1"/>
-                                  </m:mcPr>
-                                </m:mc>
-                              </m:mcs>
-                            </m:mPr>
-                            <m:mr>
-                              <m:e>
-                                <m:r>
-                                  <m:t>1</m:t>
-                                </m:r>
-                              </m:e>
-                              <m:e>
-                                <m:r>
-                                  <m:t>0</m:t>
-                                </m:r>
-                              </m:e>
-                              <m:e>
-                                <m:r>
-                                  <m:t>0</m:t>
-                                </m:r>
-                              </m:e>
-                              <m:e>
-                                <m:r>
-                                  <m:t>2</m:t>
-                                </m:r>
-                              </m:e>
-                              <m:e>
-                                <m:r>
-                                  <m:rPr>
-                                    <m:sty m:val="p"/>
-                                  </m:rPr>
-                                  <m:t>−</m:t>
-                                </m:r>
-                                <m:f>
-                                  <m:fPr>
-                                    <m:type m:val="bar"/>
-                                  </m:fPr>
-                                  <m:num>
-                                    <m:r>
-                                      <m:t>1</m:t>
-                                    </m:r>
-                                  </m:num>
-                                  <m:den>
-                                    <m:r>
-                                      <m:t>2</m:t>
-                                    </m:r>
-                                  </m:den>
-                                </m:f>
-                              </m:e>
-                              <m:e>
-                                <m:r>
-                                  <m:rPr>
-                                    <m:sty m:val="p"/>
-                                  </m:rPr>
-                                  <m:t>−</m:t>
-                                </m:r>
-                                <m:r>
-                                  <m:t>1</m:t>
-                                </m:r>
-                              </m:e>
-                            </m:mr>
-                            <m:mr>
-                              <m:e>
-                                <m:r>
-                                  <m:t>0</m:t>
-                                </m:r>
-                              </m:e>
-                              <m:e>
-                                <m:r>
-                                  <m:t>1</m:t>
-                                </m:r>
-                              </m:e>
-                              <m:e>
-                                <m:r>
-                                  <m:t>0</m:t>
-                                </m:r>
-                              </m:e>
-                              <m:e>
-                                <m:f>
-                                  <m:fPr>
-                                    <m:type m:val="bar"/>
-                                  </m:fPr>
-                                  <m:num>
-                                    <m:r>
-                                      <m:t>1</m:t>
-                                    </m:r>
-                                  </m:num>
-                                  <m:den>
-                                    <m:r>
-                                      <m:t>3</m:t>
-                                    </m:r>
-                                  </m:den>
-                                </m:f>
-                              </m:e>
-                              <m:e>
-                                <m:f>
-                                  <m:fPr>
-                                    <m:type m:val="bar"/>
-                                  </m:fPr>
-                                  <m:num>
-                                    <m:r>
-                                      <m:t>1</m:t>
-                                    </m:r>
-                                  </m:num>
-                                  <m:den>
-                                    <m:r>
-                                      <m:t>6</m:t>
-                                    </m:r>
-                                  </m:den>
-                                </m:f>
-                              </m:e>
-                              <m:e>
-                                <m:r>
-                                  <m:rPr>
-                                    <m:sty m:val="p"/>
-                                  </m:rPr>
-                                  <m:t>−</m:t>
-                                </m:r>
-                                <m:f>
-                                  <m:fPr>
-                                    <m:type m:val="bar"/>
-                                  </m:fPr>
-                                  <m:num>
-                                    <m:r>
-                                      <m:t>1</m:t>
-                                    </m:r>
-                                  </m:num>
-                                  <m:den>
-                                    <m:r>
-                                      <m:t>3</m:t>
-                                    </m:r>
-                                  </m:den>
-                                </m:f>
-                              </m:e>
-                            </m:mr>
-                            <m:mr>
-                              <m:e>
-                                <m:r>
-                                  <m:t>0</m:t>
-                                </m:r>
-                              </m:e>
-                              <m:e>
-                                <m:r>
-                                  <m:t>0</m:t>
-                                </m:r>
-                              </m:e>
-                              <m:e>
-                                <m:r>
-                                  <m:t>1</m:t>
-                                </m:r>
-                              </m:e>
-                              <m:e>
-                                <m:r>
-                                  <m:rPr>
-                                    <m:sty m:val="p"/>
-                                  </m:rPr>
-                                  <m:t>−</m:t>
-                                </m:r>
-                                <m:r>
-                                  <m:t>1</m:t>
-                                </m:r>
-                              </m:e>
-                              <m:e>
-                                <m:r>
-                                  <m:t>0</m:t>
-                                </m:r>
-                              </m:e>
-                              <m:e>
-                                <m:r>
-                                  <m:t>1</m:t>
-                                </m:r>
-                              </m:e>
-                            </m:mr>
-                          </m:m>
-                        </m:e>
-                      </m:d>
-                    </m:e>
-                  </m:mr>
-                </m:m>
+                      </m:mr>
+                    </m:m>
+                    <m:r>
+                      <m:t>&amp;</m:t>
+                    </m:r>
+                    <m:d>
+                      <m:dPr>
+                        <m:begChr m:val="["/>
+                        <m:sepChr m:val=""/>
+                        <m:endChr m:val="]"/>
+                        <m:grow/>
+                      </m:dPr>
+                      <m:e>
+                        <m:m>
+                          <m:mPr>
+                            <m:baseJc m:val="center"/>
+                            <m:plcHide m:val="on"/>
+                            <m:mcs>
+                              <m:mc>
+                                <m:mcPr>
+                                  <m:mcJc m:val="center"/>
+                                  <m:count m:val="1"/>
+                                </m:mcPr>
+                              </m:mc>
+                              <m:mc>
+                                <m:mcPr>
+                                  <m:mcJc m:val="center"/>
+                                  <m:count m:val="1"/>
+                                </m:mcPr>
+                              </m:mc>
+                              <m:mc>
+                                <m:mcPr>
+                                  <m:mcJc m:val="center"/>
+                                  <m:count m:val="1"/>
+                                </m:mcPr>
+                              </m:mc>
+                              <m:mc>
+                                <m:mcPr>
+                                  <m:mcJc m:val="center"/>
+                                  <m:count m:val="1"/>
+                                </m:mcPr>
+                              </m:mc>
+                              <m:mc>
+                                <m:mcPr>
+                                  <m:mcJc m:val="center"/>
+                                  <m:count m:val="1"/>
+                                </m:mcPr>
+                              </m:mc>
+                              <m:mc>
+                                <m:mcPr>
+                                  <m:mcJc m:val="center"/>
+                                  <m:count m:val="1"/>
+                                </m:mcPr>
+                              </m:mc>
+                            </m:mcs>
+                          </m:mPr>
+                          <m:mr>
+                            <m:e>
+                              <m:r>
+                                <m:t>1</m:t>
+                              </m:r>
+                            </m:e>
+                            <m:e>
+                              <m:r>
+                                <m:t>0</m:t>
+                              </m:r>
+                            </m:e>
+                            <m:e>
+                              <m:r>
+                                <m:t>0</m:t>
+                              </m:r>
+                            </m:e>
+                            <m:e>
+                              <m:r>
+                                <m:t>2</m:t>
+                              </m:r>
+                            </m:e>
+                            <m:e>
+                              <m:r>
+                                <m:rPr>
+                                  <m:sty m:val="p"/>
+                                </m:rPr>
+                                <m:t>−</m:t>
+                              </m:r>
+                              <m:f>
+                                <m:fPr>
+                                  <m:type m:val="bar"/>
+                                </m:fPr>
+                                <m:num>
+                                  <m:r>
+                                    <m:t>1</m:t>
+                                  </m:r>
+                                </m:num>
+                                <m:den>
+                                  <m:r>
+                                    <m:t>2</m:t>
+                                  </m:r>
+                                </m:den>
+                              </m:f>
+                            </m:e>
+                            <m:e>
+                              <m:r>
+                                <m:rPr>
+                                  <m:sty m:val="p"/>
+                                </m:rPr>
+                                <m:t>−</m:t>
+                              </m:r>
+                              <m:r>
+                                <m:t>1</m:t>
+                              </m:r>
+                            </m:e>
+                          </m:mr>
+                          <m:mr>
+                            <m:e>
+                              <m:r>
+                                <m:t>0</m:t>
+                              </m:r>
+                            </m:e>
+                            <m:e>
+                              <m:r>
+                                <m:t>1</m:t>
+                              </m:r>
+                            </m:e>
+                            <m:e>
+                              <m:r>
+                                <m:t>0</m:t>
+                              </m:r>
+                            </m:e>
+                            <m:e>
+                              <m:f>
+                                <m:fPr>
+                                  <m:type m:val="bar"/>
+                                </m:fPr>
+                                <m:num>
+                                  <m:r>
+                                    <m:t>1</m:t>
+                                  </m:r>
+                                </m:num>
+                                <m:den>
+                                  <m:r>
+                                    <m:t>3</m:t>
+                                  </m:r>
+                                </m:den>
+                              </m:f>
+                            </m:e>
+                            <m:e>
+                              <m:f>
+                                <m:fPr>
+                                  <m:type m:val="bar"/>
+                                </m:fPr>
+                                <m:num>
+                                  <m:r>
+                                    <m:t>1</m:t>
+                                  </m:r>
+                                </m:num>
+                                <m:den>
+                                  <m:r>
+                                    <m:t>6</m:t>
+                                  </m:r>
+                                </m:den>
+                              </m:f>
+                            </m:e>
+                            <m:e>
+                              <m:r>
+                                <m:rPr>
+                                  <m:sty m:val="p"/>
+                                </m:rPr>
+                                <m:t>−</m:t>
+                              </m:r>
+                              <m:f>
+                                <m:fPr>
+                                  <m:type m:val="bar"/>
+                                </m:fPr>
+                                <m:num>
+                                  <m:r>
+                                    <m:t>1</m:t>
+                                  </m:r>
+                                </m:num>
+                                <m:den>
+                                  <m:r>
+                                    <m:t>3</m:t>
+                                  </m:r>
+                                </m:den>
+                              </m:f>
+                            </m:e>
+                          </m:mr>
+                          <m:mr>
+                            <m:e>
+                              <m:r>
+                                <m:t>0</m:t>
+                              </m:r>
+                            </m:e>
+                            <m:e>
+                              <m:r>
+                                <m:t>0</m:t>
+                              </m:r>
+                            </m:e>
+                            <m:e>
+                              <m:r>
+                                <m:t>1</m:t>
+                              </m:r>
+                            </m:e>
+                            <m:e>
+                              <m:r>
+                                <m:rPr>
+                                  <m:sty m:val="p"/>
+                                </m:rPr>
+                                <m:t>−</m:t>
+                              </m:r>
+                              <m:r>
+                                <m:t>1</m:t>
+                              </m:r>
+                            </m:e>
+                            <m:e>
+                              <m:r>
+                                <m:t>0</m:t>
+                              </m:r>
+                            </m:e>
+                            <m:e>
+                              <m:r>
+                                <m:t>1</m:t>
+                              </m:r>
+                            </m:e>
+                          </m:mr>
+                        </m:m>
+                      </m:e>
+                    </m:d>
+                  </m:e>
+                </m:eqArr>
               </m:oMath>
             </m:oMathPara>
           </w:p>
@@ -5854,8 +5720,8 @@
         </w:tc>
       </w:tr>
     </w:tbl>
-    <w:bookmarkEnd w:id="36"/>
-    <w:bookmarkStart w:id="43" w:name="X5fe8e2a0b58a9d997d67f338357197ee989ef04"/>
+    <w:bookmarkEnd w:id="25"/>
+    <w:bookmarkStart w:id="32" w:name="X5fe8e2a0b58a9d997d67f338357197ee989ef04"/>
     <w:p>
       <w:pPr>
         <w:pStyle w:val="Heading1"/>
@@ -5991,18 +5857,18 @@
                 <wp:inline>
                   <wp:extent cx="152400" cy="152400"/>
                   <wp:effectExtent b="0" l="0" r="0" t="0"/>
-                  <wp:docPr descr="" title="" id="37" name="Picture"/>
+                  <wp:docPr descr="" title="" id="26" name="Picture"/>
                   <a:graphic>
                     <a:graphicData uri="http://schemas.openxmlformats.org/drawingml/2006/picture">
                       <pic:pic>
                         <pic:nvPicPr>
-                          <pic:cNvPr descr="/Applications/quarto/share/formats/docx/note.png" id="38" name="Picture"/>
+                          <pic:cNvPr descr="/Applications/quarto/share/formats/docx/note.png" id="27" name="Picture"/>
                           <pic:cNvPicPr>
                             <a:picLocks noChangeArrowheads="1" noChangeAspect="1"/>
                           </pic:cNvPicPr>
                         </pic:nvPicPr>
                         <pic:blipFill>
-                          <a:blip r:embed="rId23"/>
+                          <a:blip r:embed="rId12"/>
                           <a:stretch>
                             <a:fillRect/>
                           </a:stretch>
@@ -6074,28 +5940,30 @@
               <w:t xml:space="preserve"> </w:t>
             </w:r>
             <m:oMath>
-              <m:d>
-                <m:dPr>
-                  <m:begChr m:val="("/>
-                  <m:sepChr m:val=""/>
-                  <m:endChr m:val=")"/>
-                  <m:grow/>
-                </m:dPr>
-                <m:e>
-                  <m:r>
-                    <m:t>1</m:t>
-                  </m:r>
-                  <m:r>
-                    <m:rPr>
-                      <m:sty m:val="p"/>
-                    </m:rPr>
-                    <m:t>×</m:t>
-                  </m:r>
-                  <m:r>
-                    <m:t>n</m:t>
-                  </m:r>
-                </m:e>
-              </m:d>
+              <m:r>
+                <m:rPr>
+                  <m:sty m:val="p"/>
+                </m:rPr>
+                <m:t>(</m:t>
+              </m:r>
+              <m:r>
+                <m:t>1</m:t>
+              </m:r>
+              <m:r>
+                <m:rPr>
+                  <m:sty m:val="p"/>
+                </m:rPr>
+                <m:t>×</m:t>
+              </m:r>
+              <m:r>
+                <m:t>n</m:t>
+              </m:r>
+              <m:r>
+                <m:rPr>
+                  <m:sty m:val="p"/>
+                </m:rPr>
+                <m:t>)</m:t>
+              </m:r>
             </m:oMath>
             <w:r>
               <w:t xml:space="preserve"> </w:t>
@@ -6481,18 +6349,18 @@
                 <wp:inline>
                   <wp:extent cx="152400" cy="152400"/>
                   <wp:effectExtent b="0" l="0" r="0" t="0"/>
-                  <wp:docPr descr="" title="" id="39" name="Picture"/>
+                  <wp:docPr descr="" title="" id="28" name="Picture"/>
                   <a:graphic>
                     <a:graphicData uri="http://schemas.openxmlformats.org/drawingml/2006/picture">
                       <pic:pic>
                         <pic:nvPicPr>
-                          <pic:cNvPr descr="/Applications/quarto/share/formats/docx/note.png" id="40" name="Picture"/>
+                          <pic:cNvPr descr="/Applications/quarto/share/formats/docx/note.png" id="29" name="Picture"/>
                           <pic:cNvPicPr>
                             <a:picLocks noChangeArrowheads="1" noChangeAspect="1"/>
                           </pic:cNvPicPr>
                         </pic:nvPicPr>
                         <pic:blipFill>
-                          <a:blip r:embed="rId23"/>
+                          <a:blip r:embed="rId12"/>
                           <a:stretch>
                             <a:fillRect/>
                           </a:stretch>
@@ -7194,174 +7062,155 @@
                 <m:jc m:val="center"/>
               </m:oMathParaPr>
               <m:oMath>
-                <m:m>
-                  <m:mPr>
-                    <m:baseJc m:val="center"/>
-                    <m:plcHide m:val="on"/>
-                    <m:mcs>
-                      <m:mc>
-                        <m:mcPr>
-                          <m:mcJc m:val="right"/>
-                          <m:count m:val="1"/>
-                        </m:mcPr>
-                      </m:mc>
-                      <m:mc>
-                        <m:mcPr>
-                          <m:mcJc m:val="left"/>
-                          <m:count m:val="1"/>
-                        </m:mcPr>
-                      </m:mc>
-                    </m:mcs>
-                  </m:mPr>
-                  <m:mr>
-                    <m:e>
-                      <m:d>
-                        <m:dPr>
-                          <m:begChr m:val="["/>
-                          <m:sepChr m:val=""/>
-                          <m:endChr m:val="]"/>
-                          <m:grow/>
-                        </m:dPr>
-                        <m:e>
-                          <m:m>
-                            <m:mPr>
-                              <m:baseJc m:val="center"/>
-                              <m:plcHide m:val="on"/>
-                              <m:mcs>
-                                <m:mc>
-                                  <m:mcPr>
-                                    <m:mcJc m:val="center"/>
-                                    <m:count m:val="1"/>
-                                  </m:mcPr>
-                                </m:mc>
-                                <m:mc>
-                                  <m:mcPr>
-                                    <m:mcJc m:val="center"/>
-                                    <m:count m:val="1"/>
-                                  </m:mcPr>
-                                </m:mc>
-                              </m:mcs>
-                            </m:mPr>
-                            <m:mr>
-                              <m:e>
-                                <m:r>
-                                  <m:t>4</m:t>
-                                </m:r>
-                              </m:e>
-                              <m:e>
-                                <m:r>
-                                  <m:t>7</m:t>
-                                </m:r>
-                              </m:e>
-                            </m:mr>
-                            <m:mr>
-                              <m:e>
-                                <m:r>
-                                  <m:t>2</m:t>
-                                </m:r>
-                              </m:e>
-                              <m:e>
-                                <m:r>
-                                  <m:t>6</m:t>
-                                </m:r>
-                              </m:e>
-                            </m:mr>
-                          </m:m>
-                        </m:e>
-                      </m:d>
-                      <m:d>
-                        <m:dPr>
-                          <m:begChr m:val="["/>
-                          <m:sepChr m:val=""/>
-                          <m:endChr m:val="]"/>
-                          <m:grow/>
-                        </m:dPr>
-                        <m:e>
-                          <m:m>
-                            <m:mPr>
-                              <m:baseJc m:val="center"/>
-                              <m:plcHide m:val="on"/>
-                              <m:mcs>
-                                <m:mc>
-                                  <m:mcPr>
-                                    <m:mcJc m:val="center"/>
-                                    <m:count m:val="1"/>
-                                  </m:mcPr>
-                                </m:mc>
-                              </m:mcs>
-                            </m:mPr>
-                            <m:mr>
-                              <m:e>
-                                <m:r>
-                                  <m:t>x</m:t>
-                                </m:r>
-                              </m:e>
-                            </m:mr>
-                            <m:mr>
-                              <m:e>
-                                <m:r>
-                                  <m:t>y</m:t>
-                                </m:r>
-                              </m:e>
-                            </m:mr>
-                          </m:m>
-                        </m:e>
-                      </m:d>
-                    </m:e>
-                    <m:e>
-                      <m:r>
-                        <m:rPr>
-                          <m:sty m:val="p"/>
-                        </m:rPr>
-                        <m:t>=</m:t>
-                      </m:r>
-                      <m:d>
-                        <m:dPr>
-                          <m:begChr m:val="["/>
-                          <m:sepChr m:val=""/>
-                          <m:endChr m:val="]"/>
-                          <m:grow/>
-                        </m:dPr>
-                        <m:e>
-                          <m:m>
-                            <m:mPr>
-                              <m:baseJc m:val="center"/>
-                              <m:plcHide m:val="on"/>
-                              <m:mcs>
-                                <m:mc>
-                                  <m:mcPr>
-                                    <m:mcJc m:val="center"/>
-                                    <m:count m:val="1"/>
-                                  </m:mcPr>
-                                </m:mc>
-                              </m:mcs>
-                            </m:mPr>
-                            <m:mr>
-                              <m:e>
-                                <m:r>
-                                  <m:t>1</m:t>
-                                </m:r>
-                              </m:e>
-                            </m:mr>
-                            <m:mr>
-                              <m:e>
-                                <m:r>
-                                  <m:t>0</m:t>
-                                </m:r>
-                              </m:e>
-                            </m:mr>
-                          </m:m>
-                        </m:e>
-                      </m:d>
-                      <m:r>
-                        <m:rPr>
-                          <m:sty m:val="p"/>
-                        </m:rPr>
-                        <m:t>.</m:t>
-                      </m:r>
-                    </m:e>
-                  </m:mr>
-                </m:m>
+                <m:eqArr>
+                  <m:e>
+                    <m:d>
+                      <m:dPr>
+                        <m:begChr m:val="["/>
+                        <m:sepChr m:val=""/>
+                        <m:endChr m:val="]"/>
+                        <m:grow/>
+                      </m:dPr>
+                      <m:e>
+                        <m:m>
+                          <m:mPr>
+                            <m:baseJc m:val="center"/>
+                            <m:plcHide m:val="on"/>
+                            <m:mcs>
+                              <m:mc>
+                                <m:mcPr>
+                                  <m:mcJc m:val="center"/>
+                                  <m:count m:val="1"/>
+                                </m:mcPr>
+                              </m:mc>
+                              <m:mc>
+                                <m:mcPr>
+                                  <m:mcJc m:val="center"/>
+                                  <m:count m:val="1"/>
+                                </m:mcPr>
+                              </m:mc>
+                            </m:mcs>
+                          </m:mPr>
+                          <m:mr>
+                            <m:e>
+                              <m:r>
+                                <m:t>4</m:t>
+                              </m:r>
+                            </m:e>
+                            <m:e>
+                              <m:r>
+                                <m:t>7</m:t>
+                              </m:r>
+                            </m:e>
+                          </m:mr>
+                          <m:mr>
+                            <m:e>
+                              <m:r>
+                                <m:t>2</m:t>
+                              </m:r>
+                            </m:e>
+                            <m:e>
+                              <m:r>
+                                <m:t>6</m:t>
+                              </m:r>
+                            </m:e>
+                          </m:mr>
+                        </m:m>
+                      </m:e>
+                    </m:d>
+                    <m:d>
+                      <m:dPr>
+                        <m:begChr m:val="["/>
+                        <m:sepChr m:val=""/>
+                        <m:endChr m:val="]"/>
+                        <m:grow/>
+                      </m:dPr>
+                      <m:e>
+                        <m:m>
+                          <m:mPr>
+                            <m:baseJc m:val="center"/>
+                            <m:plcHide m:val="on"/>
+                            <m:mcs>
+                              <m:mc>
+                                <m:mcPr>
+                                  <m:mcJc m:val="center"/>
+                                  <m:count m:val="1"/>
+                                </m:mcPr>
+                              </m:mc>
+                            </m:mcs>
+                          </m:mPr>
+                          <m:mr>
+                            <m:e>
+                              <m:r>
+                                <m:t>x</m:t>
+                              </m:r>
+                            </m:e>
+                          </m:mr>
+                          <m:mr>
+                            <m:e>
+                              <m:r>
+                                <m:t>y</m:t>
+                              </m:r>
+                            </m:e>
+                          </m:mr>
+                        </m:m>
+                      </m:e>
+                    </m:d>
+                    <m:r>
+                      <m:t>&amp;</m:t>
+                    </m:r>
+                    <m:r>
+                      <m:rPr>
+                        <m:sty m:val="p"/>
+                      </m:rPr>
+                      <m:t>=</m:t>
+                    </m:r>
+                    <m:d>
+                      <m:dPr>
+                        <m:begChr m:val="["/>
+                        <m:sepChr m:val=""/>
+                        <m:endChr m:val="]"/>
+                        <m:grow/>
+                      </m:dPr>
+                      <m:e>
+                        <m:m>
+                          <m:mPr>
+                            <m:baseJc m:val="center"/>
+                            <m:plcHide m:val="on"/>
+                            <m:mcs>
+                              <m:mc>
+                                <m:mcPr>
+                                  <m:mcJc m:val="center"/>
+                                  <m:count m:val="1"/>
+                                </m:mcPr>
+                              </m:mc>
+                            </m:mcs>
+                          </m:mPr>
+                          <m:mr>
+                            <m:e>
+                              <m:r>
+                                <m:t>1</m:t>
+                              </m:r>
+                            </m:e>
+                          </m:mr>
+                          <m:mr>
+                            <m:e>
+                              <m:r>
+                                <m:t>0</m:t>
+                              </m:r>
+                            </m:e>
+                          </m:mr>
+                        </m:m>
+                      </m:e>
+                    </m:d>
+                    <m:r>
+                      <m:rPr>
+                        <m:sty m:val="p"/>
+                      </m:rPr>
+                      <m:t>.</m:t>
+                    </m:r>
+                  </m:e>
+                </m:eqArr>
               </m:oMath>
             </m:oMathPara>
           </w:p>
@@ -7382,390 +7231,371 @@
                 <m:jc m:val="center"/>
               </m:oMathParaPr>
               <m:oMath>
-                <m:m>
-                  <m:mPr>
-                    <m:baseJc m:val="center"/>
-                    <m:plcHide m:val="on"/>
-                    <m:mcs>
-                      <m:mc>
-                        <m:mcPr>
-                          <m:mcJc m:val="right"/>
-                          <m:count m:val="1"/>
-                        </m:mcPr>
-                      </m:mc>
-                      <m:mc>
-                        <m:mcPr>
-                          <m:mcJc m:val="left"/>
-                          <m:count m:val="1"/>
-                        </m:mcPr>
-                      </m:mc>
-                    </m:mcs>
-                  </m:mPr>
-                  <m:mr>
-                    <m:e>
-                      <m:d>
-                        <m:dPr>
-                          <m:begChr m:val="["/>
-                          <m:sepChr m:val=""/>
-                          <m:endChr m:val="]"/>
-                          <m:grow/>
-                        </m:dPr>
-                        <m:e>
-                          <m:m>
-                            <m:mPr>
-                              <m:baseJc m:val="center"/>
-                              <m:plcHide m:val="on"/>
-                              <m:mcs>
-                                <m:mc>
-                                  <m:mcPr>
-                                    <m:mcJc m:val="center"/>
-                                    <m:count m:val="1"/>
-                                  </m:mcPr>
-                                </m:mc>
-                                <m:mc>
-                                  <m:mcPr>
-                                    <m:mcJc m:val="center"/>
-                                    <m:count m:val="1"/>
-                                  </m:mcPr>
-                                </m:mc>
-                              </m:mcs>
-                            </m:mPr>
-                            <m:mr>
-                              <m:e>
-                                <m:f>
-                                  <m:fPr>
-                                    <m:type m:val="bar"/>
-                                  </m:fPr>
-                                  <m:num>
-                                    <m:r>
-                                      <m:t>3</m:t>
-                                    </m:r>
-                                  </m:num>
-                                  <m:den>
-                                    <m:r>
-                                      <m:t>5</m:t>
-                                    </m:r>
-                                  </m:den>
-                                </m:f>
-                              </m:e>
-                              <m:e>
-                                <m:f>
-                                  <m:fPr>
-                                    <m:type m:val="bar"/>
-                                  </m:fPr>
-                                  <m:num>
-                                    <m:r>
-                                      <m:t>7</m:t>
-                                    </m:r>
-                                  </m:num>
-                                  <m:den>
-                                    <m:r>
-                                      <m:t>10</m:t>
-                                    </m:r>
-                                  </m:den>
-                                </m:f>
-                              </m:e>
-                            </m:mr>
-                            <m:mr>
-                              <m:e>
-                                <m:f>
-                                  <m:fPr>
-                                    <m:type m:val="bar"/>
-                                  </m:fPr>
-                                  <m:num>
-                                    <m:r>
-                                      <m:rPr>
-                                        <m:sty m:val="p"/>
-                                      </m:rPr>
-                                      <m:t>−</m:t>
-                                    </m:r>
-                                    <m:r>
-                                      <m:t>1</m:t>
-                                    </m:r>
-                                  </m:num>
-                                  <m:den>
-                                    <m:r>
-                                      <m:t>5</m:t>
-                                    </m:r>
-                                  </m:den>
-                                </m:f>
-                              </m:e>
-                              <m:e>
-                                <m:f>
-                                  <m:fPr>
-                                    <m:type m:val="bar"/>
-                                  </m:fPr>
-                                  <m:num>
-                                    <m:r>
-                                      <m:t>2</m:t>
-                                    </m:r>
-                                  </m:num>
-                                  <m:den>
-                                    <m:r>
-                                      <m:t>5</m:t>
-                                    </m:r>
-                                  </m:den>
-                                </m:f>
-                              </m:e>
-                            </m:mr>
-                          </m:m>
-                        </m:e>
-                      </m:d>
-                      <m:d>
-                        <m:dPr>
-                          <m:begChr m:val="["/>
-                          <m:sepChr m:val=""/>
-                          <m:endChr m:val="]"/>
-                          <m:grow/>
-                        </m:dPr>
-                        <m:e>
-                          <m:m>
-                            <m:mPr>
-                              <m:baseJc m:val="center"/>
-                              <m:plcHide m:val="on"/>
-                              <m:mcs>
-                                <m:mc>
-                                  <m:mcPr>
-                                    <m:mcJc m:val="center"/>
-                                    <m:count m:val="1"/>
-                                  </m:mcPr>
-                                </m:mc>
-                                <m:mc>
-                                  <m:mcPr>
-                                    <m:mcJc m:val="center"/>
-                                    <m:count m:val="1"/>
-                                  </m:mcPr>
-                                </m:mc>
-                              </m:mcs>
-                            </m:mPr>
-                            <m:mr>
-                              <m:e>
-                                <m:r>
-                                  <m:t>4</m:t>
-                                </m:r>
-                              </m:e>
-                              <m:e>
-                                <m:r>
-                                  <m:t>7</m:t>
-                                </m:r>
-                              </m:e>
-                            </m:mr>
-                            <m:mr>
-                              <m:e>
-                                <m:r>
-                                  <m:t>2</m:t>
-                                </m:r>
-                              </m:e>
-                              <m:e>
-                                <m:r>
-                                  <m:t>6</m:t>
-                                </m:r>
-                              </m:e>
-                            </m:mr>
-                          </m:m>
-                        </m:e>
-                      </m:d>
-                      <m:d>
-                        <m:dPr>
-                          <m:begChr m:val="["/>
-                          <m:sepChr m:val=""/>
-                          <m:endChr m:val="]"/>
-                          <m:grow/>
-                        </m:dPr>
-                        <m:e>
-                          <m:m>
-                            <m:mPr>
-                              <m:baseJc m:val="center"/>
-                              <m:plcHide m:val="on"/>
-                              <m:mcs>
-                                <m:mc>
-                                  <m:mcPr>
-                                    <m:mcJc m:val="center"/>
-                                    <m:count m:val="1"/>
-                                  </m:mcPr>
-                                </m:mc>
-                              </m:mcs>
-                            </m:mPr>
-                            <m:mr>
-                              <m:e>
-                                <m:r>
-                                  <m:t>x</m:t>
-                                </m:r>
-                              </m:e>
-                            </m:mr>
-                            <m:mr>
-                              <m:e>
-                                <m:r>
-                                  <m:t>y</m:t>
-                                </m:r>
-                              </m:e>
-                            </m:mr>
-                          </m:m>
-                        </m:e>
-                      </m:d>
-                    </m:e>
-                    <m:e>
-                      <m:r>
-                        <m:rPr>
-                          <m:sty m:val="p"/>
-                        </m:rPr>
-                        <m:t>=</m:t>
-                      </m:r>
-                      <m:d>
-                        <m:dPr>
-                          <m:begChr m:val="["/>
-                          <m:sepChr m:val=""/>
-                          <m:endChr m:val="]"/>
-                          <m:grow/>
-                        </m:dPr>
-                        <m:e>
-                          <m:m>
-                            <m:mPr>
-                              <m:baseJc m:val="center"/>
-                              <m:plcHide m:val="on"/>
-                              <m:mcs>
-                                <m:mc>
-                                  <m:mcPr>
-                                    <m:mcJc m:val="center"/>
-                                    <m:count m:val="1"/>
-                                  </m:mcPr>
-                                </m:mc>
-                                <m:mc>
-                                  <m:mcPr>
-                                    <m:mcJc m:val="center"/>
-                                    <m:count m:val="1"/>
-                                  </m:mcPr>
-                                </m:mc>
-                              </m:mcs>
-                            </m:mPr>
-                            <m:mr>
-                              <m:e>
-                                <m:f>
-                                  <m:fPr>
-                                    <m:type m:val="bar"/>
-                                  </m:fPr>
-                                  <m:num>
-                                    <m:r>
-                                      <m:t>3</m:t>
-                                    </m:r>
-                                  </m:num>
-                                  <m:den>
-                                    <m:r>
-                                      <m:t>5</m:t>
-                                    </m:r>
-                                  </m:den>
-                                </m:f>
-                              </m:e>
-                              <m:e>
-                                <m:f>
-                                  <m:fPr>
-                                    <m:type m:val="bar"/>
-                                  </m:fPr>
-                                  <m:num>
-                                    <m:r>
-                                      <m:t>7</m:t>
-                                    </m:r>
-                                  </m:num>
-                                  <m:den>
-                                    <m:r>
-                                      <m:t>10</m:t>
-                                    </m:r>
-                                  </m:den>
-                                </m:f>
-                              </m:e>
-                            </m:mr>
-                            <m:mr>
-                              <m:e>
-                                <m:f>
-                                  <m:fPr>
-                                    <m:type m:val="bar"/>
-                                  </m:fPr>
-                                  <m:num>
-                                    <m:r>
-                                      <m:rPr>
-                                        <m:sty m:val="p"/>
-                                      </m:rPr>
-                                      <m:t>−</m:t>
-                                    </m:r>
-                                    <m:r>
-                                      <m:t>1</m:t>
-                                    </m:r>
-                                  </m:num>
-                                  <m:den>
-                                    <m:r>
-                                      <m:t>5</m:t>
-                                    </m:r>
-                                  </m:den>
-                                </m:f>
-                              </m:e>
-                              <m:e>
-                                <m:f>
-                                  <m:fPr>
-                                    <m:type m:val="bar"/>
-                                  </m:fPr>
-                                  <m:num>
-                                    <m:r>
-                                      <m:t>2</m:t>
-                                    </m:r>
-                                  </m:num>
-                                  <m:den>
-                                    <m:r>
-                                      <m:t>5</m:t>
-                                    </m:r>
-                                  </m:den>
-                                </m:f>
-                              </m:e>
-                            </m:mr>
-                          </m:m>
-                        </m:e>
-                      </m:d>
-                      <m:d>
-                        <m:dPr>
-                          <m:begChr m:val="["/>
-                          <m:sepChr m:val=""/>
-                          <m:endChr m:val="]"/>
-                          <m:grow/>
-                        </m:dPr>
-                        <m:e>
-                          <m:m>
-                            <m:mPr>
-                              <m:baseJc m:val="center"/>
-                              <m:plcHide m:val="on"/>
-                              <m:mcs>
-                                <m:mc>
-                                  <m:mcPr>
-                                    <m:mcJc m:val="center"/>
-                                    <m:count m:val="1"/>
-                                  </m:mcPr>
-                                </m:mc>
-                              </m:mcs>
-                            </m:mPr>
-                            <m:mr>
-                              <m:e>
-                                <m:r>
-                                  <m:t>1</m:t>
-                                </m:r>
-                              </m:e>
-                            </m:mr>
-                            <m:mr>
-                              <m:e>
-                                <m:r>
-                                  <m:t>0</m:t>
-                                </m:r>
-                              </m:e>
-                            </m:mr>
-                          </m:m>
-                        </m:e>
-                      </m:d>
-                      <m:r>
-                        <m:rPr>
-                          <m:sty m:val="p"/>
-                        </m:rPr>
-                        <m:t>.</m:t>
-                      </m:r>
-                    </m:e>
-                  </m:mr>
-                </m:m>
+                <m:eqArr>
+                  <m:e>
+                    <m:d>
+                      <m:dPr>
+                        <m:begChr m:val="["/>
+                        <m:sepChr m:val=""/>
+                        <m:endChr m:val="]"/>
+                        <m:grow/>
+                      </m:dPr>
+                      <m:e>
+                        <m:m>
+                          <m:mPr>
+                            <m:baseJc m:val="center"/>
+                            <m:plcHide m:val="on"/>
+                            <m:mcs>
+                              <m:mc>
+                                <m:mcPr>
+                                  <m:mcJc m:val="center"/>
+                                  <m:count m:val="1"/>
+                                </m:mcPr>
+                              </m:mc>
+                              <m:mc>
+                                <m:mcPr>
+                                  <m:mcJc m:val="center"/>
+                                  <m:count m:val="1"/>
+                                </m:mcPr>
+                              </m:mc>
+                            </m:mcs>
+                          </m:mPr>
+                          <m:mr>
+                            <m:e>
+                              <m:f>
+                                <m:fPr>
+                                  <m:type m:val="bar"/>
+                                </m:fPr>
+                                <m:num>
+                                  <m:r>
+                                    <m:t>3</m:t>
+                                  </m:r>
+                                </m:num>
+                                <m:den>
+                                  <m:r>
+                                    <m:t>5</m:t>
+                                  </m:r>
+                                </m:den>
+                              </m:f>
+                            </m:e>
+                            <m:e>
+                              <m:f>
+                                <m:fPr>
+                                  <m:type m:val="bar"/>
+                                </m:fPr>
+                                <m:num>
+                                  <m:r>
+                                    <m:t>7</m:t>
+                                  </m:r>
+                                </m:num>
+                                <m:den>
+                                  <m:r>
+                                    <m:t>10</m:t>
+                                  </m:r>
+                                </m:den>
+                              </m:f>
+                            </m:e>
+                          </m:mr>
+                          <m:mr>
+                            <m:e>
+                              <m:f>
+                                <m:fPr>
+                                  <m:type m:val="bar"/>
+                                </m:fPr>
+                                <m:num>
+                                  <m:r>
+                                    <m:rPr>
+                                      <m:sty m:val="p"/>
+                                    </m:rPr>
+                                    <m:t>−</m:t>
+                                  </m:r>
+                                  <m:r>
+                                    <m:t>1</m:t>
+                                  </m:r>
+                                </m:num>
+                                <m:den>
+                                  <m:r>
+                                    <m:t>5</m:t>
+                                  </m:r>
+                                </m:den>
+                              </m:f>
+                            </m:e>
+                            <m:e>
+                              <m:f>
+                                <m:fPr>
+                                  <m:type m:val="bar"/>
+                                </m:fPr>
+                                <m:num>
+                                  <m:r>
+                                    <m:t>2</m:t>
+                                  </m:r>
+                                </m:num>
+                                <m:den>
+                                  <m:r>
+                                    <m:t>5</m:t>
+                                  </m:r>
+                                </m:den>
+                              </m:f>
+                            </m:e>
+                          </m:mr>
+                        </m:m>
+                      </m:e>
+                    </m:d>
+                    <m:d>
+                      <m:dPr>
+                        <m:begChr m:val="["/>
+                        <m:sepChr m:val=""/>
+                        <m:endChr m:val="]"/>
+                        <m:grow/>
+                      </m:dPr>
+                      <m:e>
+                        <m:m>
+                          <m:mPr>
+                            <m:baseJc m:val="center"/>
+                            <m:plcHide m:val="on"/>
+                            <m:mcs>
+                              <m:mc>
+                                <m:mcPr>
+                                  <m:mcJc m:val="center"/>
+                                  <m:count m:val="1"/>
+                                </m:mcPr>
+                              </m:mc>
+                              <m:mc>
+                                <m:mcPr>
+                                  <m:mcJc m:val="center"/>
+                                  <m:count m:val="1"/>
+                                </m:mcPr>
+                              </m:mc>
+                            </m:mcs>
+                          </m:mPr>
+                          <m:mr>
+                            <m:e>
+                              <m:r>
+                                <m:t>4</m:t>
+                              </m:r>
+                            </m:e>
+                            <m:e>
+                              <m:r>
+                                <m:t>7</m:t>
+                              </m:r>
+                            </m:e>
+                          </m:mr>
+                          <m:mr>
+                            <m:e>
+                              <m:r>
+                                <m:t>2</m:t>
+                              </m:r>
+                            </m:e>
+                            <m:e>
+                              <m:r>
+                                <m:t>6</m:t>
+                              </m:r>
+                            </m:e>
+                          </m:mr>
+                        </m:m>
+                      </m:e>
+                    </m:d>
+                    <m:d>
+                      <m:dPr>
+                        <m:begChr m:val="["/>
+                        <m:sepChr m:val=""/>
+                        <m:endChr m:val="]"/>
+                        <m:grow/>
+                      </m:dPr>
+                      <m:e>
+                        <m:m>
+                          <m:mPr>
+                            <m:baseJc m:val="center"/>
+                            <m:plcHide m:val="on"/>
+                            <m:mcs>
+                              <m:mc>
+                                <m:mcPr>
+                                  <m:mcJc m:val="center"/>
+                                  <m:count m:val="1"/>
+                                </m:mcPr>
+                              </m:mc>
+                            </m:mcs>
+                          </m:mPr>
+                          <m:mr>
+                            <m:e>
+                              <m:r>
+                                <m:t>x</m:t>
+                              </m:r>
+                            </m:e>
+                          </m:mr>
+                          <m:mr>
+                            <m:e>
+                              <m:r>
+                                <m:t>y</m:t>
+                              </m:r>
+                            </m:e>
+                          </m:mr>
+                        </m:m>
+                      </m:e>
+                    </m:d>
+                    <m:r>
+                      <m:t>&amp;</m:t>
+                    </m:r>
+                    <m:r>
+                      <m:rPr>
+                        <m:sty m:val="p"/>
+                      </m:rPr>
+                      <m:t>=</m:t>
+                    </m:r>
+                    <m:d>
+                      <m:dPr>
+                        <m:begChr m:val="["/>
+                        <m:sepChr m:val=""/>
+                        <m:endChr m:val="]"/>
+                        <m:grow/>
+                      </m:dPr>
+                      <m:e>
+                        <m:m>
+                          <m:mPr>
+                            <m:baseJc m:val="center"/>
+                            <m:plcHide m:val="on"/>
+                            <m:mcs>
+                              <m:mc>
+                                <m:mcPr>
+                                  <m:mcJc m:val="center"/>
+                                  <m:count m:val="1"/>
+                                </m:mcPr>
+                              </m:mc>
+                              <m:mc>
+                                <m:mcPr>
+                                  <m:mcJc m:val="center"/>
+                                  <m:count m:val="1"/>
+                                </m:mcPr>
+                              </m:mc>
+                            </m:mcs>
+                          </m:mPr>
+                          <m:mr>
+                            <m:e>
+                              <m:f>
+                                <m:fPr>
+                                  <m:type m:val="bar"/>
+                                </m:fPr>
+                                <m:num>
+                                  <m:r>
+                                    <m:t>3</m:t>
+                                  </m:r>
+                                </m:num>
+                                <m:den>
+                                  <m:r>
+                                    <m:t>5</m:t>
+                                  </m:r>
+                                </m:den>
+                              </m:f>
+                            </m:e>
+                            <m:e>
+                              <m:f>
+                                <m:fPr>
+                                  <m:type m:val="bar"/>
+                                </m:fPr>
+                                <m:num>
+                                  <m:r>
+                                    <m:t>7</m:t>
+                                  </m:r>
+                                </m:num>
+                                <m:den>
+                                  <m:r>
+                                    <m:t>10</m:t>
+                                  </m:r>
+                                </m:den>
+                              </m:f>
+                            </m:e>
+                          </m:mr>
+                          <m:mr>
+                            <m:e>
+                              <m:f>
+                                <m:fPr>
+                                  <m:type m:val="bar"/>
+                                </m:fPr>
+                                <m:num>
+                                  <m:r>
+                                    <m:rPr>
+                                      <m:sty m:val="p"/>
+                                    </m:rPr>
+                                    <m:t>−</m:t>
+                                  </m:r>
+                                  <m:r>
+                                    <m:t>1</m:t>
+                                  </m:r>
+                                </m:num>
+                                <m:den>
+                                  <m:r>
+                                    <m:t>5</m:t>
+                                  </m:r>
+                                </m:den>
+                              </m:f>
+                            </m:e>
+                            <m:e>
+                              <m:f>
+                                <m:fPr>
+                                  <m:type m:val="bar"/>
+                                </m:fPr>
+                                <m:num>
+                                  <m:r>
+                                    <m:t>2</m:t>
+                                  </m:r>
+                                </m:num>
+                                <m:den>
+                                  <m:r>
+                                    <m:t>5</m:t>
+                                  </m:r>
+                                </m:den>
+                              </m:f>
+                            </m:e>
+                          </m:mr>
+                        </m:m>
+                      </m:e>
+                    </m:d>
+                    <m:d>
+                      <m:dPr>
+                        <m:begChr m:val="["/>
+                        <m:sepChr m:val=""/>
+                        <m:endChr m:val="]"/>
+                        <m:grow/>
+                      </m:dPr>
+                      <m:e>
+                        <m:m>
+                          <m:mPr>
+                            <m:baseJc m:val="center"/>
+                            <m:plcHide m:val="on"/>
+                            <m:mcs>
+                              <m:mc>
+                                <m:mcPr>
+                                  <m:mcJc m:val="center"/>
+                                  <m:count m:val="1"/>
+                                </m:mcPr>
+                              </m:mc>
+                            </m:mcs>
+                          </m:mPr>
+                          <m:mr>
+                            <m:e>
+                              <m:r>
+                                <m:t>1</m:t>
+                              </m:r>
+                            </m:e>
+                          </m:mr>
+                          <m:mr>
+                            <m:e>
+                              <m:r>
+                                <m:t>0</m:t>
+                              </m:r>
+                            </m:e>
+                          </m:mr>
+                        </m:m>
+                      </m:e>
+                    </m:d>
+                    <m:r>
+                      <m:rPr>
+                        <m:sty m:val="p"/>
+                      </m:rPr>
+                      <m:t>.</m:t>
+                    </m:r>
+                  </m:e>
+                </m:eqArr>
               </m:oMath>
             </m:oMathPara>
           </w:p>
@@ -7868,302 +7698,283 @@
                 <m:jc m:val="center"/>
               </m:oMathParaPr>
               <m:oMath>
-                <m:m>
-                  <m:mPr>
-                    <m:baseJc m:val="center"/>
-                    <m:plcHide m:val="on"/>
-                    <m:mcs>
-                      <m:mc>
-                        <m:mcPr>
-                          <m:mcJc m:val="right"/>
-                          <m:count m:val="1"/>
-                        </m:mcPr>
-                      </m:mc>
-                      <m:mc>
-                        <m:mcPr>
-                          <m:mcJc m:val="left"/>
-                          <m:count m:val="1"/>
-                        </m:mcPr>
-                      </m:mc>
-                    </m:mcs>
-                  </m:mPr>
-                  <m:mr>
-                    <m:e>
-                      <m:d>
-                        <m:dPr>
-                          <m:begChr m:val="["/>
-                          <m:sepChr m:val=""/>
-                          <m:endChr m:val="]"/>
-                          <m:grow/>
-                        </m:dPr>
-                        <m:e>
-                          <m:m>
-                            <m:mPr>
-                              <m:baseJc m:val="center"/>
-                              <m:plcHide m:val="on"/>
-                              <m:mcs>
-                                <m:mc>
-                                  <m:mcPr>
-                                    <m:mcJc m:val="center"/>
-                                    <m:count m:val="1"/>
-                                  </m:mcPr>
-                                </m:mc>
-                              </m:mcs>
-                            </m:mPr>
-                            <m:mr>
-                              <m:e>
-                                <m:r>
-                                  <m:t>x</m:t>
-                                </m:r>
-                              </m:e>
-                            </m:mr>
-                            <m:mr>
-                              <m:e>
-                                <m:r>
-                                  <m:t>y</m:t>
-                                </m:r>
-                              </m:e>
-                            </m:mr>
-                          </m:m>
-                        </m:e>
-                      </m:d>
-                    </m:e>
-                    <m:e>
-                      <m:r>
-                        <m:rPr>
-                          <m:sty m:val="p"/>
-                        </m:rPr>
-                        <m:t>=</m:t>
-                      </m:r>
-                      <m:d>
-                        <m:dPr>
-                          <m:begChr m:val="["/>
-                          <m:sepChr m:val=""/>
-                          <m:endChr m:val="]"/>
-                          <m:grow/>
-                        </m:dPr>
-                        <m:e>
-                          <m:m>
-                            <m:mPr>
-                              <m:baseJc m:val="center"/>
-                              <m:plcHide m:val="on"/>
-                              <m:mcs>
-                                <m:mc>
-                                  <m:mcPr>
-                                    <m:mcJc m:val="center"/>
-                                    <m:count m:val="1"/>
-                                  </m:mcPr>
-                                </m:mc>
-                                <m:mc>
-                                  <m:mcPr>
-                                    <m:mcJc m:val="center"/>
-                                    <m:count m:val="1"/>
-                                  </m:mcPr>
-                                </m:mc>
-                              </m:mcs>
-                            </m:mPr>
-                            <m:mr>
-                              <m:e>
-                                <m:f>
-                                  <m:fPr>
-                                    <m:type m:val="bar"/>
-                                  </m:fPr>
-                                  <m:num>
-                                    <m:r>
-                                      <m:t>3</m:t>
-                                    </m:r>
-                                  </m:num>
-                                  <m:den>
-                                    <m:r>
-                                      <m:t>5</m:t>
-                                    </m:r>
-                                  </m:den>
-                                </m:f>
-                              </m:e>
-                              <m:e>
-                                <m:f>
-                                  <m:fPr>
-                                    <m:type m:val="bar"/>
-                                  </m:fPr>
-                                  <m:num>
-                                    <m:r>
-                                      <m:t>7</m:t>
-                                    </m:r>
-                                  </m:num>
-                                  <m:den>
-                                    <m:r>
-                                      <m:t>10</m:t>
-                                    </m:r>
-                                  </m:den>
-                                </m:f>
-                              </m:e>
-                            </m:mr>
-                            <m:mr>
-                              <m:e>
-                                <m:f>
-                                  <m:fPr>
-                                    <m:type m:val="bar"/>
-                                  </m:fPr>
-                                  <m:num>
-                                    <m:r>
-                                      <m:rPr>
-                                        <m:sty m:val="p"/>
-                                      </m:rPr>
-                                      <m:t>−</m:t>
-                                    </m:r>
-                                    <m:r>
-                                      <m:t>1</m:t>
-                                    </m:r>
-                                  </m:num>
-                                  <m:den>
-                                    <m:r>
-                                      <m:t>5</m:t>
-                                    </m:r>
-                                  </m:den>
-                                </m:f>
-                              </m:e>
-                              <m:e>
-                                <m:f>
-                                  <m:fPr>
-                                    <m:type m:val="bar"/>
-                                  </m:fPr>
-                                  <m:num>
-                                    <m:r>
-                                      <m:t>2</m:t>
-                                    </m:r>
-                                  </m:num>
-                                  <m:den>
-                                    <m:r>
-                                      <m:t>5</m:t>
-                                    </m:r>
-                                  </m:den>
-                                </m:f>
-                              </m:e>
-                            </m:mr>
-                          </m:m>
-                        </m:e>
-                      </m:d>
-                      <m:d>
-                        <m:dPr>
-                          <m:begChr m:val="["/>
-                          <m:sepChr m:val=""/>
-                          <m:endChr m:val="]"/>
-                          <m:grow/>
-                        </m:dPr>
-                        <m:e>
-                          <m:m>
-                            <m:mPr>
-                              <m:baseJc m:val="center"/>
-                              <m:plcHide m:val="on"/>
-                              <m:mcs>
-                                <m:mc>
-                                  <m:mcPr>
-                                    <m:mcJc m:val="center"/>
-                                    <m:count m:val="1"/>
-                                  </m:mcPr>
-                                </m:mc>
-                              </m:mcs>
-                            </m:mPr>
-                            <m:mr>
-                              <m:e>
-                                <m:r>
-                                  <m:t>1</m:t>
-                                </m:r>
-                              </m:e>
-                            </m:mr>
-                            <m:mr>
-                              <m:e>
-                                <m:r>
-                                  <m:t>0</m:t>
-                                </m:r>
-                              </m:e>
-                            </m:mr>
-                          </m:m>
-                        </m:e>
-                      </m:d>
-                      <m:r>
-                        <m:rPr>
-                          <m:sty m:val="p"/>
-                        </m:rPr>
-                        <m:t>=</m:t>
-                      </m:r>
-                      <m:d>
-                        <m:dPr>
-                          <m:begChr m:val="["/>
-                          <m:sepChr m:val=""/>
-                          <m:endChr m:val="]"/>
-                          <m:grow/>
-                        </m:dPr>
-                        <m:e>
-                          <m:m>
-                            <m:mPr>
-                              <m:baseJc m:val="center"/>
-                              <m:plcHide m:val="on"/>
-                              <m:mcs>
-                                <m:mc>
-                                  <m:mcPr>
-                                    <m:mcJc m:val="center"/>
-                                    <m:count m:val="1"/>
-                                  </m:mcPr>
-                                </m:mc>
-                              </m:mcs>
-                            </m:mPr>
-                            <m:mr>
-                              <m:e>
-                                <m:f>
-                                  <m:fPr>
-                                    <m:type m:val="bar"/>
-                                  </m:fPr>
-                                  <m:num>
-                                    <m:r>
-                                      <m:t>3</m:t>
-                                    </m:r>
-                                  </m:num>
-                                  <m:den>
-                                    <m:r>
-                                      <m:t>5</m:t>
-                                    </m:r>
-                                  </m:den>
-                                </m:f>
-                              </m:e>
-                            </m:mr>
-                            <m:mr>
-                              <m:e>
-                                <m:r>
-                                  <m:rPr>
-                                    <m:sty m:val="p"/>
-                                  </m:rPr>
-                                  <m:t>−</m:t>
-                                </m:r>
-                                <m:f>
-                                  <m:fPr>
-                                    <m:type m:val="bar"/>
-                                  </m:fPr>
-                                  <m:num>
-                                    <m:r>
-                                      <m:t>1</m:t>
-                                    </m:r>
-                                  </m:num>
-                                  <m:den>
-                                    <m:r>
-                                      <m:t>5</m:t>
-                                    </m:r>
-                                  </m:den>
-                                </m:f>
-                              </m:e>
-                            </m:mr>
-                          </m:m>
-                        </m:e>
-                      </m:d>
-                      <m:r>
-                        <m:rPr>
-                          <m:sty m:val="p"/>
-                        </m:rPr>
-                        <m:t>.</m:t>
-                      </m:r>
-                    </m:e>
-                  </m:mr>
-                </m:m>
+                <m:eqArr>
+                  <m:e>
+                    <m:d>
+                      <m:dPr>
+                        <m:begChr m:val="["/>
+                        <m:sepChr m:val=""/>
+                        <m:endChr m:val="]"/>
+                        <m:grow/>
+                      </m:dPr>
+                      <m:e>
+                        <m:m>
+                          <m:mPr>
+                            <m:baseJc m:val="center"/>
+                            <m:plcHide m:val="on"/>
+                            <m:mcs>
+                              <m:mc>
+                                <m:mcPr>
+                                  <m:mcJc m:val="center"/>
+                                  <m:count m:val="1"/>
+                                </m:mcPr>
+                              </m:mc>
+                            </m:mcs>
+                          </m:mPr>
+                          <m:mr>
+                            <m:e>
+                              <m:r>
+                                <m:t>x</m:t>
+                              </m:r>
+                            </m:e>
+                          </m:mr>
+                          <m:mr>
+                            <m:e>
+                              <m:r>
+                                <m:t>y</m:t>
+                              </m:r>
+                            </m:e>
+                          </m:mr>
+                        </m:m>
+                      </m:e>
+                    </m:d>
+                    <m:r>
+                      <m:t>&amp;</m:t>
+                    </m:r>
+                    <m:r>
+                      <m:rPr>
+                        <m:sty m:val="p"/>
+                      </m:rPr>
+                      <m:t>=</m:t>
+                    </m:r>
+                    <m:d>
+                      <m:dPr>
+                        <m:begChr m:val="["/>
+                        <m:sepChr m:val=""/>
+                        <m:endChr m:val="]"/>
+                        <m:grow/>
+                      </m:dPr>
+                      <m:e>
+                        <m:m>
+                          <m:mPr>
+                            <m:baseJc m:val="center"/>
+                            <m:plcHide m:val="on"/>
+                            <m:mcs>
+                              <m:mc>
+                                <m:mcPr>
+                                  <m:mcJc m:val="center"/>
+                                  <m:count m:val="1"/>
+                                </m:mcPr>
+                              </m:mc>
+                              <m:mc>
+                                <m:mcPr>
+                                  <m:mcJc m:val="center"/>
+                                  <m:count m:val="1"/>
+                                </m:mcPr>
+                              </m:mc>
+                            </m:mcs>
+                          </m:mPr>
+                          <m:mr>
+                            <m:e>
+                              <m:f>
+                                <m:fPr>
+                                  <m:type m:val="bar"/>
+                                </m:fPr>
+                                <m:num>
+                                  <m:r>
+                                    <m:t>3</m:t>
+                                  </m:r>
+                                </m:num>
+                                <m:den>
+                                  <m:r>
+                                    <m:t>5</m:t>
+                                  </m:r>
+                                </m:den>
+                              </m:f>
+                            </m:e>
+                            <m:e>
+                              <m:f>
+                                <m:fPr>
+                                  <m:type m:val="bar"/>
+                                </m:fPr>
+                                <m:num>
+                                  <m:r>
+                                    <m:t>7</m:t>
+                                  </m:r>
+                                </m:num>
+                                <m:den>
+                                  <m:r>
+                                    <m:t>10</m:t>
+                                  </m:r>
+                                </m:den>
+                              </m:f>
+                            </m:e>
+                          </m:mr>
+                          <m:mr>
+                            <m:e>
+                              <m:f>
+                                <m:fPr>
+                                  <m:type m:val="bar"/>
+                                </m:fPr>
+                                <m:num>
+                                  <m:r>
+                                    <m:rPr>
+                                      <m:sty m:val="p"/>
+                                    </m:rPr>
+                                    <m:t>−</m:t>
+                                  </m:r>
+                                  <m:r>
+                                    <m:t>1</m:t>
+                                  </m:r>
+                                </m:num>
+                                <m:den>
+                                  <m:r>
+                                    <m:t>5</m:t>
+                                  </m:r>
+                                </m:den>
+                              </m:f>
+                            </m:e>
+                            <m:e>
+                              <m:f>
+                                <m:fPr>
+                                  <m:type m:val="bar"/>
+                                </m:fPr>
+                                <m:num>
+                                  <m:r>
+                                    <m:t>2</m:t>
+                                  </m:r>
+                                </m:num>
+                                <m:den>
+                                  <m:r>
+                                    <m:t>5</m:t>
+                                  </m:r>
+                                </m:den>
+                              </m:f>
+                            </m:e>
+                          </m:mr>
+                        </m:m>
+                      </m:e>
+                    </m:d>
+                    <m:d>
+                      <m:dPr>
+                        <m:begChr m:val="["/>
+                        <m:sepChr m:val=""/>
+                        <m:endChr m:val="]"/>
+                        <m:grow/>
+                      </m:dPr>
+                      <m:e>
+                        <m:m>
+                          <m:mPr>
+                            <m:baseJc m:val="center"/>
+                            <m:plcHide m:val="on"/>
+                            <m:mcs>
+                              <m:mc>
+                                <m:mcPr>
+                                  <m:mcJc m:val="center"/>
+                                  <m:count m:val="1"/>
+                                </m:mcPr>
+                              </m:mc>
+                            </m:mcs>
+                          </m:mPr>
+                          <m:mr>
+                            <m:e>
+                              <m:r>
+                                <m:t>1</m:t>
+                              </m:r>
+                            </m:e>
+                          </m:mr>
+                          <m:mr>
+                            <m:e>
+                              <m:r>
+                                <m:t>0</m:t>
+                              </m:r>
+                            </m:e>
+                          </m:mr>
+                        </m:m>
+                      </m:e>
+                    </m:d>
+                    <m:r>
+                      <m:rPr>
+                        <m:sty m:val="p"/>
+                      </m:rPr>
+                      <m:t>=</m:t>
+                    </m:r>
+                    <m:d>
+                      <m:dPr>
+                        <m:begChr m:val="["/>
+                        <m:sepChr m:val=""/>
+                        <m:endChr m:val="]"/>
+                        <m:grow/>
+                      </m:dPr>
+                      <m:e>
+                        <m:m>
+                          <m:mPr>
+                            <m:baseJc m:val="center"/>
+                            <m:plcHide m:val="on"/>
+                            <m:mcs>
+                              <m:mc>
+                                <m:mcPr>
+                                  <m:mcJc m:val="center"/>
+                                  <m:count m:val="1"/>
+                                </m:mcPr>
+                              </m:mc>
+                            </m:mcs>
+                          </m:mPr>
+                          <m:mr>
+                            <m:e>
+                              <m:f>
+                                <m:fPr>
+                                  <m:type m:val="bar"/>
+                                </m:fPr>
+                                <m:num>
+                                  <m:r>
+                                    <m:t>3</m:t>
+                                  </m:r>
+                                </m:num>
+                                <m:den>
+                                  <m:r>
+                                    <m:t>5</m:t>
+                                  </m:r>
+                                </m:den>
+                              </m:f>
+                            </m:e>
+                          </m:mr>
+                          <m:mr>
+                            <m:e>
+                              <m:r>
+                                <m:rPr>
+                                  <m:sty m:val="p"/>
+                                </m:rPr>
+                                <m:t>−</m:t>
+                              </m:r>
+                              <m:f>
+                                <m:fPr>
+                                  <m:type m:val="bar"/>
+                                </m:fPr>
+                                <m:num>
+                                  <m:r>
+                                    <m:t>1</m:t>
+                                  </m:r>
+                                </m:num>
+                                <m:den>
+                                  <m:r>
+                                    <m:t>5</m:t>
+                                  </m:r>
+                                </m:den>
+                              </m:f>
+                            </m:e>
+                          </m:mr>
+                        </m:m>
+                      </m:e>
+                    </m:d>
+                    <m:r>
+                      <m:rPr>
+                        <m:sty m:val="p"/>
+                      </m:rPr>
+                      <m:t>.</m:t>
+                    </m:r>
+                  </m:e>
+                </m:eqArr>
               </m:oMath>
             </m:oMathPara>
           </w:p>
@@ -8323,18 +8134,18 @@
                 <wp:inline>
                   <wp:extent cx="152400" cy="152400"/>
                   <wp:effectExtent b="0" l="0" r="0" t="0"/>
-                  <wp:docPr descr="" title="" id="41" name="Picture"/>
+                  <wp:docPr descr="" title="" id="30" name="Picture"/>
                   <a:graphic>
                     <a:graphicData uri="http://schemas.openxmlformats.org/drawingml/2006/picture">
                       <pic:pic>
                         <pic:nvPicPr>
-                          <pic:cNvPr descr="/Applications/quarto/share/formats/docx/note.png" id="42" name="Picture"/>
+                          <pic:cNvPr descr="/Applications/quarto/share/formats/docx/note.png" id="31" name="Picture"/>
                           <pic:cNvPicPr>
                             <a:picLocks noChangeArrowheads="1" noChangeAspect="1"/>
                           </pic:cNvPicPr>
                         </pic:nvPicPr>
                         <pic:blipFill>
-                          <a:blip r:embed="rId23"/>
+                          <a:blip r:embed="rId12"/>
                           <a:stretch>
                             <a:fillRect/>
                           </a:stretch>
@@ -9060,8 +8871,8 @@
         </w:tc>
       </w:tr>
     </w:tbl>
-    <w:bookmarkEnd w:id="43"/>
-    <w:bookmarkStart w:id="44" w:name="quick-check-problems"/>
+    <w:bookmarkEnd w:id="32"/>
+    <w:bookmarkStart w:id="33" w:name="quick-check-problems"/>
     <w:p>
       <w:pPr>
         <w:pStyle w:val="Heading1"/>
@@ -9070,8 +8881,8 @@
         <w:t xml:space="preserve">Quick check problems</w:t>
       </w:r>
     </w:p>
-    <w:bookmarkEnd w:id="44"/>
-    <w:bookmarkStart w:id="48" w:name="further-reading"/>
+    <w:bookmarkEnd w:id="33"/>
+    <w:bookmarkStart w:id="37" w:name="further-reading"/>
     <w:p>
       <w:pPr>
         <w:pStyle w:val="Heading1"/>
@@ -9092,7 +8903,7 @@
       <w:pPr>
         <w:pStyle w:val="BodyText"/>
       </w:pPr>
-      <w:hyperlink r:id="rId45">
+      <w:hyperlink r:id="rId34">
         <w:r>
           <w:rPr>
             <w:rStyle w:val="Hyperlink"/>
@@ -9103,7 +8914,7 @@
       <w:r>
         <w:t xml:space="preserve"> </w:t>
       </w:r>
-      <w:hyperlink r:id="rId45">
+      <w:hyperlink r:id="rId34">
         <w:r>
           <w:rPr>
             <w:rStyle w:val="Hyperlink"/>
@@ -9112,7 +8923,7 @@
         </w:r>
       </w:hyperlink>
     </w:p>
-    <w:bookmarkStart w:id="47" w:name="version-history"/>
+    <w:bookmarkStart w:id="36" w:name="version-history"/>
     <w:p>
       <w:pPr>
         <w:pStyle w:val="Heading2"/>
@@ -9133,7 +8944,7 @@
       <w:pPr>
         <w:pStyle w:val="BodyText"/>
       </w:pPr>
-      <w:hyperlink r:id="rId46">
+      <w:hyperlink r:id="rId35">
         <w:r>
           <w:rPr>
             <w:rStyle w:val="Hyperlink"/>
@@ -9142,8 +8953,8 @@
         </w:r>
       </w:hyperlink>
     </w:p>
-    <w:bookmarkEnd w:id="47"/>
-    <w:bookmarkEnd w:id="48"/>
+    <w:bookmarkEnd w:id="36"/>
+    <w:bookmarkEnd w:id="37"/>
     <w:sectPr>
       <w:pgSz w:h="15840" w:w="12240"/>
       <w:pgMar w:bottom="1440" w:footer="720" w:gutter="0" w:header="720" w:left="1440" w:right="1440" w:top="1440"/>
